--- a/templates/template_contrato_instructor.docx
+++ b/templates/template_contrato_instructor.docx
@@ -563,16 +563,7 @@
           <w:sz w:val="24"/>
           <w:szCs w:val="24"/>
         </w:rPr>
-        <w:t>”</w:t>
-      </w:r>
-      <w:r>
-        <w:rPr>
-          <w:rFonts w:ascii="Century Gothic" w:eastAsia="Century Gothic" w:hAnsi="Century Gothic" w:cs="Century Gothic"/>
-          <w:color w:val="000000"/>
-          <w:sz w:val="24"/>
-          <w:szCs w:val="24"/>
-        </w:rPr>
-        <w:t>, ¨</w:t>
+        <w:t>”, ¨</w:t>
       </w:r>
       <w:r>
         <w:rPr>
@@ -661,27 +652,138 @@
           <w:sz w:val="24"/>
           <w:szCs w:val="24"/>
         </w:rPr>
-        <w:t xml:space="preserve">CLÁUSULA PRIMERA: </w:t>
-      </w:r>
-      <w:proofErr w:type="gramStart"/>
-      <w:r>
-        <w:rPr>
-          <w:rFonts w:ascii="Century Gothic" w:eastAsia="Century Gothic" w:hAnsi="Century Gothic" w:cs="Century Gothic"/>
-          <w:b/>
-          <w:bCs/>
-          <w:color w:val="000000"/>
-          <w:sz w:val="24"/>
-          <w:szCs w:val="24"/>
-        </w:rPr>
-        <w:t>ANTECEDENTES.-</w:t>
-      </w:r>
-      <w:proofErr w:type="gramEnd"/>
-      <w:r>
-        <w:rPr>
-          <w:rFonts w:ascii="Century Gothic" w:eastAsia="Century Gothic" w:hAnsi="Century Gothic" w:cs="Century Gothic"/>
-          <w:b/>
-          <w:bCs/>
-          <w:color w:val="000000"/>
+        <w:t xml:space="preserve">CLÁUSULA PRIMERA: ANTECEDENTES.- </w:t>
+      </w:r>
+      <w:r>
+        <w:rPr>
+          <w:rFonts w:ascii="Century Gothic" w:eastAsia="Century Gothic" w:hAnsi="Century Gothic" w:cs="Century Gothic"/>
+          <w:b/>
+          <w:bCs/>
+          <w:sz w:val="24"/>
+          <w:szCs w:val="24"/>
+        </w:rPr>
+        <w:t>ENGLISH-ON-ACADEMY</w:t>
+      </w:r>
+      <w:r>
+        <w:rPr>
+          <w:rFonts w:ascii="Century Gothic" w:eastAsia="Century Gothic" w:hAnsi="Century Gothic" w:cs="Century Gothic"/>
+          <w:b/>
+          <w:bCs/>
+          <w:color w:val="000000"/>
+          <w:sz w:val="24"/>
+          <w:szCs w:val="24"/>
+        </w:rPr>
+        <w:t xml:space="preserve"> S.A.S.</w:t>
+      </w:r>
+      <w:r>
+        <w:rPr>
+          <w:rFonts w:ascii="Century Gothic" w:eastAsia="Century Gothic" w:hAnsi="Century Gothic" w:cs="Century Gothic"/>
+          <w:color w:val="000000"/>
+          <w:sz w:val="24"/>
+          <w:szCs w:val="24"/>
+        </w:rPr>
+        <w:t xml:space="preserve"> es una compañía domiciliada en el cantón </w:t>
+      </w:r>
+      <w:r>
+        <w:rPr>
+          <w:rFonts w:ascii="Century Gothic" w:eastAsia="Century Gothic" w:hAnsi="Century Gothic" w:cs="Century Gothic"/>
+          <w:sz w:val="24"/>
+          <w:szCs w:val="24"/>
+        </w:rPr>
+        <w:t>{</w:t>
+      </w:r>
+      <w:proofErr w:type="spellStart"/>
+      <w:r>
+        <w:rPr>
+          <w:rFonts w:ascii="Century Gothic" w:eastAsia="Century Gothic" w:hAnsi="Century Gothic" w:cs="Century Gothic"/>
+          <w:sz w:val="24"/>
+          <w:szCs w:val="24"/>
+        </w:rPr>
+        <w:t>city</w:t>
+      </w:r>
+      <w:proofErr w:type="spellEnd"/>
+      <w:r>
+        <w:rPr>
+          <w:rFonts w:ascii="Century Gothic" w:eastAsia="Century Gothic" w:hAnsi="Century Gothic" w:cs="Century Gothic"/>
+          <w:sz w:val="24"/>
+          <w:szCs w:val="24"/>
+        </w:rPr>
+        <w:t>}</w:t>
+      </w:r>
+      <w:r>
+        <w:rPr>
+          <w:rFonts w:ascii="Century Gothic" w:eastAsia="Century Gothic" w:hAnsi="Century Gothic" w:cs="Century Gothic"/>
+          <w:color w:val="000000"/>
+          <w:sz w:val="24"/>
+          <w:szCs w:val="24"/>
+        </w:rPr>
+        <w:t xml:space="preserve">, con </w:t>
+      </w:r>
+      <w:r>
+        <w:rPr>
+          <w:rFonts w:ascii="Century Gothic" w:eastAsia="Century Gothic" w:hAnsi="Century Gothic" w:cs="Century Gothic"/>
+          <w:sz w:val="24"/>
+          <w:szCs w:val="24"/>
+        </w:rPr>
+        <w:t xml:space="preserve">sucursales en las ciudades de Guayaquil y Quito, </w:t>
+      </w:r>
+      <w:r>
+        <w:rPr>
+          <w:rFonts w:ascii="Century Gothic" w:eastAsia="Century Gothic" w:hAnsi="Century Gothic" w:cs="Century Gothic"/>
+          <w:color w:val="000000"/>
+          <w:sz w:val="24"/>
+          <w:szCs w:val="24"/>
+        </w:rPr>
+        <w:t xml:space="preserve">cuya actividad económica, principal o </w:t>
+      </w:r>
+      <w:r>
+        <w:rPr>
+          <w:rFonts w:ascii="Century Gothic" w:eastAsia="Century Gothic" w:hAnsi="Century Gothic" w:cs="Century Gothic"/>
+          <w:sz w:val="24"/>
+          <w:szCs w:val="24"/>
+        </w:rPr>
+        <w:t xml:space="preserve">única, </w:t>
+      </w:r>
+      <w:r>
+        <w:rPr>
+          <w:rFonts w:ascii="Century Gothic" w:eastAsia="Century Gothic" w:hAnsi="Century Gothic" w:cs="Century Gothic"/>
+          <w:color w:val="000000"/>
+          <w:sz w:val="24"/>
+          <w:szCs w:val="24"/>
+        </w:rPr>
+        <w:t xml:space="preserve">es la </w:t>
+      </w:r>
+      <w:r>
+        <w:rPr>
+          <w:rFonts w:ascii="Century Gothic" w:eastAsia="Century Gothic" w:hAnsi="Century Gothic" w:cs="Century Gothic"/>
+          <w:b/>
+          <w:bCs/>
+          <w:color w:val="0D0D0D"/>
+          <w:sz w:val="24"/>
+          <w:szCs w:val="24"/>
+        </w:rPr>
+        <w:t>ENSEÑANZA DE IDIOMAS Y CLASES DE CONVERSACIÓN</w:t>
+      </w:r>
+      <w:r>
+        <w:rPr>
+          <w:rFonts w:ascii="Century Gothic" w:eastAsia="Century Gothic" w:hAnsi="Century Gothic" w:cs="Century Gothic"/>
+          <w:sz w:val="24"/>
+          <w:szCs w:val="24"/>
+        </w:rPr>
+        <w:t xml:space="preserve">; actividad por la cual </w:t>
+      </w:r>
+      <w:r>
+        <w:rPr>
+          <w:rFonts w:ascii="Century Gothic" w:eastAsia="Century Gothic" w:hAnsi="Century Gothic" w:cs="Century Gothic"/>
+          <w:color w:val="000000"/>
+          <w:sz w:val="24"/>
+          <w:szCs w:val="24"/>
+        </w:rPr>
+        <w:t>requiere contratar los servicios lícitos y personales de un(a)</w:t>
+      </w:r>
+      <w:r>
+        <w:rPr>
+          <w:rFonts w:ascii="Century Gothic" w:eastAsia="Century Gothic" w:hAnsi="Century Gothic" w:cs="Century Gothic"/>
           <w:sz w:val="24"/>
           <w:szCs w:val="24"/>
         </w:rPr>
@@ -690,36 +792,192 @@
       <w:r>
         <w:rPr>
           <w:rFonts w:ascii="Century Gothic" w:eastAsia="Century Gothic" w:hAnsi="Century Gothic" w:cs="Century Gothic"/>
-          <w:b/>
-          <w:bCs/>
-          <w:sz w:val="24"/>
-          <w:szCs w:val="24"/>
-        </w:rPr>
-        <w:t>ENGLISH-ON-ACADEMY</w:t>
-      </w:r>
-      <w:r>
-        <w:rPr>
-          <w:rFonts w:ascii="Century Gothic" w:eastAsia="Century Gothic" w:hAnsi="Century Gothic" w:cs="Century Gothic"/>
-          <w:b/>
-          <w:bCs/>
-          <w:color w:val="000000"/>
-          <w:sz w:val="24"/>
-          <w:szCs w:val="24"/>
-        </w:rPr>
-        <w:t xml:space="preserve"> S.A.S.</w:t>
-      </w:r>
-      <w:r>
-        <w:rPr>
-          <w:rFonts w:ascii="Century Gothic" w:eastAsia="Century Gothic" w:hAnsi="Century Gothic" w:cs="Century Gothic"/>
-          <w:color w:val="000000"/>
-          <w:sz w:val="24"/>
-          <w:szCs w:val="24"/>
-        </w:rPr>
-        <w:t xml:space="preserve"> es una compañía domiciliada en el cantón </w:t>
-      </w:r>
-      <w:r>
-        <w:rPr>
-          <w:rFonts w:ascii="Century Gothic" w:eastAsia="Century Gothic" w:hAnsi="Century Gothic" w:cs="Century Gothic"/>
+          <w:color w:val="000000"/>
+          <w:sz w:val="24"/>
+          <w:szCs w:val="24"/>
+        </w:rPr>
+        <w:t>trabajador(a) que cumpla sus funciones de acuerdo a la modalidad y bajo las condiciones señaladas en las cláusulas siguientes.</w:t>
+      </w:r>
+    </w:p>
+    <w:p>
+      <w:pPr>
+        <w:pBdr>
+          <w:top w:val="nil"/>
+          <w:left w:val="nil"/>
+          <w:bottom w:val="nil"/>
+          <w:right w:val="nil"/>
+          <w:between w:val="nil"/>
+        </w:pBdr>
+        <w:spacing w:after="0" w:line="240" w:lineRule="auto"/>
+        <w:jc w:val="both"/>
+        <w:rPr>
+          <w:rFonts w:ascii="Century Gothic" w:eastAsia="Century Gothic" w:hAnsi="Century Gothic" w:cs="Century Gothic"/>
+          <w:color w:val="000000"/>
+          <w:sz w:val="24"/>
+          <w:szCs w:val="24"/>
+        </w:rPr>
+      </w:pPr>
+    </w:p>
+    <w:p>
+      <w:pPr>
+        <w:pBdr>
+          <w:top w:val="nil"/>
+          <w:left w:val="nil"/>
+          <w:bottom w:val="nil"/>
+          <w:right w:val="nil"/>
+          <w:between w:val="nil"/>
+        </w:pBdr>
+        <w:spacing w:after="0" w:line="240" w:lineRule="auto"/>
+        <w:jc w:val="both"/>
+        <w:rPr>
+          <w:rFonts w:ascii="Century Gothic" w:eastAsia="Century Gothic" w:hAnsi="Century Gothic" w:cs="Century Gothic"/>
+          <w:color w:val="000000"/>
+          <w:sz w:val="24"/>
+          <w:szCs w:val="24"/>
+        </w:rPr>
+      </w:pPr>
+      <w:r>
+        <w:rPr>
+          <w:rFonts w:ascii="Century Gothic" w:eastAsia="Century Gothic" w:hAnsi="Century Gothic" w:cs="Century Gothic"/>
+          <w:color w:val="000000"/>
+          <w:sz w:val="24"/>
+          <w:szCs w:val="24"/>
+        </w:rPr>
+        <w:t xml:space="preserve">Por su parte, el(la) </w:t>
+      </w:r>
+      <w:r>
+        <w:rPr>
+          <w:rFonts w:ascii="Century Gothic" w:eastAsia="Century Gothic" w:hAnsi="Century Gothic" w:cs="Century Gothic"/>
+          <w:b/>
+          <w:bCs/>
+          <w:color w:val="000000"/>
+          <w:sz w:val="24"/>
+          <w:szCs w:val="24"/>
+        </w:rPr>
+        <w:t>TRABAJADOR(A)</w:t>
+      </w:r>
+      <w:r>
+        <w:rPr>
+          <w:rFonts w:ascii="Century Gothic" w:eastAsia="Century Gothic" w:hAnsi="Century Gothic" w:cs="Century Gothic"/>
+          <w:color w:val="000000"/>
+          <w:sz w:val="24"/>
+          <w:szCs w:val="24"/>
+        </w:rPr>
+        <w:t xml:space="preserve"> manifiesta contar con la preparación y/o experiencia necesaria para ejercer el cargo o labores requeridas por la </w:t>
+      </w:r>
+      <w:r>
+        <w:rPr>
+          <w:rFonts w:ascii="Century Gothic" w:eastAsia="Century Gothic" w:hAnsi="Century Gothic" w:cs="Century Gothic"/>
+          <w:b/>
+          <w:bCs/>
+          <w:color w:val="000000"/>
+          <w:sz w:val="24"/>
+          <w:szCs w:val="24"/>
+        </w:rPr>
+        <w:t>EMPRESA</w:t>
+      </w:r>
+      <w:r>
+        <w:rPr>
+          <w:rFonts w:ascii="Century Gothic" w:eastAsia="Century Gothic" w:hAnsi="Century Gothic" w:cs="Century Gothic"/>
+          <w:color w:val="000000"/>
+          <w:sz w:val="24"/>
+          <w:szCs w:val="24"/>
+        </w:rPr>
+        <w:t xml:space="preserve"> y señaladas en el presente instrumento.</w:t>
+      </w:r>
+    </w:p>
+    <w:p>
+      <w:pPr>
+        <w:pBdr>
+          <w:top w:val="nil"/>
+          <w:left w:val="nil"/>
+          <w:bottom w:val="nil"/>
+          <w:right w:val="nil"/>
+          <w:between w:val="nil"/>
+        </w:pBdr>
+        <w:spacing w:after="0" w:line="240" w:lineRule="auto"/>
+        <w:rPr>
+          <w:rFonts w:ascii="Century Gothic" w:eastAsia="Century Gothic" w:hAnsi="Century Gothic" w:cs="Century Gothic"/>
+          <w:color w:val="000000"/>
+          <w:sz w:val="24"/>
+          <w:szCs w:val="24"/>
+        </w:rPr>
+      </w:pPr>
+    </w:p>
+    <w:p>
+      <w:pPr>
+        <w:pBdr>
+          <w:top w:val="nil"/>
+          <w:left w:val="nil"/>
+          <w:bottom w:val="nil"/>
+          <w:right w:val="nil"/>
+          <w:between w:val="nil"/>
+        </w:pBdr>
+        <w:spacing w:after="0" w:line="240" w:lineRule="auto"/>
+        <w:jc w:val="both"/>
+        <w:rPr>
+          <w:rFonts w:ascii="Century Gothic" w:eastAsia="Century Gothic" w:hAnsi="Century Gothic" w:cs="Century Gothic"/>
+          <w:color w:val="000000"/>
+          <w:sz w:val="24"/>
+          <w:szCs w:val="24"/>
+        </w:rPr>
+      </w:pPr>
+      <w:r>
+        <w:rPr>
+          <w:rFonts w:ascii="Century Gothic" w:eastAsia="Century Gothic" w:hAnsi="Century Gothic" w:cs="Century Gothic"/>
+          <w:b/>
+          <w:bCs/>
+          <w:color w:val="000000"/>
+          <w:sz w:val="24"/>
+          <w:szCs w:val="24"/>
+        </w:rPr>
+        <w:t>CLÁUSULA SEGUNDA</w:t>
+      </w:r>
+      <w:r>
+        <w:rPr>
+          <w:rFonts w:ascii="Century Gothic" w:eastAsia="Century Gothic" w:hAnsi="Century Gothic" w:cs="Century Gothic"/>
+          <w:b/>
+          <w:bCs/>
+          <w:sz w:val="24"/>
+          <w:szCs w:val="24"/>
+        </w:rPr>
+        <w:t>:</w:t>
+      </w:r>
+      <w:r>
+        <w:rPr>
+          <w:rFonts w:ascii="Century Gothic" w:eastAsia="Century Gothic" w:hAnsi="Century Gothic" w:cs="Century Gothic"/>
+          <w:b/>
+          <w:bCs/>
+          <w:color w:val="000000"/>
+          <w:sz w:val="24"/>
+          <w:szCs w:val="24"/>
+        </w:rPr>
+        <w:t xml:space="preserve"> OBJETO Y LABOR A DESEMPEÑAR</w:t>
+      </w:r>
+      <w:r>
+        <w:rPr>
+          <w:rFonts w:ascii="Century Gothic" w:eastAsia="Century Gothic" w:hAnsi="Century Gothic" w:cs="Century Gothic"/>
+          <w:b/>
+          <w:bCs/>
+          <w:sz w:val="24"/>
+          <w:szCs w:val="24"/>
+        </w:rPr>
+        <w:t>.-</w:t>
+      </w:r>
+      <w:r>
+        <w:rPr>
+          <w:rFonts w:ascii="Century Gothic" w:eastAsia="Century Gothic" w:hAnsi="Century Gothic" w:cs="Century Gothic"/>
+          <w:color w:val="000000"/>
+          <w:sz w:val="24"/>
+          <w:szCs w:val="24"/>
+        </w:rPr>
+        <w:t xml:space="preserve"> Con los antecedentes expuestos, la EMPLEADORA contrata los servicios lícitos y personales del (de la) TRABAJADOR(A), con la finalidad que cumpla el cargo de </w:t>
+      </w:r>
+      <w:r>
+        <w:rPr>
+          <w:rFonts w:ascii="Century Gothic" w:eastAsia="Century Gothic" w:hAnsi="Century Gothic" w:cs="Century Gothic"/>
+          <w:b/>
+          <w:bCs/>
           <w:sz w:val="24"/>
           <w:szCs w:val="24"/>
         </w:rPr>
@@ -729,15 +987,19 @@
       <w:r>
         <w:rPr>
           <w:rFonts w:ascii="Century Gothic" w:eastAsia="Century Gothic" w:hAnsi="Century Gothic" w:cs="Century Gothic"/>
-          <w:sz w:val="24"/>
-          <w:szCs w:val="24"/>
-        </w:rPr>
-        <w:t>city</w:t>
+          <w:b/>
+          <w:bCs/>
+          <w:sz w:val="24"/>
+          <w:szCs w:val="24"/>
+        </w:rPr>
+        <w:t>work_title</w:t>
       </w:r>
       <w:proofErr w:type="spellEnd"/>
       <w:r>
         <w:rPr>
           <w:rFonts w:ascii="Century Gothic" w:eastAsia="Century Gothic" w:hAnsi="Century Gothic" w:cs="Century Gothic"/>
+          <w:b/>
+          <w:bCs/>
           <w:sz w:val="24"/>
           <w:szCs w:val="24"/>
         </w:rPr>
@@ -750,334 +1012,6 @@
           <w:sz w:val="24"/>
           <w:szCs w:val="24"/>
         </w:rPr>
-        <w:t xml:space="preserve">, con </w:t>
-      </w:r>
-      <w:r>
-        <w:rPr>
-          <w:rFonts w:ascii="Century Gothic" w:eastAsia="Century Gothic" w:hAnsi="Century Gothic" w:cs="Century Gothic"/>
-          <w:sz w:val="24"/>
-          <w:szCs w:val="24"/>
-        </w:rPr>
-        <w:t xml:space="preserve">sucursales en las ciudades de Guayaquil y Quito, </w:t>
-      </w:r>
-      <w:r>
-        <w:rPr>
-          <w:rFonts w:ascii="Century Gothic" w:eastAsia="Century Gothic" w:hAnsi="Century Gothic" w:cs="Century Gothic"/>
-          <w:color w:val="000000"/>
-          <w:sz w:val="24"/>
-          <w:szCs w:val="24"/>
-        </w:rPr>
-        <w:t xml:space="preserve">cuya actividad económica, principal o </w:t>
-      </w:r>
-      <w:r>
-        <w:rPr>
-          <w:rFonts w:ascii="Century Gothic" w:eastAsia="Century Gothic" w:hAnsi="Century Gothic" w:cs="Century Gothic"/>
-          <w:sz w:val="24"/>
-          <w:szCs w:val="24"/>
-        </w:rPr>
-        <w:t xml:space="preserve">única, </w:t>
-      </w:r>
-      <w:r>
-        <w:rPr>
-          <w:rFonts w:ascii="Century Gothic" w:eastAsia="Century Gothic" w:hAnsi="Century Gothic" w:cs="Century Gothic"/>
-          <w:color w:val="000000"/>
-          <w:sz w:val="24"/>
-          <w:szCs w:val="24"/>
-        </w:rPr>
-        <w:t xml:space="preserve">es la </w:t>
-      </w:r>
-      <w:r>
-        <w:rPr>
-          <w:rFonts w:ascii="Century Gothic" w:eastAsia="Century Gothic" w:hAnsi="Century Gothic" w:cs="Century Gothic"/>
-          <w:b/>
-          <w:bCs/>
-          <w:color w:val="0D0D0D"/>
-          <w:sz w:val="24"/>
-          <w:szCs w:val="24"/>
-        </w:rPr>
-        <w:t>ENSEÑANZA DE IDIOMAS Y CLASES DE CONVERSACIÓN</w:t>
-      </w:r>
-      <w:r>
-        <w:rPr>
-          <w:rFonts w:ascii="Century Gothic" w:eastAsia="Century Gothic" w:hAnsi="Century Gothic" w:cs="Century Gothic"/>
-          <w:sz w:val="24"/>
-          <w:szCs w:val="24"/>
-        </w:rPr>
-        <w:t xml:space="preserve">; actividad por la cual </w:t>
-      </w:r>
-      <w:r>
-        <w:rPr>
-          <w:rFonts w:ascii="Century Gothic" w:eastAsia="Century Gothic" w:hAnsi="Century Gothic" w:cs="Century Gothic"/>
-          <w:color w:val="000000"/>
-          <w:sz w:val="24"/>
-          <w:szCs w:val="24"/>
-        </w:rPr>
-        <w:t>requiere contratar los servicios lícitos y personales de un(a)</w:t>
-      </w:r>
-      <w:r>
-        <w:rPr>
-          <w:rFonts w:ascii="Century Gothic" w:eastAsia="Century Gothic" w:hAnsi="Century Gothic" w:cs="Century Gothic"/>
-          <w:sz w:val="24"/>
-          <w:szCs w:val="24"/>
-        </w:rPr>
-        <w:t xml:space="preserve"> </w:t>
-      </w:r>
-      <w:r>
-        <w:rPr>
-          <w:rFonts w:ascii="Century Gothic" w:eastAsia="Century Gothic" w:hAnsi="Century Gothic" w:cs="Century Gothic"/>
-          <w:color w:val="000000"/>
-          <w:sz w:val="24"/>
-          <w:szCs w:val="24"/>
-        </w:rPr>
-        <w:t xml:space="preserve">trabajador(a) que cumpla sus funciones </w:t>
-      </w:r>
-      <w:proofErr w:type="gramStart"/>
-      <w:r>
-        <w:rPr>
-          <w:rFonts w:ascii="Century Gothic" w:eastAsia="Century Gothic" w:hAnsi="Century Gothic" w:cs="Century Gothic"/>
-          <w:color w:val="000000"/>
-          <w:sz w:val="24"/>
-          <w:szCs w:val="24"/>
-        </w:rPr>
-        <w:t>de acuerdo a</w:t>
-      </w:r>
-      <w:proofErr w:type="gramEnd"/>
-      <w:r>
-        <w:rPr>
-          <w:rFonts w:ascii="Century Gothic" w:eastAsia="Century Gothic" w:hAnsi="Century Gothic" w:cs="Century Gothic"/>
-          <w:color w:val="000000"/>
-          <w:sz w:val="24"/>
-          <w:szCs w:val="24"/>
-        </w:rPr>
-        <w:t xml:space="preserve"> la modalidad y bajo las condiciones señaladas en las cláusulas siguientes.</w:t>
-      </w:r>
-    </w:p>
-    <w:p>
-      <w:pPr>
-        <w:pBdr>
-          <w:top w:val="nil"/>
-          <w:left w:val="nil"/>
-          <w:bottom w:val="nil"/>
-          <w:right w:val="nil"/>
-          <w:between w:val="nil"/>
-        </w:pBdr>
-        <w:spacing w:after="0" w:line="240" w:lineRule="auto"/>
-        <w:jc w:val="both"/>
-        <w:rPr>
-          <w:rFonts w:ascii="Century Gothic" w:eastAsia="Century Gothic" w:hAnsi="Century Gothic" w:cs="Century Gothic"/>
-          <w:color w:val="000000"/>
-          <w:sz w:val="24"/>
-          <w:szCs w:val="24"/>
-        </w:rPr>
-      </w:pPr>
-    </w:p>
-    <w:p>
-      <w:pPr>
-        <w:pBdr>
-          <w:top w:val="nil"/>
-          <w:left w:val="nil"/>
-          <w:bottom w:val="nil"/>
-          <w:right w:val="nil"/>
-          <w:between w:val="nil"/>
-        </w:pBdr>
-        <w:spacing w:after="0" w:line="240" w:lineRule="auto"/>
-        <w:jc w:val="both"/>
-        <w:rPr>
-          <w:rFonts w:ascii="Century Gothic" w:eastAsia="Century Gothic" w:hAnsi="Century Gothic" w:cs="Century Gothic"/>
-          <w:color w:val="000000"/>
-          <w:sz w:val="24"/>
-          <w:szCs w:val="24"/>
-        </w:rPr>
-      </w:pPr>
-      <w:r>
-        <w:rPr>
-          <w:rFonts w:ascii="Century Gothic" w:eastAsia="Century Gothic" w:hAnsi="Century Gothic" w:cs="Century Gothic"/>
-          <w:color w:val="000000"/>
-          <w:sz w:val="24"/>
-          <w:szCs w:val="24"/>
-        </w:rPr>
-        <w:t xml:space="preserve">Por su parte, el(la) </w:t>
-      </w:r>
-      <w:r>
-        <w:rPr>
-          <w:rFonts w:ascii="Century Gothic" w:eastAsia="Century Gothic" w:hAnsi="Century Gothic" w:cs="Century Gothic"/>
-          <w:b/>
-          <w:bCs/>
-          <w:color w:val="000000"/>
-          <w:sz w:val="24"/>
-          <w:szCs w:val="24"/>
-        </w:rPr>
-        <w:t>TRABAJADOR(A)</w:t>
-      </w:r>
-      <w:r>
-        <w:rPr>
-          <w:rFonts w:ascii="Century Gothic" w:eastAsia="Century Gothic" w:hAnsi="Century Gothic" w:cs="Century Gothic"/>
-          <w:color w:val="000000"/>
-          <w:sz w:val="24"/>
-          <w:szCs w:val="24"/>
-        </w:rPr>
-        <w:t xml:space="preserve"> manifiesta contar con la preparación y/o experiencia necesaria para ejercer el cargo o labores requeridas por la </w:t>
-      </w:r>
-      <w:r>
-        <w:rPr>
-          <w:rFonts w:ascii="Century Gothic" w:eastAsia="Century Gothic" w:hAnsi="Century Gothic" w:cs="Century Gothic"/>
-          <w:b/>
-          <w:bCs/>
-          <w:color w:val="000000"/>
-          <w:sz w:val="24"/>
-          <w:szCs w:val="24"/>
-        </w:rPr>
-        <w:t>EMPRESA</w:t>
-      </w:r>
-      <w:r>
-        <w:rPr>
-          <w:rFonts w:ascii="Century Gothic" w:eastAsia="Century Gothic" w:hAnsi="Century Gothic" w:cs="Century Gothic"/>
-          <w:color w:val="000000"/>
-          <w:sz w:val="24"/>
-          <w:szCs w:val="24"/>
-        </w:rPr>
-        <w:t xml:space="preserve"> y señaladas en el presente instrumento.</w:t>
-      </w:r>
-    </w:p>
-    <w:p>
-      <w:pPr>
-        <w:pBdr>
-          <w:top w:val="nil"/>
-          <w:left w:val="nil"/>
-          <w:bottom w:val="nil"/>
-          <w:right w:val="nil"/>
-          <w:between w:val="nil"/>
-        </w:pBdr>
-        <w:spacing w:after="0" w:line="240" w:lineRule="auto"/>
-        <w:rPr>
-          <w:rFonts w:ascii="Century Gothic" w:eastAsia="Century Gothic" w:hAnsi="Century Gothic" w:cs="Century Gothic"/>
-          <w:color w:val="000000"/>
-          <w:sz w:val="24"/>
-          <w:szCs w:val="24"/>
-        </w:rPr>
-      </w:pPr>
-    </w:p>
-    <w:p>
-      <w:pPr>
-        <w:pBdr>
-          <w:top w:val="nil"/>
-          <w:left w:val="nil"/>
-          <w:bottom w:val="nil"/>
-          <w:right w:val="nil"/>
-          <w:between w:val="nil"/>
-        </w:pBdr>
-        <w:spacing w:after="0" w:line="240" w:lineRule="auto"/>
-        <w:jc w:val="both"/>
-        <w:rPr>
-          <w:rFonts w:ascii="Century Gothic" w:eastAsia="Century Gothic" w:hAnsi="Century Gothic" w:cs="Century Gothic"/>
-          <w:color w:val="000000"/>
-          <w:sz w:val="24"/>
-          <w:szCs w:val="24"/>
-        </w:rPr>
-      </w:pPr>
-      <w:r>
-        <w:rPr>
-          <w:rFonts w:ascii="Century Gothic" w:eastAsia="Century Gothic" w:hAnsi="Century Gothic" w:cs="Century Gothic"/>
-          <w:b/>
-          <w:bCs/>
-          <w:color w:val="000000"/>
-          <w:sz w:val="24"/>
-          <w:szCs w:val="24"/>
-        </w:rPr>
-        <w:t>CLÁUSULA SEGUNDA</w:t>
-      </w:r>
-      <w:r>
-        <w:rPr>
-          <w:rFonts w:ascii="Century Gothic" w:eastAsia="Century Gothic" w:hAnsi="Century Gothic" w:cs="Century Gothic"/>
-          <w:b/>
-          <w:bCs/>
-          <w:sz w:val="24"/>
-          <w:szCs w:val="24"/>
-        </w:rPr>
-        <w:t>:</w:t>
-      </w:r>
-      <w:r>
-        <w:rPr>
-          <w:rFonts w:ascii="Century Gothic" w:eastAsia="Century Gothic" w:hAnsi="Century Gothic" w:cs="Century Gothic"/>
-          <w:b/>
-          <w:bCs/>
-          <w:color w:val="000000"/>
-          <w:sz w:val="24"/>
-          <w:szCs w:val="24"/>
-        </w:rPr>
-        <w:t xml:space="preserve"> OBJETO Y LABOR A </w:t>
-      </w:r>
-      <w:proofErr w:type="gramStart"/>
-      <w:r>
-        <w:rPr>
-          <w:rFonts w:ascii="Century Gothic" w:eastAsia="Century Gothic" w:hAnsi="Century Gothic" w:cs="Century Gothic"/>
-          <w:b/>
-          <w:bCs/>
-          <w:color w:val="000000"/>
-          <w:sz w:val="24"/>
-          <w:szCs w:val="24"/>
-        </w:rPr>
-        <w:t>DESEMPEÑAR</w:t>
-      </w:r>
-      <w:r>
-        <w:rPr>
-          <w:rFonts w:ascii="Century Gothic" w:eastAsia="Century Gothic" w:hAnsi="Century Gothic" w:cs="Century Gothic"/>
-          <w:b/>
-          <w:bCs/>
-          <w:sz w:val="24"/>
-          <w:szCs w:val="24"/>
-        </w:rPr>
-        <w:t>.-</w:t>
-      </w:r>
-      <w:proofErr w:type="gramEnd"/>
-      <w:r>
-        <w:rPr>
-          <w:rFonts w:ascii="Century Gothic" w:eastAsia="Century Gothic" w:hAnsi="Century Gothic" w:cs="Century Gothic"/>
-          <w:color w:val="000000"/>
-          <w:sz w:val="24"/>
-          <w:szCs w:val="24"/>
-        </w:rPr>
-        <w:t xml:space="preserve"> Con los antecedentes expuestos, la EMPLEADORA contrata los servicios lícitos y personales del (de la) TRABAJADOR(A), con la finalidad que cumpla el cargo de </w:t>
-      </w:r>
-      <w:r>
-        <w:rPr>
-          <w:rFonts w:ascii="Century Gothic" w:eastAsia="Century Gothic" w:hAnsi="Century Gothic" w:cs="Century Gothic"/>
-          <w:b/>
-          <w:bCs/>
-          <w:sz w:val="24"/>
-          <w:szCs w:val="24"/>
-        </w:rPr>
-        <w:t>{</w:t>
-      </w:r>
-      <w:proofErr w:type="spellStart"/>
-      <w:r>
-        <w:rPr>
-          <w:rFonts w:ascii="Century Gothic" w:eastAsia="Century Gothic" w:hAnsi="Century Gothic" w:cs="Century Gothic"/>
-          <w:b/>
-          <w:bCs/>
-          <w:sz w:val="24"/>
-          <w:szCs w:val="24"/>
-        </w:rPr>
-        <w:t>work_title</w:t>
-      </w:r>
-      <w:proofErr w:type="spellEnd"/>
-      <w:r>
-        <w:rPr>
-          <w:rFonts w:ascii="Century Gothic" w:eastAsia="Century Gothic" w:hAnsi="Century Gothic" w:cs="Century Gothic"/>
-          <w:b/>
-          <w:bCs/>
-          <w:sz w:val="24"/>
-          <w:szCs w:val="24"/>
-        </w:rPr>
-        <w:t>}</w:t>
-      </w:r>
-      <w:r>
-        <w:rPr>
-          <w:rFonts w:ascii="Century Gothic" w:eastAsia="Century Gothic" w:hAnsi="Century Gothic" w:cs="Century Gothic"/>
-          <w:color w:val="000000"/>
-          <w:sz w:val="24"/>
-          <w:szCs w:val="24"/>
-        </w:rPr>
         <w:t>, bajo relación de dependencia de la EMPRESA.</w:t>
       </w:r>
     </w:p>
@@ -1139,19 +1073,13 @@
     </w:p>
     <w:p>
       <w:pPr>
+        <w:pStyle w:val="ListParagraph"/>
         <w:numPr>
           <w:ilvl w:val="0"/>
           <w:numId w:val="2"/>
         </w:numPr>
-        <w:pBdr>
-          <w:top w:val="nil"/>
-          <w:left w:val="nil"/>
-          <w:bottom w:val="nil"/>
-          <w:right w:val="nil"/>
-          <w:between w:val="nil"/>
-        </w:pBdr>
         <w:shd w:val="clear" w:color="auto" w:fill="FFFFFF"/>
-        <w:spacing w:after="0" w:line="240" w:lineRule="auto"/>
+        <w:spacing w:line="240" w:lineRule="auto"/>
         <w:rPr>
           <w:rFonts w:ascii="Century Gothic" w:eastAsia="Century Gothic" w:hAnsi="Century Gothic" w:cs="Century Gothic"/>
           <w:color w:val="222222"/>
@@ -1171,19 +1099,13 @@
     </w:p>
     <w:p>
       <w:pPr>
+        <w:pStyle w:val="ListParagraph"/>
         <w:numPr>
           <w:ilvl w:val="0"/>
           <w:numId w:val="2"/>
         </w:numPr>
-        <w:pBdr>
-          <w:top w:val="nil"/>
-          <w:left w:val="nil"/>
-          <w:bottom w:val="nil"/>
-          <w:right w:val="nil"/>
-          <w:between w:val="nil"/>
-        </w:pBdr>
         <w:shd w:val="clear" w:color="auto" w:fill="FFFFFF"/>
-        <w:spacing w:after="0" w:line="240" w:lineRule="auto"/>
+        <w:spacing w:line="240" w:lineRule="auto"/>
         <w:rPr>
           <w:rFonts w:ascii="Century Gothic" w:eastAsia="Century Gothic" w:hAnsi="Century Gothic" w:cs="Century Gothic"/>
           <w:color w:val="222222"/>
@@ -1223,22 +1145,15 @@
     </w:p>
     <w:p>
       <w:pPr>
+        <w:pStyle w:val="ListParagraph"/>
         <w:numPr>
           <w:ilvl w:val="0"/>
           <w:numId w:val="2"/>
         </w:numPr>
-        <w:pBdr>
-          <w:top w:val="nil"/>
-          <w:left w:val="nil"/>
-          <w:bottom w:val="nil"/>
-          <w:right w:val="nil"/>
-          <w:between w:val="nil"/>
-        </w:pBdr>
         <w:shd w:val="clear" w:color="auto" w:fill="FFFFFF"/>
         <w:spacing w:line="240" w:lineRule="auto"/>
         <w:rPr>
           <w:rFonts w:ascii="Century Gothic" w:eastAsia="Century Gothic" w:hAnsi="Century Gothic" w:cs="Century Gothic"/>
-          <w:color w:val="000000"/>
           <w:sz w:val="24"/>
           <w:szCs w:val="24"/>
         </w:rPr>
@@ -1286,79 +1201,22 @@
         <w:jc w:val="both"/>
         <w:rPr>
           <w:rFonts w:ascii="Century Gothic" w:eastAsia="Century Gothic" w:hAnsi="Century Gothic" w:cs="Century Gothic"/>
-          <w:b/>
-          <w:bCs/>
-          <w:sz w:val="24"/>
-          <w:szCs w:val="24"/>
-        </w:rPr>
-      </w:pPr>
-    </w:p>
-    <w:p>
-      <w:pPr>
-        <w:pBdr>
-          <w:top w:val="nil"/>
-          <w:left w:val="nil"/>
-          <w:bottom w:val="nil"/>
-          <w:right w:val="nil"/>
-          <w:between w:val="nil"/>
-        </w:pBdr>
-        <w:spacing w:after="0" w:line="240" w:lineRule="auto"/>
-        <w:jc w:val="both"/>
-        <w:rPr>
-          <w:rFonts w:ascii="Century Gothic" w:eastAsia="Century Gothic" w:hAnsi="Century Gothic" w:cs="Century Gothic"/>
-          <w:color w:val="000000"/>
-          <w:sz w:val="24"/>
-          <w:szCs w:val="24"/>
-        </w:rPr>
-      </w:pPr>
-      <w:r>
-        <w:rPr>
-          <w:rFonts w:ascii="Century Gothic" w:eastAsia="Century Gothic" w:hAnsi="Century Gothic" w:cs="Century Gothic"/>
-          <w:b/>
-          <w:bCs/>
-          <w:color w:val="000000"/>
-          <w:sz w:val="24"/>
-          <w:szCs w:val="24"/>
-        </w:rPr>
-        <w:t xml:space="preserve">CLÁUSULA TERCERA: JORNADA, LUGAR DE TRABAJO Y DOMICILIO </w:t>
-      </w:r>
-      <w:proofErr w:type="gramStart"/>
-      <w:r>
-        <w:rPr>
-          <w:rFonts w:ascii="Century Gothic" w:eastAsia="Century Gothic" w:hAnsi="Century Gothic" w:cs="Century Gothic"/>
-          <w:b/>
-          <w:bCs/>
-          <w:color w:val="000000"/>
-          <w:sz w:val="24"/>
-          <w:szCs w:val="24"/>
-        </w:rPr>
-        <w:t>DEL(</w:t>
-      </w:r>
-      <w:proofErr w:type="gramEnd"/>
-      <w:r>
-        <w:rPr>
-          <w:rFonts w:ascii="Century Gothic" w:eastAsia="Century Gothic" w:hAnsi="Century Gothic" w:cs="Century Gothic"/>
-          <w:b/>
-          <w:bCs/>
-          <w:color w:val="000000"/>
-          <w:sz w:val="24"/>
-          <w:szCs w:val="24"/>
-        </w:rPr>
-        <w:t>DE LA) TRABAJADOR(A</w:t>
-      </w:r>
-      <w:proofErr w:type="gramStart"/>
-      <w:r>
-        <w:rPr>
-          <w:rFonts w:ascii="Century Gothic" w:eastAsia="Century Gothic" w:hAnsi="Century Gothic" w:cs="Century Gothic"/>
-          <w:b/>
-          <w:bCs/>
-          <w:color w:val="000000"/>
-          <w:sz w:val="24"/>
-          <w:szCs w:val="24"/>
-        </w:rPr>
-        <w:t>).-</w:t>
-      </w:r>
-      <w:proofErr w:type="gramEnd"/>
+          <w:color w:val="000000"/>
+          <w:sz w:val="24"/>
+          <w:szCs w:val="24"/>
+        </w:rPr>
+      </w:pPr>
+      <w:r>
+        <w:rPr>
+          <w:rFonts w:ascii="Century Gothic" w:eastAsia="Century Gothic" w:hAnsi="Century Gothic" w:cs="Century Gothic"/>
+          <w:b/>
+          <w:bCs/>
+          <w:color w:val="000000"/>
+          <w:sz w:val="24"/>
+          <w:szCs w:val="24"/>
+        </w:rPr>
+        <w:t>CLÁUSULA TERCERA: JORNADA, LUGAR DE TRABAJO Y DOMICILIO DEL(DE LA) TRABAJADOR(A).-</w:t>
+      </w:r>
       <w:r>
         <w:rPr>
           <w:rFonts w:ascii="Century Gothic" w:eastAsia="Century Gothic" w:hAnsi="Century Gothic" w:cs="Century Gothic"/>
@@ -1497,69 +1355,67 @@
           <w:sz w:val="24"/>
           <w:szCs w:val="24"/>
         </w:rPr>
-        <w:t xml:space="preserve">Pese a lo manifestado anteriormente, las partes acuerdan que el(la) TRABAJADOR(A) se obliga a laborar en jornadas suplementarias y/o extraordinarias de labores, según el requerimiento o necesidades de la COMPAÑÍA. En cuyo caso, la EMPLEADORA estará obligada a pagar </w:t>
-      </w:r>
-      <w:proofErr w:type="gramStart"/>
-      <w:r>
-        <w:rPr>
-          <w:rFonts w:ascii="Century Gothic" w:eastAsia="Century Gothic" w:hAnsi="Century Gothic" w:cs="Century Gothic"/>
-          <w:sz w:val="24"/>
-          <w:szCs w:val="24"/>
-        </w:rPr>
-        <w:t>al(</w:t>
-      </w:r>
-      <w:proofErr w:type="gramEnd"/>
-      <w:r>
-        <w:rPr>
-          <w:rFonts w:ascii="Century Gothic" w:eastAsia="Century Gothic" w:hAnsi="Century Gothic" w:cs="Century Gothic"/>
-          <w:sz w:val="24"/>
-          <w:szCs w:val="24"/>
-        </w:rPr>
-        <w:t>a la) COLABORADOR(A) los respectivos recargos establecidos en la ley.</w:t>
-      </w:r>
-    </w:p>
-    <w:p>
-      <w:pPr>
-        <w:pBdr>
-          <w:top w:val="nil"/>
-          <w:left w:val="nil"/>
-          <w:bottom w:val="nil"/>
-          <w:right w:val="nil"/>
-          <w:between w:val="nil"/>
-        </w:pBdr>
-        <w:spacing w:after="0" w:line="240" w:lineRule="auto"/>
-        <w:jc w:val="both"/>
-        <w:rPr>
-          <w:rFonts w:ascii="Century Gothic" w:eastAsia="Century Gothic" w:hAnsi="Century Gothic" w:cs="Century Gothic"/>
-          <w:sz w:val="24"/>
-          <w:szCs w:val="24"/>
-        </w:rPr>
-      </w:pPr>
-    </w:p>
-    <w:p>
-      <w:pPr>
-        <w:pBdr>
-          <w:top w:val="nil"/>
-          <w:left w:val="nil"/>
-          <w:bottom w:val="nil"/>
-          <w:right w:val="nil"/>
-          <w:between w:val="nil"/>
-        </w:pBdr>
-        <w:spacing w:after="0" w:line="240" w:lineRule="auto"/>
-        <w:jc w:val="both"/>
-        <w:rPr>
-          <w:rFonts w:ascii="Century Gothic" w:eastAsia="Century Gothic" w:hAnsi="Century Gothic" w:cs="Century Gothic"/>
-          <w:sz w:val="24"/>
-          <w:szCs w:val="24"/>
-        </w:rPr>
-      </w:pPr>
-      <w:r>
-        <w:rPr>
-          <w:rFonts w:ascii="Century Gothic" w:eastAsia="Century Gothic" w:hAnsi="Century Gothic" w:cs="Century Gothic"/>
-          <w:sz w:val="24"/>
-          <w:szCs w:val="24"/>
-        </w:rPr>
-        <w:t>Las partes reconocen que el(la) EMPLEADO(A) cumplirá sus labores en el establecimiento u oficina de la EMPRESA, ubicado en {</w:t>
+        <w:t>Pese a lo manifestado anteriormente, las partes acuerdan que el(la) TRABAJADOR(A) se obliga a laborar en jornadas suplementarias y/o extraordinarias de labores, según el requerimiento o necesidades de la COMPAÑÍA. En cuyo caso, la EMPLEADORA estará obligada a pagar al(a la) COLABORADOR(A) los respectivos recargos establecidos en la ley.</w:t>
+      </w:r>
+    </w:p>
+    <w:p>
+      <w:pPr>
+        <w:pBdr>
+          <w:top w:val="nil"/>
+          <w:left w:val="nil"/>
+          <w:bottom w:val="nil"/>
+          <w:right w:val="nil"/>
+          <w:between w:val="nil"/>
+        </w:pBdr>
+        <w:spacing w:after="0" w:line="240" w:lineRule="auto"/>
+        <w:jc w:val="both"/>
+        <w:rPr>
+          <w:rFonts w:ascii="Century Gothic" w:eastAsia="Century Gothic" w:hAnsi="Century Gothic" w:cs="Century Gothic"/>
+          <w:sz w:val="24"/>
+          <w:szCs w:val="24"/>
+        </w:rPr>
+      </w:pPr>
+    </w:p>
+    <w:p>
+      <w:pPr>
+        <w:pBdr>
+          <w:top w:val="nil"/>
+          <w:left w:val="nil"/>
+          <w:bottom w:val="nil"/>
+          <w:right w:val="nil"/>
+          <w:between w:val="nil"/>
+        </w:pBdr>
+        <w:spacing w:after="0" w:line="240" w:lineRule="auto"/>
+        <w:jc w:val="both"/>
+        <w:rPr>
+          <w:rFonts w:ascii="Century Gothic" w:eastAsia="Century Gothic" w:hAnsi="Century Gothic" w:cs="Century Gothic"/>
+          <w:sz w:val="24"/>
+          <w:szCs w:val="24"/>
+        </w:rPr>
+      </w:pPr>
+      <w:r>
+        <w:rPr>
+          <w:rFonts w:ascii="Century Gothic" w:eastAsia="Century Gothic" w:hAnsi="Century Gothic" w:cs="Century Gothic"/>
+          <w:sz w:val="24"/>
+          <w:szCs w:val="24"/>
+        </w:rPr>
+        <w:t>Las partes reconocen que el(la) EMPLEADO(A) cumplirá sus labores en el establecimiento u oficina de la EMPRESA, ubicado en</w:t>
+      </w:r>
+      <w:r>
+        <w:rPr>
+          <w:rFonts w:ascii="Century Gothic" w:eastAsia="Century Gothic" w:hAnsi="Century Gothic" w:cs="Century Gothic"/>
+          <w:sz w:val="24"/>
+          <w:szCs w:val="24"/>
+        </w:rPr>
+        <w:t xml:space="preserve"> </w:t>
+      </w:r>
+      <w:r>
+        <w:rPr>
+          <w:rFonts w:ascii="Century Gothic" w:eastAsia="Century Gothic" w:hAnsi="Century Gothic" w:cs="Century Gothic"/>
+          <w:sz w:val="24"/>
+          <w:szCs w:val="24"/>
+        </w:rPr>
+        <w:t>{</w:t>
       </w:r>
       <w:proofErr w:type="spellStart"/>
       <w:r>
@@ -1581,7 +1437,17 @@
           <w:sz w:val="24"/>
           <w:szCs w:val="24"/>
         </w:rPr>
-        <w:t xml:space="preserve">}, </w:t>
+        <w:t>}</w:t>
+      </w:r>
+      <w:r>
+        <w:rPr>
+          <w:rFonts w:ascii="Century Gothic" w:eastAsia="Century Gothic" w:hAnsi="Century Gothic" w:cs="Century Gothic"/>
+          <w:b/>
+          <w:bCs/>
+          <w:sz w:val="24"/>
+          <w:szCs w:val="24"/>
+        </w:rPr>
+        <w:t xml:space="preserve">, </w:t>
       </w:r>
       <w:r>
         <w:rPr>
@@ -1629,7 +1495,15 @@
           <w:sz w:val="24"/>
           <w:szCs w:val="24"/>
         </w:rPr>
-        <w:t>; sin embargo, en virtud de las labores que cumple para la EMPLEADORA, dicho(a) TRABAJADOR(A), siempre que fuere expresamente requerido por la COMPAÑÍA, deberá trasladarse a los lugares, instalaciones o localidades que la CONTRATANTE requiera, ya sea dentro o fuera de la provincia de {</w:t>
+        <w:t xml:space="preserve">; sin embargo, en virtud de las labores que cumple para la EMPLEADORA, dicho(a) TRABAJADOR(A), siempre que fuere expresamente requerido por la COMPAÑÍA, deberá trasladarse a los lugares, instalaciones o localidades que la CONTRATANTE requiera, ya sea dentro o fuera de la provincia de </w:t>
+      </w:r>
+      <w:r>
+        <w:rPr>
+          <w:rFonts w:ascii="Century Gothic" w:eastAsia="Century Gothic" w:hAnsi="Century Gothic" w:cs="Century Gothic"/>
+          <w:sz w:val="24"/>
+          <w:szCs w:val="24"/>
+        </w:rPr>
+        <w:t>{</w:t>
       </w:r>
       <w:proofErr w:type="spellStart"/>
       <w:r>
@@ -1647,33 +1521,15 @@
           <w:sz w:val="24"/>
           <w:szCs w:val="24"/>
         </w:rPr>
-        <w:t xml:space="preserve">}. En cuyo caso, la COMPAÑÍA deberá entregar, reconocer o reembolsar </w:t>
-      </w:r>
-      <w:proofErr w:type="gramStart"/>
-      <w:r>
-        <w:rPr>
-          <w:rFonts w:ascii="Century Gothic" w:eastAsia="Century Gothic" w:hAnsi="Century Gothic" w:cs="Century Gothic"/>
-          <w:sz w:val="24"/>
-          <w:szCs w:val="24"/>
-        </w:rPr>
-        <w:t>al(</w:t>
-      </w:r>
-      <w:proofErr w:type="gramEnd"/>
-      <w:r>
-        <w:rPr>
-          <w:rFonts w:ascii="Century Gothic" w:eastAsia="Century Gothic" w:hAnsi="Century Gothic" w:cs="Century Gothic"/>
-          <w:sz w:val="24"/>
-          <w:szCs w:val="24"/>
-        </w:rPr>
-        <w:t>a la) TRABAJADOR(A) todo gasto incurrido o en que pueda incurrir por concepto de transporte, alimentaci</w:t>
-      </w:r>
-      <w:r>
-        <w:rPr>
-          <w:rFonts w:ascii="Century Gothic" w:eastAsia="Century Gothic" w:hAnsi="Century Gothic" w:cs="Century Gothic"/>
-          <w:sz w:val="24"/>
-          <w:szCs w:val="24"/>
-        </w:rPr>
-        <w:t>ón y/o, si fuere pertinente, hospedaje. Para lo cual, el(la) EMPLEADO(A), deberá justificar tales gastos.</w:t>
+        <w:t>}</w:t>
+      </w:r>
+      <w:r>
+        <w:rPr>
+          <w:rFonts w:ascii="Century Gothic" w:eastAsia="Century Gothic" w:hAnsi="Century Gothic" w:cs="Century Gothic"/>
+          <w:sz w:val="24"/>
+          <w:szCs w:val="24"/>
+        </w:rPr>
+        <w:t>. En cuyo caso, la COMPAÑÍA deberá entregar, reconocer o reembolsar al(a la) TRABAJADOR(A) todo gasto incurrido o en que pueda incurrir por concepto de transporte, alimentación y/o, si fuere pertinente, hospedaje. Para lo cual, el(la) EMPLEADO(A), deberá justificar tales gastos.</w:t>
       </w:r>
     </w:p>
     <w:p>
@@ -1845,131 +1701,56 @@
           <w:sz w:val="24"/>
           <w:szCs w:val="24"/>
         </w:rPr>
-        <w:t xml:space="preserve">”; dirección a la cual podrá recibir todo tipo de comunicados, notificaciones y/o citaciones por parte de su EMPLEADORA, autoridades administrativas o judiciales y/o de cualquier funcionario o institución (pública o privada). Adicionalmente, la EMPRESA podrá generar y/o asignar </w:t>
-      </w:r>
-      <w:proofErr w:type="gramStart"/>
-      <w:r>
-        <w:rPr>
-          <w:rFonts w:ascii="Century Gothic" w:eastAsia="Century Gothic" w:hAnsi="Century Gothic" w:cs="Century Gothic"/>
-          <w:sz w:val="24"/>
-          <w:szCs w:val="24"/>
-        </w:rPr>
-        <w:t>al(</w:t>
-      </w:r>
-      <w:proofErr w:type="gramEnd"/>
-      <w:r>
-        <w:rPr>
-          <w:rFonts w:ascii="Century Gothic" w:eastAsia="Century Gothic" w:hAnsi="Century Gothic" w:cs="Century Gothic"/>
-          <w:sz w:val="24"/>
-          <w:szCs w:val="24"/>
-        </w:rPr>
-        <w:t xml:space="preserve">a la) TRABAJADOR(A) una dirección de correo electrónico, con el objeto de transmitir o comunicar, a dicho(a) COLABORADOR(A), disposiciones o instrucciones relacionadas a las labores y/u obligaciones </w:t>
-      </w:r>
-      <w:proofErr w:type="gramStart"/>
-      <w:r>
-        <w:rPr>
-          <w:rFonts w:ascii="Century Gothic" w:eastAsia="Century Gothic" w:hAnsi="Century Gothic" w:cs="Century Gothic"/>
-          <w:sz w:val="24"/>
-          <w:szCs w:val="24"/>
-        </w:rPr>
-        <w:t>del(</w:t>
-      </w:r>
-      <w:proofErr w:type="gramEnd"/>
-      <w:r>
-        <w:rPr>
-          <w:rFonts w:ascii="Century Gothic" w:eastAsia="Century Gothic" w:hAnsi="Century Gothic" w:cs="Century Gothic"/>
-          <w:sz w:val="24"/>
-          <w:szCs w:val="24"/>
-        </w:rPr>
-        <w:t>de la) mismo(a)</w:t>
-      </w:r>
-      <w:r>
-        <w:rPr>
-          <w:rFonts w:ascii="Century Gothic" w:eastAsia="Century Gothic" w:hAnsi="Century Gothic" w:cs="Century Gothic"/>
-          <w:sz w:val="24"/>
-          <w:szCs w:val="24"/>
-        </w:rPr>
-        <w:t xml:space="preserve">; así como también transmitir notificaciones o comunicados concernientes al goce de beneficios de ley (vacaciones, Décimos, etc.) correspondientes </w:t>
-      </w:r>
-      <w:proofErr w:type="gramStart"/>
-      <w:r>
-        <w:rPr>
-          <w:rFonts w:ascii="Century Gothic" w:eastAsia="Century Gothic" w:hAnsi="Century Gothic" w:cs="Century Gothic"/>
-          <w:sz w:val="24"/>
-          <w:szCs w:val="24"/>
-        </w:rPr>
-        <w:t>al(</w:t>
-      </w:r>
-      <w:proofErr w:type="gramEnd"/>
-      <w:r>
-        <w:rPr>
-          <w:rFonts w:ascii="Century Gothic" w:eastAsia="Century Gothic" w:hAnsi="Century Gothic" w:cs="Century Gothic"/>
-          <w:sz w:val="24"/>
-          <w:szCs w:val="24"/>
-        </w:rPr>
-        <w:t>a la) TRABAJADOR(A).</w:t>
-      </w:r>
-    </w:p>
-    <w:p>
-      <w:pPr>
-        <w:pBdr>
-          <w:top w:val="nil"/>
-          <w:left w:val="nil"/>
-          <w:bottom w:val="nil"/>
-          <w:right w:val="nil"/>
-          <w:between w:val="nil"/>
-        </w:pBdr>
-        <w:spacing w:after="0" w:line="240" w:lineRule="auto"/>
-        <w:rPr>
-          <w:rFonts w:ascii="Century Gothic" w:eastAsia="Century Gothic" w:hAnsi="Century Gothic" w:cs="Century Gothic"/>
-          <w:color w:val="000000"/>
-          <w:sz w:val="24"/>
-          <w:szCs w:val="24"/>
-        </w:rPr>
-      </w:pPr>
-    </w:p>
-    <w:p>
-      <w:pPr>
-        <w:pBdr>
-          <w:top w:val="nil"/>
-          <w:left w:val="nil"/>
-          <w:bottom w:val="nil"/>
-          <w:right w:val="nil"/>
-          <w:between w:val="nil"/>
-        </w:pBdr>
-        <w:spacing w:after="0" w:line="240" w:lineRule="auto"/>
-        <w:jc w:val="both"/>
-        <w:rPr>
-          <w:rFonts w:ascii="Century Gothic" w:eastAsia="Century Gothic" w:hAnsi="Century Gothic" w:cs="Century Gothic"/>
-          <w:color w:val="000000"/>
-          <w:sz w:val="24"/>
-          <w:szCs w:val="24"/>
-        </w:rPr>
-      </w:pPr>
-      <w:r>
-        <w:rPr>
-          <w:rFonts w:ascii="Century Gothic" w:eastAsia="Century Gothic" w:hAnsi="Century Gothic" w:cs="Century Gothic"/>
-          <w:b/>
-          <w:bCs/>
-          <w:color w:val="000000"/>
-          <w:sz w:val="24"/>
-          <w:szCs w:val="24"/>
-        </w:rPr>
-        <w:t xml:space="preserve">CLÁUSULA CUARTA: REMUNERACIÓN Y BENEFICIOS DE </w:t>
-      </w:r>
-      <w:proofErr w:type="gramStart"/>
-      <w:r>
-        <w:rPr>
-          <w:rFonts w:ascii="Century Gothic" w:eastAsia="Century Gothic" w:hAnsi="Century Gothic" w:cs="Century Gothic"/>
-          <w:b/>
-          <w:bCs/>
-          <w:color w:val="000000"/>
-          <w:sz w:val="24"/>
-          <w:szCs w:val="24"/>
-        </w:rPr>
-        <w:t>LEY.-</w:t>
-      </w:r>
-      <w:proofErr w:type="gramEnd"/>
+        <w:t>”; dirección a la cual podrá recibir todo tipo de comunicados, notificaciones y/o citaciones por parte de su EMPLEADORA, autoridades administrativas o judiciales y/o de cualquier funcionario o institución (pública o privada). Adicionalmente, la EMPRESA podrá generar y/o asignar al(a la) TRABAJADOR(A) una dirección de correo electrónico, con el objeto de transmitir o comunicar, a dicho(a) COLABORADOR(A), disposiciones o instrucciones relacionadas a las labores y/u obligaciones del(de la) mismo(a); así como también transmitir notificaciones o comunicados concernientes al goce de beneficios de ley (vacaciones, Décimos, etc.) correspondientes al(a la) TRABAJADOR(A).</w:t>
+      </w:r>
+    </w:p>
+    <w:p>
+      <w:pPr>
+        <w:pBdr>
+          <w:top w:val="nil"/>
+          <w:left w:val="nil"/>
+          <w:bottom w:val="nil"/>
+          <w:right w:val="nil"/>
+          <w:between w:val="nil"/>
+        </w:pBdr>
+        <w:spacing w:after="0" w:line="240" w:lineRule="auto"/>
+        <w:rPr>
+          <w:rFonts w:ascii="Century Gothic" w:eastAsia="Century Gothic" w:hAnsi="Century Gothic" w:cs="Century Gothic"/>
+          <w:color w:val="000000"/>
+          <w:sz w:val="24"/>
+          <w:szCs w:val="24"/>
+        </w:rPr>
+      </w:pPr>
+    </w:p>
+    <w:p>
+      <w:pPr>
+        <w:pBdr>
+          <w:top w:val="nil"/>
+          <w:left w:val="nil"/>
+          <w:bottom w:val="nil"/>
+          <w:right w:val="nil"/>
+          <w:between w:val="nil"/>
+        </w:pBdr>
+        <w:spacing w:after="0" w:line="240" w:lineRule="auto"/>
+        <w:jc w:val="both"/>
+        <w:rPr>
+          <w:rFonts w:ascii="Century Gothic" w:eastAsia="Century Gothic" w:hAnsi="Century Gothic" w:cs="Century Gothic"/>
+          <w:color w:val="000000"/>
+          <w:sz w:val="24"/>
+          <w:szCs w:val="24"/>
+        </w:rPr>
+      </w:pPr>
+      <w:r>
+        <w:rPr>
+          <w:rFonts w:ascii="Century Gothic" w:eastAsia="Century Gothic" w:hAnsi="Century Gothic" w:cs="Century Gothic"/>
+          <w:b/>
+          <w:bCs/>
+          <w:color w:val="000000"/>
+          <w:sz w:val="24"/>
+          <w:szCs w:val="24"/>
+        </w:rPr>
+        <w:t>CLÁUSULA CUARTA: REMUNERACIÓN Y BENEFICIOS DE LEY.-</w:t>
+      </w:r>
       <w:r>
         <w:rPr>
           <w:rFonts w:ascii="Century Gothic" w:eastAsia="Century Gothic" w:hAnsi="Century Gothic" w:cs="Century Gothic"/>
@@ -1997,27 +1778,7 @@
           <w:sz w:val="24"/>
           <w:szCs w:val="24"/>
         </w:rPr>
-        <w:t xml:space="preserve"> pagará </w:t>
-      </w:r>
-      <w:proofErr w:type="gramStart"/>
-      <w:r>
-        <w:rPr>
-          <w:rFonts w:ascii="Century Gothic" w:eastAsia="Century Gothic" w:hAnsi="Century Gothic" w:cs="Century Gothic"/>
-          <w:color w:val="000000"/>
-          <w:sz w:val="24"/>
-          <w:szCs w:val="24"/>
-        </w:rPr>
-        <w:t>al(</w:t>
-      </w:r>
-      <w:proofErr w:type="gramEnd"/>
-      <w:r>
-        <w:rPr>
-          <w:rFonts w:ascii="Century Gothic" w:eastAsia="Century Gothic" w:hAnsi="Century Gothic" w:cs="Century Gothic"/>
-          <w:color w:val="000000"/>
-          <w:sz w:val="24"/>
-          <w:szCs w:val="24"/>
-        </w:rPr>
-        <w:t xml:space="preserve">a la) </w:t>
+        <w:t xml:space="preserve"> pagará al(a la) </w:t>
       </w:r>
       <w:r>
         <w:rPr>
@@ -2177,58 +1938,6 @@
           <w:sz w:val="24"/>
           <w:szCs w:val="24"/>
         </w:rPr>
-        <w:t>Adicionalmente, el(la) EMPLEADO(A) percibirá una comisión por las ventas totales que mensualmente efectúe de los servicios ofrecidos por la EMPLEADORA, siempre y cuando las respectivas facturas generadas hayan sido totalmente pagadas. El monto de dicha comisión será equivalente hasta el dos por ciento (2%) del valor de las ventas realizadas, y para su cálculo no se incluirá el IVA que se genere en cada factura. La comisión será pagadera el último día del mes siguiente a aquel en que se generó y cobró efecti</w:t>
-      </w:r>
-      <w:r>
-        <w:rPr>
-          <w:rFonts w:ascii="Century Gothic" w:eastAsia="Century Gothic" w:hAnsi="Century Gothic" w:cs="Century Gothic"/>
-          <w:sz w:val="24"/>
-          <w:szCs w:val="24"/>
-        </w:rPr>
-        <w:t>vamente la(s) factura(s) correspondiente(s).</w:t>
-      </w:r>
-    </w:p>
-    <w:p>
-      <w:pPr>
-        <w:pBdr>
-          <w:top w:val="nil"/>
-          <w:left w:val="nil"/>
-          <w:bottom w:val="nil"/>
-          <w:right w:val="nil"/>
-          <w:between w:val="nil"/>
-        </w:pBdr>
-        <w:spacing w:after="0" w:line="240" w:lineRule="auto"/>
-        <w:jc w:val="both"/>
-        <w:rPr>
-          <w:rFonts w:ascii="Century Gothic" w:eastAsia="Century Gothic" w:hAnsi="Century Gothic" w:cs="Century Gothic"/>
-          <w:sz w:val="24"/>
-          <w:szCs w:val="24"/>
-        </w:rPr>
-      </w:pPr>
-    </w:p>
-    <w:p>
-      <w:pPr>
-        <w:pBdr>
-          <w:top w:val="nil"/>
-          <w:left w:val="nil"/>
-          <w:bottom w:val="nil"/>
-          <w:right w:val="nil"/>
-          <w:between w:val="nil"/>
-        </w:pBdr>
-        <w:spacing w:after="0" w:line="240" w:lineRule="auto"/>
-        <w:jc w:val="both"/>
-        <w:rPr>
-          <w:rFonts w:ascii="Century Gothic" w:eastAsia="Century Gothic" w:hAnsi="Century Gothic" w:cs="Century Gothic"/>
-          <w:sz w:val="24"/>
-          <w:szCs w:val="24"/>
-        </w:rPr>
-      </w:pPr>
-      <w:r>
-        <w:rPr>
-          <w:rFonts w:ascii="Century Gothic" w:eastAsia="Century Gothic" w:hAnsi="Century Gothic" w:cs="Century Gothic"/>
-          <w:sz w:val="24"/>
-          <w:szCs w:val="24"/>
-        </w:rPr>
         <w:t xml:space="preserve">El(la) </w:t>
       </w:r>
       <w:r>
@@ -2338,7 +2047,15 @@
           <w:sz w:val="24"/>
           <w:szCs w:val="24"/>
         </w:rPr>
-        <w:t xml:space="preserve"> debe movilizarse o trasladarse fuera de la provincia de {</w:t>
+        <w:t xml:space="preserve"> debe movilizarse o trasladarse fuera de la provincia de </w:t>
+      </w:r>
+      <w:r>
+        <w:rPr>
+          <w:rFonts w:ascii="Century Gothic" w:eastAsia="Century Gothic" w:hAnsi="Century Gothic" w:cs="Century Gothic"/>
+          <w:sz w:val="24"/>
+          <w:szCs w:val="24"/>
+        </w:rPr>
+        <w:t>{</w:t>
       </w:r>
       <w:proofErr w:type="spellStart"/>
       <w:r>
@@ -2356,7 +2073,15 @@
           <w:sz w:val="24"/>
           <w:szCs w:val="24"/>
         </w:rPr>
-        <w:t xml:space="preserve">}, la </w:t>
+        <w:t>}</w:t>
+      </w:r>
+      <w:r>
+        <w:rPr>
+          <w:rFonts w:ascii="Century Gothic" w:eastAsia="Century Gothic" w:hAnsi="Century Gothic" w:cs="Century Gothic"/>
+          <w:sz w:val="24"/>
+          <w:szCs w:val="24"/>
+        </w:rPr>
+        <w:t xml:space="preserve">, la </w:t>
       </w:r>
       <w:r>
         <w:rPr>
@@ -2457,27 +2182,7 @@
           <w:sz w:val="24"/>
           <w:szCs w:val="24"/>
         </w:rPr>
-        <w:t xml:space="preserve">Por solicitud expresa </w:t>
-      </w:r>
-      <w:proofErr w:type="gramStart"/>
-      <w:r>
-        <w:rPr>
-          <w:rFonts w:ascii="Century Gothic" w:eastAsia="Century Gothic" w:hAnsi="Century Gothic" w:cs="Century Gothic"/>
-          <w:color w:val="000000"/>
-          <w:sz w:val="24"/>
-          <w:szCs w:val="24"/>
-        </w:rPr>
-        <w:t>del(</w:t>
-      </w:r>
-      <w:proofErr w:type="gramEnd"/>
-      <w:r>
-        <w:rPr>
-          <w:rFonts w:ascii="Century Gothic" w:eastAsia="Century Gothic" w:hAnsi="Century Gothic" w:cs="Century Gothic"/>
-          <w:color w:val="000000"/>
-          <w:sz w:val="24"/>
-          <w:szCs w:val="24"/>
-        </w:rPr>
-        <w:t xml:space="preserve">de la) </w:t>
+        <w:t xml:space="preserve">Por solicitud expresa del(de la) </w:t>
       </w:r>
       <w:r>
         <w:rPr>
@@ -2497,27 +2202,7 @@
           <w:sz w:val="24"/>
           <w:szCs w:val="24"/>
         </w:rPr>
-        <w:t xml:space="preserve">, los pagos correspondientes a remuneraciones, beneficios de ley u otros </w:t>
-      </w:r>
-      <w:proofErr w:type="gramStart"/>
-      <w:r>
-        <w:rPr>
-          <w:rFonts w:ascii="Century Gothic" w:eastAsia="Century Gothic" w:hAnsi="Century Gothic" w:cs="Century Gothic"/>
-          <w:color w:val="000000"/>
-          <w:sz w:val="24"/>
-          <w:szCs w:val="24"/>
-        </w:rPr>
-        <w:t>del(</w:t>
-      </w:r>
-      <w:proofErr w:type="gramEnd"/>
-      <w:r>
-        <w:rPr>
-          <w:rFonts w:ascii="Century Gothic" w:eastAsia="Century Gothic" w:hAnsi="Century Gothic" w:cs="Century Gothic"/>
-          <w:color w:val="000000"/>
-          <w:sz w:val="24"/>
-          <w:szCs w:val="24"/>
-        </w:rPr>
-        <w:t xml:space="preserve">de la) </w:t>
+        <w:t xml:space="preserve">, los pagos correspondientes a remuneraciones, beneficios de ley u otros del(de la) </w:t>
       </w:r>
       <w:r>
         <w:rPr>
@@ -2537,27 +2222,7 @@
           <w:sz w:val="24"/>
           <w:szCs w:val="24"/>
         </w:rPr>
-        <w:t xml:space="preserve"> serán realizados mediante transferencia, depósito o acreditación a una cuenta bancaria de titularidad </w:t>
-      </w:r>
-      <w:proofErr w:type="gramStart"/>
-      <w:r>
-        <w:rPr>
-          <w:rFonts w:ascii="Century Gothic" w:eastAsia="Century Gothic" w:hAnsi="Century Gothic" w:cs="Century Gothic"/>
-          <w:color w:val="000000"/>
-          <w:sz w:val="24"/>
-          <w:szCs w:val="24"/>
-        </w:rPr>
-        <w:t>del(</w:t>
-      </w:r>
-      <w:proofErr w:type="gramEnd"/>
-      <w:r>
-        <w:rPr>
-          <w:rFonts w:ascii="Century Gothic" w:eastAsia="Century Gothic" w:hAnsi="Century Gothic" w:cs="Century Gothic"/>
-          <w:color w:val="000000"/>
-          <w:sz w:val="24"/>
-          <w:szCs w:val="24"/>
-        </w:rPr>
-        <w:t>de la)</w:t>
+        <w:t xml:space="preserve"> serán realizados mediante transferencia, depósito o acreditación a una cuenta bancaria de titularidad del(de la)</w:t>
       </w:r>
       <w:r>
         <w:rPr>
@@ -2664,27 +2329,7 @@
           <w:sz w:val="24"/>
           <w:szCs w:val="24"/>
         </w:rPr>
-        <w:t xml:space="preserve"> actuará como agente de retención de las aportaciones y demás descuentos que por ley u orden judicial correspondan efectuar </w:t>
-      </w:r>
-      <w:proofErr w:type="gramStart"/>
-      <w:r>
-        <w:rPr>
-          <w:rFonts w:ascii="Century Gothic" w:eastAsia="Century Gothic" w:hAnsi="Century Gothic" w:cs="Century Gothic"/>
-          <w:color w:val="000000"/>
-          <w:sz w:val="24"/>
-          <w:szCs w:val="24"/>
-        </w:rPr>
-        <w:t>al(</w:t>
-      </w:r>
-      <w:proofErr w:type="gramEnd"/>
-      <w:r>
-        <w:rPr>
-          <w:rFonts w:ascii="Century Gothic" w:eastAsia="Century Gothic" w:hAnsi="Century Gothic" w:cs="Century Gothic"/>
-          <w:color w:val="000000"/>
-          <w:sz w:val="24"/>
-          <w:szCs w:val="24"/>
-        </w:rPr>
-        <w:t xml:space="preserve">a la) </w:t>
+        <w:t xml:space="preserve"> actuará como agente de retención de las aportaciones y demás descuentos que por ley u orden judicial correspondan efectuar al(a la) </w:t>
       </w:r>
       <w:r>
         <w:rPr>
@@ -2749,20 +2394,8 @@
           <w:sz w:val="24"/>
           <w:szCs w:val="24"/>
         </w:rPr>
-        <w:t xml:space="preserve">CLÁUSULA QUINTA: VIGENCIA Y MODALIDAD DE </w:t>
-      </w:r>
-      <w:proofErr w:type="gramStart"/>
-      <w:r>
-        <w:rPr>
-          <w:rFonts w:ascii="Century Gothic" w:eastAsia="Century Gothic" w:hAnsi="Century Gothic" w:cs="Century Gothic"/>
-          <w:b/>
-          <w:bCs/>
-          <w:sz w:val="24"/>
-          <w:szCs w:val="24"/>
-        </w:rPr>
-        <w:t>CONTRATACIÓN.-</w:t>
-      </w:r>
-      <w:proofErr w:type="gramEnd"/>
+        <w:t>CLÁUSULA QUINTA: VIGENCIA Y MODALIDAD DE CONTRATACIÓN.-</w:t>
+      </w:r>
       <w:r>
         <w:rPr>
           <w:rFonts w:ascii="Century Gothic" w:eastAsia="Century Gothic" w:hAnsi="Century Gothic" w:cs="Century Gothic"/>
@@ -2844,83 +2477,16 @@
           <w:sz w:val="24"/>
           <w:szCs w:val="24"/>
         </w:rPr>
-        <w:t xml:space="preserve">CLÁUSULA SEXTA: OBLIGACIONES </w:t>
-      </w:r>
-      <w:proofErr w:type="gramStart"/>
-      <w:r>
-        <w:rPr>
-          <w:rFonts w:ascii="Century Gothic" w:eastAsia="Century Gothic" w:hAnsi="Century Gothic" w:cs="Century Gothic"/>
-          <w:b/>
-          <w:bCs/>
-          <w:color w:val="000000"/>
-          <w:sz w:val="24"/>
-          <w:szCs w:val="24"/>
-        </w:rPr>
-        <w:t>DEL(</w:t>
-      </w:r>
-      <w:proofErr w:type="gramEnd"/>
-      <w:r>
-        <w:rPr>
-          <w:rFonts w:ascii="Century Gothic" w:eastAsia="Century Gothic" w:hAnsi="Century Gothic" w:cs="Century Gothic"/>
-          <w:b/>
-          <w:bCs/>
-          <w:color w:val="000000"/>
-          <w:sz w:val="24"/>
-          <w:szCs w:val="24"/>
-        </w:rPr>
-        <w:t>DE LA) TRABAJADOR(A</w:t>
-      </w:r>
-      <w:proofErr w:type="gramStart"/>
-      <w:r>
-        <w:rPr>
-          <w:rFonts w:ascii="Century Gothic" w:eastAsia="Century Gothic" w:hAnsi="Century Gothic" w:cs="Century Gothic"/>
-          <w:b/>
-          <w:bCs/>
-          <w:color w:val="000000"/>
-          <w:sz w:val="24"/>
-          <w:szCs w:val="24"/>
-        </w:rPr>
-        <w:t>).-</w:t>
-      </w:r>
-      <w:proofErr w:type="gramEnd"/>
-      <w:r>
-        <w:rPr>
-          <w:rFonts w:ascii="Century Gothic" w:eastAsia="Century Gothic" w:hAnsi="Century Gothic" w:cs="Century Gothic"/>
-          <w:color w:val="000000"/>
-          <w:sz w:val="24"/>
-          <w:szCs w:val="24"/>
-        </w:rPr>
-        <w:t xml:space="preserve"> Además de las contenidas la cláusula segunda del presente instrumento, así como </w:t>
-      </w:r>
-      <w:r>
-        <w:rPr>
-          <w:rFonts w:ascii="Century Gothic" w:eastAsia="Century Gothic" w:hAnsi="Century Gothic" w:cs="Century Gothic"/>
-          <w:color w:val="000000"/>
-          <w:sz w:val="24"/>
-          <w:szCs w:val="24"/>
-        </w:rPr>
-        <w:lastRenderedPageBreak/>
-        <w:t xml:space="preserve">las señaladas en el artículo 45 del Código de Trabajo, son obligaciones especiales </w:t>
-      </w:r>
-      <w:proofErr w:type="gramStart"/>
-      <w:r>
-        <w:rPr>
-          <w:rFonts w:ascii="Century Gothic" w:eastAsia="Century Gothic" w:hAnsi="Century Gothic" w:cs="Century Gothic"/>
-          <w:color w:val="000000"/>
-          <w:sz w:val="24"/>
-          <w:szCs w:val="24"/>
-        </w:rPr>
-        <w:t>del(</w:t>
-      </w:r>
-      <w:proofErr w:type="gramEnd"/>
-      <w:r>
-        <w:rPr>
-          <w:rFonts w:ascii="Century Gothic" w:eastAsia="Century Gothic" w:hAnsi="Century Gothic" w:cs="Century Gothic"/>
-          <w:color w:val="000000"/>
-          <w:sz w:val="24"/>
-          <w:szCs w:val="24"/>
-        </w:rPr>
-        <w:t xml:space="preserve">de la) </w:t>
+        <w:t>CLÁUSULA SEXTA: OBLIGACIONES DEL(DE LA) TRABAJADOR(A).-</w:t>
+      </w:r>
+      <w:r>
+        <w:rPr>
+          <w:rFonts w:ascii="Century Gothic" w:eastAsia="Century Gothic" w:hAnsi="Century Gothic" w:cs="Century Gothic"/>
+          <w:color w:val="000000"/>
+          <w:sz w:val="24"/>
+          <w:szCs w:val="24"/>
+        </w:rPr>
+        <w:t xml:space="preserve"> Además de las contenidas la cláusula segunda del presente instrumento, así como las señaladas en el artículo 45 del Código de Trabajo, son obligaciones especiales del(de la) </w:t>
       </w:r>
       <w:r>
         <w:rPr>
@@ -3034,7 +2600,17 @@
           <w:sz w:val="24"/>
           <w:szCs w:val="24"/>
         </w:rPr>
-        <w:t>Prestar sus servicios en forma eficiente, profesional, con responsabilidad, dedicación, honestidad, guardando las normas de buena conducta y educación, así como cumpliendo puntualmente las jornadas y el horario de trabajo establecido en el contrato para su misión;</w:t>
+        <w:t xml:space="preserve">Prestar sus servicios en forma eficiente, profesional, con responsabilidad, dedicación, honestidad, guardando las normas </w:t>
+      </w:r>
+      <w:r>
+        <w:rPr>
+          <w:rFonts w:ascii="Century Gothic" w:eastAsia="Century Gothic" w:hAnsi="Century Gothic" w:cs="Century Gothic"/>
+          <w:color w:val="000000"/>
+          <w:sz w:val="24"/>
+          <w:szCs w:val="24"/>
+        </w:rPr>
+        <w:lastRenderedPageBreak/>
+        <w:t>de buena conducta y educación, así como cumpliendo puntualmente las jornadas y el horario de trabajo establecido en el contrato para su misión;</w:t>
       </w:r>
     </w:p>
     <w:p>
@@ -3085,27 +2661,7 @@
           <w:sz w:val="24"/>
           <w:szCs w:val="24"/>
         </w:rPr>
-        <w:t xml:space="preserve">Guardar absoluta reserva respecto a las informaciones, datos y cuestiones técnicas o comerciales que llegaren a su conocimiento </w:t>
-      </w:r>
-      <w:proofErr w:type="gramStart"/>
-      <w:r>
-        <w:rPr>
-          <w:rFonts w:ascii="Century Gothic" w:eastAsia="Century Gothic" w:hAnsi="Century Gothic" w:cs="Century Gothic"/>
-          <w:color w:val="000000"/>
-          <w:sz w:val="24"/>
-          <w:szCs w:val="24"/>
-        </w:rPr>
-        <w:t>en razón de</w:t>
-      </w:r>
-      <w:proofErr w:type="gramEnd"/>
-      <w:r>
-        <w:rPr>
-          <w:rFonts w:ascii="Century Gothic" w:eastAsia="Century Gothic" w:hAnsi="Century Gothic" w:cs="Century Gothic"/>
-          <w:color w:val="000000"/>
-          <w:sz w:val="24"/>
-          <w:szCs w:val="24"/>
-        </w:rPr>
-        <w:t xml:space="preserve"> la labor que realiza en virtud de este contrato.</w:t>
+        <w:t>Guardar absoluta reserva respecto a las informaciones, datos y cuestiones técnicas o comerciales que llegaren a su conocimiento en razón de la labor que realiza en virtud de este contrato.</w:t>
       </w:r>
     </w:p>
     <w:p>
@@ -3206,21 +2762,106 @@
           <w:sz w:val="24"/>
           <w:szCs w:val="24"/>
         </w:rPr>
-        <w:t xml:space="preserve">CLÁUSULA SÉPTIMA: </w:t>
-      </w:r>
-      <w:proofErr w:type="gramStart"/>
-      <w:r>
-        <w:rPr>
-          <w:rFonts w:ascii="Century Gothic" w:eastAsia="Century Gothic" w:hAnsi="Century Gothic" w:cs="Century Gothic"/>
-          <w:b/>
-          <w:bCs/>
-          <w:color w:val="000000"/>
-          <w:sz w:val="24"/>
-          <w:szCs w:val="24"/>
-        </w:rPr>
-        <w:t>DESCUENTOS.-</w:t>
-      </w:r>
-      <w:proofErr w:type="gramEnd"/>
+        <w:t>CLÁUSULA SÉPTIMA: DESCUENTOS.-</w:t>
+      </w:r>
+      <w:r>
+        <w:rPr>
+          <w:rFonts w:ascii="Century Gothic" w:eastAsia="Century Gothic" w:hAnsi="Century Gothic" w:cs="Century Gothic"/>
+          <w:color w:val="000000"/>
+          <w:sz w:val="24"/>
+          <w:szCs w:val="24"/>
+        </w:rPr>
+        <w:t xml:space="preserve"> El(La) </w:t>
+      </w:r>
+      <w:r>
+        <w:rPr>
+          <w:rFonts w:ascii="Century Gothic" w:eastAsia="Century Gothic" w:hAnsi="Century Gothic" w:cs="Century Gothic"/>
+          <w:b/>
+          <w:bCs/>
+          <w:color w:val="000000"/>
+          <w:sz w:val="24"/>
+          <w:szCs w:val="24"/>
+        </w:rPr>
+        <w:t>TRABAJADOR(A)</w:t>
+      </w:r>
+      <w:r>
+        <w:rPr>
+          <w:rFonts w:ascii="Century Gothic" w:eastAsia="Century Gothic" w:hAnsi="Century Gothic" w:cs="Century Gothic"/>
+          <w:color w:val="000000"/>
+          <w:sz w:val="24"/>
+          <w:szCs w:val="24"/>
+        </w:rPr>
+        <w:t xml:space="preserve"> faculta o autoriza expresamente a la </w:t>
+      </w:r>
+      <w:r>
+        <w:rPr>
+          <w:rFonts w:ascii="Century Gothic" w:eastAsia="Century Gothic" w:hAnsi="Century Gothic" w:cs="Century Gothic"/>
+          <w:b/>
+          <w:bCs/>
+          <w:color w:val="000000"/>
+          <w:sz w:val="24"/>
+          <w:szCs w:val="24"/>
+        </w:rPr>
+        <w:t>EMPLEADORA</w:t>
+      </w:r>
+      <w:r>
+        <w:rPr>
+          <w:rFonts w:ascii="Century Gothic" w:eastAsia="Century Gothic" w:hAnsi="Century Gothic" w:cs="Century Gothic"/>
+          <w:color w:val="000000"/>
+          <w:sz w:val="24"/>
+          <w:szCs w:val="24"/>
+        </w:rPr>
+        <w:t xml:space="preserve"> para que, en caso de terminación del presente contrato de trabajo, descuente de su respectiva liquidación de haberes de ley, valores por concepto de obligaciones pendientes; ya sean éstas de naturaleza laboral o civil, tales como: anticipos, faltantes, vales, préstamos, créditos, multas, incumplimientos, etc.</w:t>
+      </w:r>
+    </w:p>
+    <w:p>
+      <w:pPr>
+        <w:pBdr>
+          <w:top w:val="nil"/>
+          <w:left w:val="nil"/>
+          <w:bottom w:val="nil"/>
+          <w:right w:val="nil"/>
+          <w:between w:val="nil"/>
+        </w:pBdr>
+        <w:spacing w:after="0" w:line="240" w:lineRule="auto"/>
+        <w:jc w:val="both"/>
+        <w:rPr>
+          <w:rFonts w:ascii="Century Gothic" w:eastAsia="Century Gothic" w:hAnsi="Century Gothic" w:cs="Century Gothic"/>
+          <w:color w:val="000000"/>
+          <w:sz w:val="24"/>
+          <w:szCs w:val="24"/>
+        </w:rPr>
+      </w:pPr>
+    </w:p>
+    <w:p>
+      <w:pPr>
+        <w:pBdr>
+          <w:top w:val="nil"/>
+          <w:left w:val="nil"/>
+          <w:bottom w:val="nil"/>
+          <w:right w:val="nil"/>
+          <w:between w:val="nil"/>
+        </w:pBdr>
+        <w:spacing w:after="0" w:line="240" w:lineRule="auto"/>
+        <w:jc w:val="both"/>
+        <w:rPr>
+          <w:rFonts w:ascii="Century Gothic" w:eastAsia="Century Gothic" w:hAnsi="Century Gothic" w:cs="Century Gothic"/>
+          <w:color w:val="000000"/>
+          <w:sz w:val="24"/>
+          <w:szCs w:val="24"/>
+        </w:rPr>
+      </w:pPr>
+      <w:r>
+        <w:rPr>
+          <w:rFonts w:ascii="Century Gothic" w:eastAsia="Century Gothic" w:hAnsi="Century Gothic" w:cs="Century Gothic"/>
+          <w:b/>
+          <w:bCs/>
+          <w:color w:val="000000"/>
+          <w:sz w:val="24"/>
+          <w:szCs w:val="24"/>
+        </w:rPr>
+        <w:t>CLÁUSULA OCTAVA: RESPONSABILIDAD LABORAL.-</w:t>
+      </w:r>
       <w:r>
         <w:rPr>
           <w:rFonts w:ascii="Century Gothic" w:eastAsia="Century Gothic" w:hAnsi="Century Gothic" w:cs="Century Gothic"/>
@@ -3230,25 +2871,517 @@
         </w:rPr>
         <w:t xml:space="preserve"> </w:t>
       </w:r>
-      <w:proofErr w:type="gramStart"/>
-      <w:r>
-        <w:rPr>
-          <w:rFonts w:ascii="Century Gothic" w:eastAsia="Century Gothic" w:hAnsi="Century Gothic" w:cs="Century Gothic"/>
-          <w:color w:val="000000"/>
-          <w:sz w:val="24"/>
-          <w:szCs w:val="24"/>
-        </w:rPr>
-        <w:t>El(</w:t>
-      </w:r>
-      <w:proofErr w:type="gramEnd"/>
-      <w:r>
-        <w:rPr>
-          <w:rFonts w:ascii="Century Gothic" w:eastAsia="Century Gothic" w:hAnsi="Century Gothic" w:cs="Century Gothic"/>
-          <w:color w:val="000000"/>
-          <w:sz w:val="24"/>
-          <w:szCs w:val="24"/>
-        </w:rPr>
-        <w:t xml:space="preserve">La) </w:t>
+      <w:r>
+        <w:rPr>
+          <w:rFonts w:ascii="Century Gothic" w:eastAsia="Century Gothic" w:hAnsi="Century Gothic" w:cs="Century Gothic"/>
+          <w:sz w:val="24"/>
+          <w:szCs w:val="24"/>
+        </w:rPr>
+        <w:t xml:space="preserve">El(La) COLABORADOR(A) reconoce que </w:t>
+      </w:r>
+      <w:r>
+        <w:rPr>
+          <w:rFonts w:ascii="Century Gothic" w:eastAsia="Century Gothic" w:hAnsi="Century Gothic" w:cs="Century Gothic"/>
+          <w:color w:val="000000"/>
+          <w:sz w:val="24"/>
+          <w:szCs w:val="24"/>
+        </w:rPr>
+        <w:t xml:space="preserve">cualquier reclamo de la naturaleza que </w:t>
+      </w:r>
+      <w:r>
+        <w:rPr>
+          <w:rFonts w:ascii="Century Gothic" w:eastAsia="Century Gothic" w:hAnsi="Century Gothic" w:cs="Century Gothic"/>
+          <w:sz w:val="24"/>
+          <w:szCs w:val="24"/>
+        </w:rPr>
+        <w:t>fuere</w:t>
+      </w:r>
+      <w:r>
+        <w:rPr>
+          <w:rFonts w:ascii="Century Gothic" w:eastAsia="Century Gothic" w:hAnsi="Century Gothic" w:cs="Century Gothic"/>
+          <w:color w:val="000000"/>
+          <w:sz w:val="24"/>
+          <w:szCs w:val="24"/>
+        </w:rPr>
+        <w:t xml:space="preserve">, proveniente de anteriores </w:t>
+      </w:r>
+      <w:r>
+        <w:rPr>
+          <w:rFonts w:ascii="Century Gothic" w:eastAsia="Century Gothic" w:hAnsi="Century Gothic" w:cs="Century Gothic"/>
+          <w:sz w:val="24"/>
+          <w:szCs w:val="24"/>
+        </w:rPr>
+        <w:t>relaciones</w:t>
+      </w:r>
+      <w:r>
+        <w:rPr>
+          <w:rFonts w:ascii="Century Gothic" w:eastAsia="Century Gothic" w:hAnsi="Century Gothic" w:cs="Century Gothic"/>
+          <w:color w:val="000000"/>
+          <w:sz w:val="24"/>
+          <w:szCs w:val="24"/>
+        </w:rPr>
+        <w:t xml:space="preserve"> laborales que haya celebrado o mantenido </w:t>
+      </w:r>
+      <w:r>
+        <w:rPr>
+          <w:rFonts w:ascii="Century Gothic" w:eastAsia="Century Gothic" w:hAnsi="Century Gothic" w:cs="Century Gothic"/>
+          <w:sz w:val="24"/>
+          <w:szCs w:val="24"/>
+        </w:rPr>
+        <w:t>dicho(a) TRABAJADOR(A)</w:t>
+      </w:r>
+      <w:r>
+        <w:rPr>
+          <w:rFonts w:ascii="Century Gothic" w:eastAsia="Century Gothic" w:hAnsi="Century Gothic" w:cs="Century Gothic"/>
+          <w:color w:val="000000"/>
+          <w:sz w:val="24"/>
+          <w:szCs w:val="24"/>
+        </w:rPr>
+        <w:t>, no tiene relación al</w:t>
+      </w:r>
+      <w:r>
+        <w:rPr>
+          <w:rFonts w:ascii="Century Gothic" w:eastAsia="Century Gothic" w:hAnsi="Century Gothic" w:cs="Century Gothic"/>
+          <w:sz w:val="24"/>
+          <w:szCs w:val="24"/>
+        </w:rPr>
+        <w:t xml:space="preserve">guna con la EMPRESA, por lo que no podrá ser </w:t>
+      </w:r>
+      <w:r>
+        <w:rPr>
+          <w:rFonts w:ascii="Century Gothic" w:eastAsia="Century Gothic" w:hAnsi="Century Gothic" w:cs="Century Gothic"/>
+          <w:color w:val="000000"/>
+          <w:sz w:val="24"/>
+          <w:szCs w:val="24"/>
+        </w:rPr>
+        <w:t>dirigid</w:t>
+      </w:r>
+      <w:r>
+        <w:rPr>
+          <w:rFonts w:ascii="Century Gothic" w:eastAsia="Century Gothic" w:hAnsi="Century Gothic" w:cs="Century Gothic"/>
+          <w:sz w:val="24"/>
+          <w:szCs w:val="24"/>
+        </w:rPr>
+        <w:t>o</w:t>
+      </w:r>
+      <w:r>
+        <w:rPr>
+          <w:rFonts w:ascii="Century Gothic" w:eastAsia="Century Gothic" w:hAnsi="Century Gothic" w:cs="Century Gothic"/>
+          <w:color w:val="000000"/>
+          <w:sz w:val="24"/>
+          <w:szCs w:val="24"/>
+        </w:rPr>
+        <w:t xml:space="preserve"> contra ENGLISH-ON ACADEMY S.A.</w:t>
+      </w:r>
+      <w:r>
+        <w:rPr>
+          <w:rFonts w:ascii="Century Gothic" w:eastAsia="Century Gothic" w:hAnsi="Century Gothic" w:cs="Century Gothic"/>
+          <w:sz w:val="24"/>
+          <w:szCs w:val="24"/>
+        </w:rPr>
+        <w:t>S</w:t>
+      </w:r>
+      <w:r>
+        <w:rPr>
+          <w:rFonts w:ascii="Century Gothic" w:eastAsia="Century Gothic" w:hAnsi="Century Gothic" w:cs="Century Gothic"/>
+          <w:color w:val="000000"/>
+          <w:sz w:val="24"/>
+          <w:szCs w:val="24"/>
+        </w:rPr>
+        <w:t>.</w:t>
+      </w:r>
+      <w:r>
+        <w:rPr>
+          <w:rFonts w:ascii="Century Gothic" w:eastAsia="Century Gothic" w:hAnsi="Century Gothic" w:cs="Century Gothic"/>
+          <w:sz w:val="24"/>
+          <w:szCs w:val="24"/>
+        </w:rPr>
+        <w:t>, como tampoco en contra de sus administradores, accionistas o colaboradores</w:t>
+      </w:r>
+      <w:r>
+        <w:rPr>
+          <w:rFonts w:ascii="Century Gothic" w:eastAsia="Century Gothic" w:hAnsi="Century Gothic" w:cs="Century Gothic"/>
+          <w:color w:val="000000"/>
+          <w:sz w:val="24"/>
+          <w:szCs w:val="24"/>
+        </w:rPr>
+        <w:t>. En con</w:t>
+      </w:r>
+      <w:r>
+        <w:rPr>
+          <w:rFonts w:ascii="Century Gothic" w:eastAsia="Century Gothic" w:hAnsi="Century Gothic" w:cs="Century Gothic"/>
+          <w:sz w:val="24"/>
+          <w:szCs w:val="24"/>
+        </w:rPr>
+        <w:t>secuencia, e</w:t>
+      </w:r>
+      <w:r>
+        <w:rPr>
+          <w:rFonts w:ascii="Century Gothic" w:eastAsia="Century Gothic" w:hAnsi="Century Gothic" w:cs="Century Gothic"/>
+          <w:color w:val="000000"/>
+          <w:sz w:val="24"/>
+          <w:szCs w:val="24"/>
+        </w:rPr>
+        <w:t>l(</w:t>
+      </w:r>
+      <w:r>
+        <w:rPr>
+          <w:rFonts w:ascii="Century Gothic" w:eastAsia="Century Gothic" w:hAnsi="Century Gothic" w:cs="Century Gothic"/>
+          <w:sz w:val="24"/>
+          <w:szCs w:val="24"/>
+        </w:rPr>
+        <w:t>l</w:t>
+      </w:r>
+      <w:r>
+        <w:rPr>
+          <w:rFonts w:ascii="Century Gothic" w:eastAsia="Century Gothic" w:hAnsi="Century Gothic" w:cs="Century Gothic"/>
+          <w:color w:val="000000"/>
+          <w:sz w:val="24"/>
+          <w:szCs w:val="24"/>
+        </w:rPr>
+        <w:t xml:space="preserve">a) </w:t>
+      </w:r>
+      <w:r>
+        <w:rPr>
+          <w:rFonts w:ascii="Century Gothic" w:eastAsia="Century Gothic" w:hAnsi="Century Gothic" w:cs="Century Gothic"/>
+          <w:b/>
+          <w:bCs/>
+          <w:color w:val="000000"/>
+          <w:sz w:val="24"/>
+          <w:szCs w:val="24"/>
+        </w:rPr>
+        <w:t xml:space="preserve">EMPLEADO(A) </w:t>
+      </w:r>
+      <w:r>
+        <w:rPr>
+          <w:rFonts w:ascii="Century Gothic" w:eastAsia="Century Gothic" w:hAnsi="Century Gothic" w:cs="Century Gothic"/>
+          <w:color w:val="000000"/>
+          <w:sz w:val="24"/>
+          <w:szCs w:val="24"/>
+        </w:rPr>
+        <w:t>declara que conoce y acepta ex</w:t>
+      </w:r>
+      <w:r>
+        <w:rPr>
+          <w:rFonts w:ascii="Century Gothic" w:eastAsia="Century Gothic" w:hAnsi="Century Gothic" w:cs="Century Gothic"/>
+          <w:sz w:val="24"/>
+          <w:szCs w:val="24"/>
+        </w:rPr>
+        <w:t xml:space="preserve">cluir a </w:t>
+      </w:r>
+      <w:r>
+        <w:rPr>
+          <w:rFonts w:ascii="Century Gothic" w:eastAsia="Century Gothic" w:hAnsi="Century Gothic" w:cs="Century Gothic"/>
+          <w:b/>
+          <w:bCs/>
+          <w:sz w:val="24"/>
+          <w:szCs w:val="24"/>
+        </w:rPr>
+        <w:t xml:space="preserve">ENGLISH-ON-ACADEMY S.A.S. </w:t>
+      </w:r>
+      <w:r>
+        <w:rPr>
+          <w:rFonts w:ascii="Century Gothic" w:eastAsia="Century Gothic" w:hAnsi="Century Gothic" w:cs="Century Gothic"/>
+          <w:sz w:val="24"/>
+          <w:szCs w:val="24"/>
+        </w:rPr>
+        <w:t>de toda denuncia o demanda laboral que no tenga relación o no se derive de un hipotético o eventual incumplimiento de la EMPRESA a lo dispuesto en el presente contrato.</w:t>
+      </w:r>
+    </w:p>
+    <w:p>
+      <w:pPr>
+        <w:pBdr>
+          <w:top w:val="nil"/>
+          <w:left w:val="nil"/>
+          <w:bottom w:val="nil"/>
+          <w:right w:val="nil"/>
+          <w:between w:val="nil"/>
+        </w:pBdr>
+        <w:spacing w:after="0" w:line="240" w:lineRule="auto"/>
+        <w:jc w:val="both"/>
+        <w:rPr>
+          <w:rFonts w:ascii="Century Gothic" w:eastAsia="Century Gothic" w:hAnsi="Century Gothic" w:cs="Century Gothic"/>
+          <w:color w:val="000000"/>
+          <w:sz w:val="24"/>
+          <w:szCs w:val="24"/>
+        </w:rPr>
+      </w:pPr>
+    </w:p>
+    <w:p>
+      <w:pPr>
+        <w:pBdr>
+          <w:top w:val="nil"/>
+          <w:left w:val="nil"/>
+          <w:bottom w:val="nil"/>
+          <w:right w:val="nil"/>
+          <w:between w:val="nil"/>
+        </w:pBdr>
+        <w:spacing w:after="0" w:line="240" w:lineRule="auto"/>
+        <w:jc w:val="both"/>
+        <w:rPr>
+          <w:rFonts w:ascii="Century Gothic" w:eastAsia="Century Gothic" w:hAnsi="Century Gothic" w:cs="Century Gothic"/>
+          <w:sz w:val="24"/>
+          <w:szCs w:val="24"/>
+        </w:rPr>
+      </w:pPr>
+      <w:r>
+        <w:rPr>
+          <w:rFonts w:ascii="Century Gothic" w:eastAsia="Century Gothic" w:hAnsi="Century Gothic" w:cs="Century Gothic"/>
+          <w:color w:val="000000"/>
+          <w:sz w:val="24"/>
+          <w:szCs w:val="24"/>
+        </w:rPr>
+        <w:t xml:space="preserve">La violación por parte del(de la) </w:t>
+      </w:r>
+      <w:r>
+        <w:rPr>
+          <w:rFonts w:ascii="Century Gothic" w:eastAsia="Century Gothic" w:hAnsi="Century Gothic" w:cs="Century Gothic"/>
+          <w:b/>
+          <w:bCs/>
+          <w:color w:val="000000"/>
+          <w:sz w:val="24"/>
+          <w:szCs w:val="24"/>
+        </w:rPr>
+        <w:t>EMPLEADO(A)</w:t>
+      </w:r>
+      <w:r>
+        <w:rPr>
+          <w:rFonts w:ascii="Century Gothic" w:eastAsia="Century Gothic" w:hAnsi="Century Gothic" w:cs="Century Gothic"/>
+          <w:color w:val="000000"/>
+          <w:sz w:val="24"/>
+          <w:szCs w:val="24"/>
+        </w:rPr>
+        <w:t xml:space="preserve"> a lo estipulado en la presente cláusula faculta a </w:t>
+      </w:r>
+      <w:r>
+        <w:rPr>
+          <w:rFonts w:ascii="Century Gothic" w:eastAsia="Century Gothic" w:hAnsi="Century Gothic" w:cs="Century Gothic"/>
+          <w:b/>
+          <w:bCs/>
+          <w:sz w:val="24"/>
+          <w:szCs w:val="24"/>
+        </w:rPr>
+        <w:t>ENGLISH-ON-ACADEMY</w:t>
+      </w:r>
+      <w:r>
+        <w:rPr>
+          <w:rFonts w:ascii="Century Gothic" w:eastAsia="Century Gothic" w:hAnsi="Century Gothic" w:cs="Century Gothic"/>
+          <w:b/>
+          <w:bCs/>
+          <w:color w:val="000000"/>
+          <w:sz w:val="24"/>
+          <w:szCs w:val="24"/>
+        </w:rPr>
+        <w:t xml:space="preserve"> S.A.S.</w:t>
+      </w:r>
+      <w:r>
+        <w:rPr>
+          <w:rFonts w:ascii="Century Gothic" w:eastAsia="Century Gothic" w:hAnsi="Century Gothic" w:cs="Century Gothic"/>
+          <w:color w:val="000000"/>
+          <w:sz w:val="24"/>
+          <w:szCs w:val="24"/>
+        </w:rPr>
+        <w:t xml:space="preserve">, a demandar el pago de los daños y perjuicios ocasionados </w:t>
+      </w:r>
+      <w:r>
+        <w:rPr>
+          <w:rFonts w:ascii="Century Gothic" w:eastAsia="Century Gothic" w:hAnsi="Century Gothic" w:cs="Century Gothic"/>
+          <w:sz w:val="24"/>
+          <w:szCs w:val="24"/>
+        </w:rPr>
+        <w:t>en contra de la mencionada CONTRATANTE</w:t>
+      </w:r>
+      <w:r>
+        <w:rPr>
+          <w:rFonts w:ascii="Century Gothic" w:eastAsia="Century Gothic" w:hAnsi="Century Gothic" w:cs="Century Gothic"/>
+          <w:color w:val="000000"/>
+          <w:sz w:val="24"/>
+          <w:szCs w:val="24"/>
+        </w:rPr>
+        <w:t>.</w:t>
+      </w:r>
+    </w:p>
+    <w:p>
+      <w:pPr>
+        <w:pBdr>
+          <w:top w:val="nil"/>
+          <w:left w:val="nil"/>
+          <w:bottom w:val="nil"/>
+          <w:right w:val="nil"/>
+          <w:between w:val="nil"/>
+        </w:pBdr>
+        <w:spacing w:after="0" w:line="240" w:lineRule="auto"/>
+        <w:rPr>
+          <w:rFonts w:ascii="Century Gothic" w:eastAsia="Century Gothic" w:hAnsi="Century Gothic" w:cs="Century Gothic"/>
+          <w:sz w:val="24"/>
+          <w:szCs w:val="24"/>
+        </w:rPr>
+      </w:pPr>
+    </w:p>
+    <w:p>
+      <w:pPr>
+        <w:pBdr>
+          <w:top w:val="nil"/>
+          <w:left w:val="nil"/>
+          <w:bottom w:val="nil"/>
+          <w:right w:val="nil"/>
+          <w:between w:val="nil"/>
+        </w:pBdr>
+        <w:spacing w:after="0" w:line="240" w:lineRule="auto"/>
+        <w:jc w:val="both"/>
+        <w:rPr>
+          <w:rFonts w:ascii="Century Gothic" w:eastAsia="Century Gothic" w:hAnsi="Century Gothic" w:cs="Century Gothic"/>
+          <w:color w:val="000000"/>
+          <w:sz w:val="24"/>
+          <w:szCs w:val="24"/>
+        </w:rPr>
+      </w:pPr>
+      <w:r>
+        <w:rPr>
+          <w:rFonts w:ascii="Century Gothic" w:eastAsia="Century Gothic" w:hAnsi="Century Gothic" w:cs="Century Gothic"/>
+          <w:b/>
+          <w:bCs/>
+          <w:color w:val="000000"/>
+          <w:sz w:val="24"/>
+          <w:szCs w:val="24"/>
+        </w:rPr>
+        <w:t xml:space="preserve">CLÁUSULA NOVENA: DECLARACIÓN JURAMENTADA DE RESPONSABILIDAD.- </w:t>
+      </w:r>
+      <w:r>
+        <w:rPr>
+          <w:rFonts w:ascii="Century Gothic" w:eastAsia="Century Gothic" w:hAnsi="Century Gothic" w:cs="Century Gothic"/>
+          <w:color w:val="000000"/>
+          <w:sz w:val="24"/>
+          <w:szCs w:val="24"/>
+        </w:rPr>
+        <w:t>El(La)</w:t>
+      </w:r>
+      <w:r>
+        <w:rPr>
+          <w:rFonts w:ascii="Century Gothic" w:eastAsia="Century Gothic" w:hAnsi="Century Gothic" w:cs="Century Gothic"/>
+          <w:b/>
+          <w:bCs/>
+          <w:color w:val="000000"/>
+          <w:sz w:val="24"/>
+          <w:szCs w:val="24"/>
+        </w:rPr>
+        <w:t xml:space="preserve"> TRABAJADOR(A)</w:t>
+      </w:r>
+      <w:r>
+        <w:rPr>
+          <w:rFonts w:ascii="Century Gothic" w:eastAsia="Century Gothic" w:hAnsi="Century Gothic" w:cs="Century Gothic"/>
+          <w:color w:val="000000"/>
+          <w:sz w:val="24"/>
+          <w:szCs w:val="24"/>
+        </w:rPr>
+        <w:t xml:space="preserve"> tiene a bien en proceder a declarar bajo juramento que, en el cumplimiento cabal de las labores a él(ella) encomendadas, se responsabiliza solidariamente, respecto a sus funciones, acciones, comportamiento laboral, con la </w:t>
+      </w:r>
+      <w:r>
+        <w:rPr>
+          <w:rFonts w:ascii="Century Gothic" w:eastAsia="Century Gothic" w:hAnsi="Century Gothic" w:cs="Century Gothic"/>
+          <w:b/>
+          <w:bCs/>
+          <w:color w:val="000000"/>
+          <w:sz w:val="24"/>
+          <w:szCs w:val="24"/>
+        </w:rPr>
+        <w:t>CONTRATANTE</w:t>
+      </w:r>
+      <w:r>
+        <w:rPr>
+          <w:rFonts w:ascii="Century Gothic" w:eastAsia="Century Gothic" w:hAnsi="Century Gothic" w:cs="Century Gothic"/>
+          <w:color w:val="000000"/>
+          <w:sz w:val="24"/>
+          <w:szCs w:val="24"/>
+        </w:rPr>
+        <w:t xml:space="preserve">, así </w:t>
+      </w:r>
+      <w:r>
+        <w:rPr>
+          <w:rFonts w:ascii="Century Gothic" w:eastAsia="Century Gothic" w:hAnsi="Century Gothic" w:cs="Century Gothic"/>
+          <w:color w:val="000000"/>
+          <w:sz w:val="24"/>
+          <w:szCs w:val="24"/>
+        </w:rPr>
+        <w:lastRenderedPageBreak/>
+        <w:t xml:space="preserve">como en todos y cada uno de los actos y comportamientos afines a sus funciones, los secretos profesionales, financieros, de mercado, informáticos, didácticos, científicos, técnicos, de capacitación a todo nivel o de cualquier naturaleza, secretos industriales, marcas, patentes, técnicas de ventas y demás aspectos inherentes a los negocios de la </w:t>
+      </w:r>
+      <w:r>
+        <w:rPr>
+          <w:rFonts w:ascii="Century Gothic" w:eastAsia="Century Gothic" w:hAnsi="Century Gothic" w:cs="Century Gothic"/>
+          <w:b/>
+          <w:bCs/>
+          <w:color w:val="000000"/>
+          <w:sz w:val="24"/>
+          <w:szCs w:val="24"/>
+        </w:rPr>
+        <w:t>EMPRESA</w:t>
+      </w:r>
+      <w:r>
+        <w:rPr>
+          <w:rFonts w:ascii="Century Gothic" w:eastAsia="Century Gothic" w:hAnsi="Century Gothic" w:cs="Century Gothic"/>
+          <w:color w:val="000000"/>
+          <w:sz w:val="24"/>
+          <w:szCs w:val="24"/>
+        </w:rPr>
+        <w:t xml:space="preserve"> y/o los CLIENTES de ésta, por lo cual deberá de guardar escrupulosamente los secretos técnicos, informáticos, financieros, técnicas de ventas, fórmulas y procedimientos que se empleen; al igual que mantener máxima reserva sobre asuntos administrativos y correspondencia, y a no divulgarlos ni a lucrar de ellos.</w:t>
+      </w:r>
+    </w:p>
+    <w:p>
+      <w:pPr>
+        <w:pBdr>
+          <w:top w:val="nil"/>
+          <w:left w:val="nil"/>
+          <w:bottom w:val="nil"/>
+          <w:right w:val="nil"/>
+          <w:between w:val="nil"/>
+        </w:pBdr>
+        <w:spacing w:after="0" w:line="240" w:lineRule="auto"/>
+        <w:rPr>
+          <w:rFonts w:ascii="Century Gothic" w:eastAsia="Century Gothic" w:hAnsi="Century Gothic" w:cs="Century Gothic"/>
+          <w:color w:val="000000"/>
+          <w:sz w:val="24"/>
+          <w:szCs w:val="24"/>
+        </w:rPr>
+      </w:pPr>
+    </w:p>
+    <w:p>
+      <w:pPr>
+        <w:pBdr>
+          <w:top w:val="nil"/>
+          <w:left w:val="nil"/>
+          <w:bottom w:val="nil"/>
+          <w:right w:val="nil"/>
+          <w:between w:val="nil"/>
+        </w:pBdr>
+        <w:spacing w:after="0" w:line="240" w:lineRule="auto"/>
+        <w:jc w:val="both"/>
+        <w:rPr>
+          <w:rFonts w:ascii="Century Gothic" w:eastAsia="Century Gothic" w:hAnsi="Century Gothic" w:cs="Century Gothic"/>
+          <w:color w:val="000000"/>
+          <w:sz w:val="24"/>
+          <w:szCs w:val="24"/>
+        </w:rPr>
+      </w:pPr>
+      <w:r>
+        <w:rPr>
+          <w:rFonts w:ascii="Century Gothic" w:eastAsia="Century Gothic" w:hAnsi="Century Gothic" w:cs="Century Gothic"/>
+          <w:b/>
+          <w:bCs/>
+          <w:color w:val="000000"/>
+          <w:sz w:val="24"/>
+          <w:szCs w:val="24"/>
+        </w:rPr>
+        <w:t>CLÁUSULA DÉCIMA: CONFIDENCIALIDAD.-</w:t>
+      </w:r>
+      <w:r>
+        <w:rPr>
+          <w:rFonts w:ascii="Century Gothic" w:eastAsia="Century Gothic" w:hAnsi="Century Gothic" w:cs="Century Gothic"/>
+          <w:color w:val="000000"/>
+          <w:sz w:val="24"/>
+          <w:szCs w:val="24"/>
+        </w:rPr>
+        <w:t xml:space="preserve"> Las partes reconocen que en virtud de la prestación de los servicios del(de la) </w:t>
       </w:r>
       <w:r>
         <w:rPr>
@@ -3268,7 +3401,151 @@
           <w:sz w:val="24"/>
           <w:szCs w:val="24"/>
         </w:rPr>
-        <w:t xml:space="preserve"> faculta o autoriza expresamente a la </w:t>
+        <w:t>, éste(a) podr</w:t>
+      </w:r>
+      <w:r>
+        <w:rPr>
+          <w:rFonts w:ascii="Century Gothic" w:eastAsia="Century Gothic" w:hAnsi="Century Gothic" w:cs="Century Gothic"/>
+          <w:sz w:val="24"/>
+          <w:szCs w:val="24"/>
+        </w:rPr>
+        <w:t>á tener</w:t>
+      </w:r>
+      <w:r>
+        <w:rPr>
+          <w:rFonts w:ascii="Century Gothic" w:eastAsia="Century Gothic" w:hAnsi="Century Gothic" w:cs="Century Gothic"/>
+          <w:color w:val="000000"/>
+          <w:sz w:val="24"/>
+          <w:szCs w:val="24"/>
+        </w:rPr>
+        <w:t xml:space="preserve"> acceso a información de carácter confidencial o privada de la </w:t>
+      </w:r>
+      <w:r>
+        <w:rPr>
+          <w:rFonts w:ascii="Century Gothic" w:eastAsia="Century Gothic" w:hAnsi="Century Gothic" w:cs="Century Gothic"/>
+          <w:b/>
+          <w:bCs/>
+          <w:color w:val="000000"/>
+          <w:sz w:val="24"/>
+          <w:szCs w:val="24"/>
+        </w:rPr>
+        <w:t>CONTRATANTE</w:t>
+      </w:r>
+      <w:r>
+        <w:rPr>
+          <w:rFonts w:ascii="Century Gothic" w:eastAsia="Century Gothic" w:hAnsi="Century Gothic" w:cs="Century Gothic"/>
+          <w:color w:val="000000"/>
+          <w:sz w:val="24"/>
+          <w:szCs w:val="24"/>
+        </w:rPr>
+        <w:t xml:space="preserve"> y/o de los clientes o usuarias de los servicios brindados por dicha </w:t>
+      </w:r>
+      <w:r>
+        <w:rPr>
+          <w:rFonts w:ascii="Century Gothic" w:eastAsia="Century Gothic" w:hAnsi="Century Gothic" w:cs="Century Gothic"/>
+          <w:b/>
+          <w:bCs/>
+          <w:color w:val="000000"/>
+          <w:sz w:val="24"/>
+          <w:szCs w:val="24"/>
+        </w:rPr>
+        <w:t>EMPRESA</w:t>
+      </w:r>
+      <w:r>
+        <w:rPr>
+          <w:rFonts w:ascii="Century Gothic" w:eastAsia="Century Gothic" w:hAnsi="Century Gothic" w:cs="Century Gothic"/>
+          <w:color w:val="000000"/>
+          <w:sz w:val="24"/>
+          <w:szCs w:val="24"/>
+        </w:rPr>
+        <w:t xml:space="preserve">; por lo que, mediante el presente instrumento, acuerdan expresamente que dicho(a) </w:t>
+      </w:r>
+      <w:r>
+        <w:rPr>
+          <w:rFonts w:ascii="Century Gothic" w:eastAsia="Century Gothic" w:hAnsi="Century Gothic" w:cs="Century Gothic"/>
+          <w:b/>
+          <w:bCs/>
+          <w:color w:val="000000"/>
+          <w:sz w:val="24"/>
+          <w:szCs w:val="24"/>
+        </w:rPr>
+        <w:t>COLABORADOR(A)</w:t>
+      </w:r>
+      <w:r>
+        <w:rPr>
+          <w:rFonts w:ascii="Century Gothic" w:eastAsia="Century Gothic" w:hAnsi="Century Gothic" w:cs="Century Gothic"/>
+          <w:color w:val="000000"/>
+          <w:sz w:val="24"/>
+          <w:szCs w:val="24"/>
+        </w:rPr>
+        <w:t xml:space="preserve"> no divulgará, ni revelará, la información confidencial, secreto(s) profesional(es), procesos, sistemas, datos, procedimientos o técnicas que la </w:t>
+      </w:r>
+      <w:r>
+        <w:rPr>
+          <w:rFonts w:ascii="Century Gothic" w:eastAsia="Century Gothic" w:hAnsi="Century Gothic" w:cs="Century Gothic"/>
+          <w:b/>
+          <w:bCs/>
+          <w:color w:val="000000"/>
+          <w:sz w:val="24"/>
+          <w:szCs w:val="24"/>
+        </w:rPr>
+        <w:t>CONTRATANTE</w:t>
+      </w:r>
+      <w:r>
+        <w:rPr>
+          <w:rFonts w:ascii="Century Gothic" w:eastAsia="Century Gothic" w:hAnsi="Century Gothic" w:cs="Century Gothic"/>
+          <w:color w:val="000000"/>
+          <w:sz w:val="24"/>
+          <w:szCs w:val="24"/>
+        </w:rPr>
+        <w:t xml:space="preserve"> utilice para el giro de su negocio o actividad económica.</w:t>
+      </w:r>
+    </w:p>
+    <w:p>
+      <w:pPr>
+        <w:pBdr>
+          <w:top w:val="nil"/>
+          <w:left w:val="nil"/>
+          <w:bottom w:val="nil"/>
+          <w:right w:val="nil"/>
+          <w:between w:val="nil"/>
+        </w:pBdr>
+        <w:spacing w:after="0" w:line="240" w:lineRule="auto"/>
+        <w:jc w:val="both"/>
+        <w:rPr>
+          <w:rFonts w:ascii="Century Gothic" w:eastAsia="Century Gothic" w:hAnsi="Century Gothic" w:cs="Century Gothic"/>
+          <w:color w:val="000000"/>
+          <w:sz w:val="24"/>
+          <w:szCs w:val="24"/>
+        </w:rPr>
+      </w:pPr>
+    </w:p>
+    <w:p>
+      <w:pPr>
+        <w:pBdr>
+          <w:top w:val="nil"/>
+          <w:left w:val="nil"/>
+          <w:bottom w:val="nil"/>
+          <w:right w:val="nil"/>
+          <w:between w:val="nil"/>
+        </w:pBdr>
+        <w:spacing w:after="0" w:line="240" w:lineRule="auto"/>
+        <w:jc w:val="both"/>
+        <w:rPr>
+          <w:rFonts w:ascii="Century Gothic" w:eastAsia="Century Gothic" w:hAnsi="Century Gothic" w:cs="Century Gothic"/>
+          <w:color w:val="000000"/>
+          <w:sz w:val="24"/>
+          <w:szCs w:val="24"/>
+        </w:rPr>
+      </w:pPr>
+      <w:r>
+        <w:rPr>
+          <w:rFonts w:ascii="Century Gothic" w:eastAsia="Century Gothic" w:hAnsi="Century Gothic" w:cs="Century Gothic"/>
+          <w:color w:val="000000"/>
+          <w:sz w:val="24"/>
+          <w:szCs w:val="24"/>
+        </w:rPr>
+        <w:t xml:space="preserve">Así mismo, las partes reconocen que la información confidencial o secreto(s) profesional(es) de la </w:t>
       </w:r>
       <w:r>
         <w:rPr>
@@ -3288,70 +3565,102 @@
           <w:sz w:val="24"/>
           <w:szCs w:val="24"/>
         </w:rPr>
-        <w:t xml:space="preserve"> para que, en caso de terminación del presente contrato de trabajo, descuente de su respectiva liquidación de haberes de ley, valores por concepto de obligaciones pendientes; ya sean éstas de naturaleza laboral o civil, tales como: anticipos, faltantes, vales, préstamos, créditos, multas, incumplimientos, etc.</w:t>
-      </w:r>
-    </w:p>
-    <w:p>
-      <w:pPr>
-        <w:pBdr>
-          <w:top w:val="nil"/>
-          <w:left w:val="nil"/>
-          <w:bottom w:val="nil"/>
-          <w:right w:val="nil"/>
-          <w:between w:val="nil"/>
-        </w:pBdr>
-        <w:spacing w:after="0" w:line="240" w:lineRule="auto"/>
-        <w:jc w:val="both"/>
-        <w:rPr>
-          <w:rFonts w:ascii="Century Gothic" w:eastAsia="Century Gothic" w:hAnsi="Century Gothic" w:cs="Century Gothic"/>
-          <w:color w:val="000000"/>
-          <w:sz w:val="24"/>
-          <w:szCs w:val="24"/>
-        </w:rPr>
-      </w:pPr>
-    </w:p>
-    <w:p>
-      <w:pPr>
-        <w:pBdr>
-          <w:top w:val="nil"/>
-          <w:left w:val="nil"/>
-          <w:bottom w:val="nil"/>
-          <w:right w:val="nil"/>
-          <w:between w:val="nil"/>
-        </w:pBdr>
-        <w:spacing w:after="0" w:line="240" w:lineRule="auto"/>
-        <w:jc w:val="both"/>
-        <w:rPr>
-          <w:rFonts w:ascii="Century Gothic" w:eastAsia="Century Gothic" w:hAnsi="Century Gothic" w:cs="Century Gothic"/>
-          <w:color w:val="000000"/>
-          <w:sz w:val="24"/>
-          <w:szCs w:val="24"/>
-        </w:rPr>
-      </w:pPr>
-      <w:r>
-        <w:rPr>
-          <w:rFonts w:ascii="Century Gothic" w:eastAsia="Century Gothic" w:hAnsi="Century Gothic" w:cs="Century Gothic"/>
-          <w:b/>
-          <w:bCs/>
-          <w:color w:val="000000"/>
-          <w:sz w:val="24"/>
-          <w:szCs w:val="24"/>
-        </w:rPr>
-        <w:t xml:space="preserve">CLÁUSULA OCTAVA: RESPONSABILIDAD </w:t>
-      </w:r>
-      <w:proofErr w:type="gramStart"/>
-      <w:r>
-        <w:rPr>
-          <w:rFonts w:ascii="Century Gothic" w:eastAsia="Century Gothic" w:hAnsi="Century Gothic" w:cs="Century Gothic"/>
-          <w:b/>
-          <w:bCs/>
-          <w:color w:val="000000"/>
-          <w:sz w:val="24"/>
-          <w:szCs w:val="24"/>
-        </w:rPr>
-        <w:t>LABORAL.-</w:t>
-      </w:r>
-      <w:proofErr w:type="gramEnd"/>
+        <w:t xml:space="preserve"> también comprende: Estrategias, objetivos, políticas, proyectos, prioridades, usuarios y contraseñas de accesos a portales web o servicios en línea en general, códigos de acceso en general, información relacionada a toda cuenta bancaria que pertenezca a la </w:t>
+      </w:r>
+      <w:r>
+        <w:rPr>
+          <w:rFonts w:ascii="Century Gothic" w:eastAsia="Century Gothic" w:hAnsi="Century Gothic" w:cs="Century Gothic"/>
+          <w:b/>
+          <w:bCs/>
+          <w:color w:val="000000"/>
+          <w:sz w:val="24"/>
+          <w:szCs w:val="24"/>
+        </w:rPr>
+        <w:t>EMPLEADORA</w:t>
+      </w:r>
+      <w:r>
+        <w:rPr>
+          <w:rFonts w:ascii="Century Gothic" w:eastAsia="Century Gothic" w:hAnsi="Century Gothic" w:cs="Century Gothic"/>
+          <w:color w:val="000000"/>
+          <w:sz w:val="24"/>
+          <w:szCs w:val="24"/>
+        </w:rPr>
+        <w:t xml:space="preserve">, cronogramas de trabajo, reportes, contratos de cualquier naturaleza, sistemas tecnológicos, manuales, reglamentos y en general todos los aspectos y conceptos relacionados, utilizados o desarrollados por la </w:t>
+      </w:r>
+      <w:r>
+        <w:rPr>
+          <w:rFonts w:ascii="Century Gothic" w:eastAsia="Century Gothic" w:hAnsi="Century Gothic" w:cs="Century Gothic"/>
+          <w:b/>
+          <w:bCs/>
+          <w:color w:val="000000"/>
+          <w:sz w:val="24"/>
+          <w:szCs w:val="24"/>
+        </w:rPr>
+        <w:t>CONTRATANTE</w:t>
+      </w:r>
+      <w:r>
+        <w:rPr>
+          <w:rFonts w:ascii="Century Gothic" w:eastAsia="Century Gothic" w:hAnsi="Century Gothic" w:cs="Century Gothic"/>
+          <w:color w:val="000000"/>
+          <w:sz w:val="24"/>
+          <w:szCs w:val="24"/>
+        </w:rPr>
+        <w:t>.</w:t>
+      </w:r>
+    </w:p>
+    <w:p>
+      <w:pPr>
+        <w:pBdr>
+          <w:top w:val="nil"/>
+          <w:left w:val="nil"/>
+          <w:bottom w:val="nil"/>
+          <w:right w:val="nil"/>
+          <w:between w:val="nil"/>
+        </w:pBdr>
+        <w:spacing w:after="0" w:line="240" w:lineRule="auto"/>
+        <w:rPr>
+          <w:rFonts w:ascii="Century Gothic" w:eastAsia="Century Gothic" w:hAnsi="Century Gothic" w:cs="Century Gothic"/>
+          <w:color w:val="000000"/>
+          <w:sz w:val="24"/>
+          <w:szCs w:val="24"/>
+        </w:rPr>
+      </w:pPr>
+    </w:p>
+    <w:p>
+      <w:pPr>
+        <w:pBdr>
+          <w:top w:val="nil"/>
+          <w:left w:val="nil"/>
+          <w:bottom w:val="nil"/>
+          <w:right w:val="nil"/>
+          <w:between w:val="nil"/>
+        </w:pBdr>
+        <w:spacing w:after="0" w:line="240" w:lineRule="auto"/>
+        <w:jc w:val="both"/>
+        <w:rPr>
+          <w:rFonts w:ascii="Century Gothic" w:eastAsia="Century Gothic" w:hAnsi="Century Gothic" w:cs="Century Gothic"/>
+          <w:color w:val="000000"/>
+          <w:sz w:val="24"/>
+          <w:szCs w:val="24"/>
+        </w:rPr>
+      </w:pPr>
+      <w:r>
+        <w:rPr>
+          <w:rFonts w:ascii="Century Gothic" w:eastAsia="Century Gothic" w:hAnsi="Century Gothic" w:cs="Century Gothic"/>
+          <w:color w:val="000000"/>
+          <w:sz w:val="24"/>
+          <w:szCs w:val="24"/>
+        </w:rPr>
+        <w:t>Se consideran también como información confidencial</w:t>
+      </w:r>
+      <w:r>
+        <w:rPr>
+          <w:rFonts w:ascii="Century Gothic" w:eastAsia="Century Gothic" w:hAnsi="Century Gothic" w:cs="Century Gothic"/>
+          <w:sz w:val="24"/>
+          <w:szCs w:val="24"/>
+        </w:rPr>
+        <w:t>:</w:t>
+      </w:r>
       <w:r>
         <w:rPr>
           <w:rFonts w:ascii="Century Gothic" w:eastAsia="Century Gothic" w:hAnsi="Century Gothic" w:cs="Century Gothic"/>
@@ -3361,125 +3670,169 @@
         </w:rPr>
         <w:t xml:space="preserve"> </w:t>
       </w:r>
-      <w:proofErr w:type="gramStart"/>
-      <w:r>
-        <w:rPr>
-          <w:rFonts w:ascii="Century Gothic" w:eastAsia="Century Gothic" w:hAnsi="Century Gothic" w:cs="Century Gothic"/>
-          <w:sz w:val="24"/>
-          <w:szCs w:val="24"/>
-        </w:rPr>
-        <w:t>El(</w:t>
-      </w:r>
-      <w:proofErr w:type="gramEnd"/>
-      <w:r>
-        <w:rPr>
-          <w:rFonts w:ascii="Century Gothic" w:eastAsia="Century Gothic" w:hAnsi="Century Gothic" w:cs="Century Gothic"/>
-          <w:sz w:val="24"/>
-          <w:szCs w:val="24"/>
-        </w:rPr>
-        <w:t xml:space="preserve">La) COLABORADOR(A) reconoce que </w:t>
-      </w:r>
-      <w:r>
-        <w:rPr>
-          <w:rFonts w:ascii="Century Gothic" w:eastAsia="Century Gothic" w:hAnsi="Century Gothic" w:cs="Century Gothic"/>
-          <w:color w:val="000000"/>
-          <w:sz w:val="24"/>
-          <w:szCs w:val="24"/>
-        </w:rPr>
-        <w:t xml:space="preserve">cualquier reclamo de la naturaleza que </w:t>
-      </w:r>
-      <w:r>
-        <w:rPr>
-          <w:rFonts w:ascii="Century Gothic" w:eastAsia="Century Gothic" w:hAnsi="Century Gothic" w:cs="Century Gothic"/>
-          <w:sz w:val="24"/>
-          <w:szCs w:val="24"/>
-        </w:rPr>
-        <w:t>fuere</w:t>
-      </w:r>
-      <w:r>
-        <w:rPr>
-          <w:rFonts w:ascii="Century Gothic" w:eastAsia="Century Gothic" w:hAnsi="Century Gothic" w:cs="Century Gothic"/>
-          <w:color w:val="000000"/>
-          <w:sz w:val="24"/>
-          <w:szCs w:val="24"/>
-        </w:rPr>
-        <w:t xml:space="preserve">, proveniente de anteriores </w:t>
-      </w:r>
-      <w:r>
-        <w:rPr>
-          <w:rFonts w:ascii="Century Gothic" w:eastAsia="Century Gothic" w:hAnsi="Century Gothic" w:cs="Century Gothic"/>
-          <w:sz w:val="24"/>
-          <w:szCs w:val="24"/>
-        </w:rPr>
-        <w:t>relaciones</w:t>
-      </w:r>
-      <w:r>
-        <w:rPr>
-          <w:rFonts w:ascii="Century Gothic" w:eastAsia="Century Gothic" w:hAnsi="Century Gothic" w:cs="Century Gothic"/>
-          <w:color w:val="000000"/>
-          <w:sz w:val="24"/>
-          <w:szCs w:val="24"/>
-        </w:rPr>
-        <w:t xml:space="preserve"> laborales que haya celebrado o mantenido </w:t>
-      </w:r>
-      <w:r>
-        <w:rPr>
-          <w:rFonts w:ascii="Century Gothic" w:eastAsia="Century Gothic" w:hAnsi="Century Gothic" w:cs="Century Gothic"/>
-          <w:sz w:val="24"/>
-          <w:szCs w:val="24"/>
-        </w:rPr>
-        <w:t>dicho(a) TRABAJADOR(A)</w:t>
-      </w:r>
-      <w:r>
-        <w:rPr>
-          <w:rFonts w:ascii="Century Gothic" w:eastAsia="Century Gothic" w:hAnsi="Century Gothic" w:cs="Century Gothic"/>
-          <w:color w:val="000000"/>
-          <w:sz w:val="24"/>
-          <w:szCs w:val="24"/>
-        </w:rPr>
-        <w:t>, no tiene relación al</w:t>
-      </w:r>
-      <w:r>
-        <w:rPr>
-          <w:rFonts w:ascii="Century Gothic" w:eastAsia="Century Gothic" w:hAnsi="Century Gothic" w:cs="Century Gothic"/>
-          <w:sz w:val="24"/>
-          <w:szCs w:val="24"/>
-        </w:rPr>
-        <w:t xml:space="preserve">guna con la EMPRESA, por lo que no podrá ser </w:t>
-      </w:r>
-      <w:r>
-        <w:rPr>
-          <w:rFonts w:ascii="Century Gothic" w:eastAsia="Century Gothic" w:hAnsi="Century Gothic" w:cs="Century Gothic"/>
-          <w:color w:val="000000"/>
-          <w:sz w:val="24"/>
-          <w:szCs w:val="24"/>
-        </w:rPr>
-        <w:t>dirigid</w:t>
-      </w:r>
-      <w:r>
-        <w:rPr>
-          <w:rFonts w:ascii="Century Gothic" w:eastAsia="Century Gothic" w:hAnsi="Century Gothic" w:cs="Century Gothic"/>
-          <w:sz w:val="24"/>
-          <w:szCs w:val="24"/>
-        </w:rPr>
-        <w:t>o</w:t>
-      </w:r>
-      <w:r>
-        <w:rPr>
-          <w:rFonts w:ascii="Century Gothic" w:eastAsia="Century Gothic" w:hAnsi="Century Gothic" w:cs="Century Gothic"/>
-          <w:color w:val="000000"/>
-          <w:sz w:val="24"/>
-          <w:szCs w:val="24"/>
-        </w:rPr>
-        <w:t xml:space="preserve"> contra ENGLISH-ON ACADEMY S.A.</w:t>
-      </w:r>
-      <w:r>
-        <w:rPr>
-          <w:rFonts w:ascii="Century Gothic" w:eastAsia="Century Gothic" w:hAnsi="Century Gothic" w:cs="Century Gothic"/>
-          <w:sz w:val="24"/>
-          <w:szCs w:val="24"/>
-        </w:rPr>
-        <w:t>S</w:t>
+      <w:r>
+        <w:rPr>
+          <w:rFonts w:ascii="Century Gothic" w:eastAsia="Century Gothic" w:hAnsi="Century Gothic" w:cs="Century Gothic"/>
+          <w:b/>
+          <w:bCs/>
+          <w:color w:val="000000"/>
+          <w:sz w:val="24"/>
+          <w:szCs w:val="24"/>
+        </w:rPr>
+        <w:t>a)</w:t>
+      </w:r>
+      <w:r>
+        <w:rPr>
+          <w:rFonts w:ascii="Century Gothic" w:eastAsia="Century Gothic" w:hAnsi="Century Gothic" w:cs="Century Gothic"/>
+          <w:color w:val="000000"/>
+          <w:sz w:val="24"/>
+          <w:szCs w:val="24"/>
+        </w:rPr>
+        <w:t xml:space="preserve"> todas las técnicas aplicadas para la venta o comercialización de los diversos servicios o productos ofrecidos por la </w:t>
+      </w:r>
+      <w:r>
+        <w:rPr>
+          <w:rFonts w:ascii="Century Gothic" w:eastAsia="Century Gothic" w:hAnsi="Century Gothic" w:cs="Century Gothic"/>
+          <w:b/>
+          <w:bCs/>
+          <w:color w:val="000000"/>
+          <w:sz w:val="24"/>
+          <w:szCs w:val="24"/>
+        </w:rPr>
+        <w:t>EMPLEADORA</w:t>
+      </w:r>
+      <w:r>
+        <w:rPr>
+          <w:rFonts w:ascii="Century Gothic" w:eastAsia="Century Gothic" w:hAnsi="Century Gothic" w:cs="Century Gothic"/>
+          <w:sz w:val="24"/>
+          <w:szCs w:val="24"/>
+        </w:rPr>
+        <w:t xml:space="preserve">; y, </w:t>
+      </w:r>
+      <w:r>
+        <w:rPr>
+          <w:rFonts w:ascii="Century Gothic" w:eastAsia="Century Gothic" w:hAnsi="Century Gothic" w:cs="Century Gothic"/>
+          <w:b/>
+          <w:bCs/>
+          <w:sz w:val="24"/>
+          <w:szCs w:val="24"/>
+        </w:rPr>
+        <w:t>b)</w:t>
+      </w:r>
+      <w:r>
+        <w:rPr>
+          <w:rFonts w:ascii="Century Gothic" w:eastAsia="Century Gothic" w:hAnsi="Century Gothic" w:cs="Century Gothic"/>
+          <w:color w:val="000000"/>
+          <w:sz w:val="24"/>
+          <w:szCs w:val="24"/>
+        </w:rPr>
+        <w:t xml:space="preserve"> </w:t>
+      </w:r>
+      <w:r>
+        <w:rPr>
+          <w:rFonts w:ascii="Century Gothic" w:eastAsia="Century Gothic" w:hAnsi="Century Gothic" w:cs="Century Gothic"/>
+          <w:sz w:val="24"/>
+          <w:szCs w:val="24"/>
+        </w:rPr>
+        <w:t>toda</w:t>
+      </w:r>
+      <w:r>
+        <w:rPr>
+          <w:rFonts w:ascii="Century Gothic" w:eastAsia="Century Gothic" w:hAnsi="Century Gothic" w:cs="Century Gothic"/>
+          <w:color w:val="000000"/>
+          <w:sz w:val="24"/>
+          <w:szCs w:val="24"/>
+        </w:rPr>
+        <w:t xml:space="preserve"> </w:t>
+      </w:r>
+      <w:r>
+        <w:rPr>
+          <w:rFonts w:ascii="Century Gothic" w:eastAsia="Century Gothic" w:hAnsi="Century Gothic" w:cs="Century Gothic"/>
+          <w:sz w:val="24"/>
+          <w:szCs w:val="24"/>
+        </w:rPr>
+        <w:t>información</w:t>
+      </w:r>
+      <w:r>
+        <w:rPr>
+          <w:rFonts w:ascii="Century Gothic" w:eastAsia="Century Gothic" w:hAnsi="Century Gothic" w:cs="Century Gothic"/>
+          <w:color w:val="000000"/>
+          <w:sz w:val="24"/>
+          <w:szCs w:val="24"/>
+        </w:rPr>
+        <w:t xml:space="preserve"> (nombres, </w:t>
+      </w:r>
+      <w:r>
+        <w:rPr>
+          <w:rFonts w:ascii="Century Gothic" w:eastAsia="Century Gothic" w:hAnsi="Century Gothic" w:cs="Century Gothic"/>
+          <w:sz w:val="24"/>
+          <w:szCs w:val="24"/>
+        </w:rPr>
+        <w:t>domicilio</w:t>
+      </w:r>
+      <w:r>
+        <w:rPr>
+          <w:rFonts w:ascii="Century Gothic" w:eastAsia="Century Gothic" w:hAnsi="Century Gothic" w:cs="Century Gothic"/>
+          <w:color w:val="000000"/>
+          <w:sz w:val="24"/>
+          <w:szCs w:val="24"/>
+        </w:rPr>
+        <w:t xml:space="preserve"> y demás medios de contacto) de los </w:t>
+      </w:r>
+      <w:r>
+        <w:rPr>
+          <w:rFonts w:ascii="Century Gothic" w:eastAsia="Century Gothic" w:hAnsi="Century Gothic" w:cs="Century Gothic"/>
+          <w:sz w:val="24"/>
+          <w:szCs w:val="24"/>
+        </w:rPr>
+        <w:t>clientes</w:t>
+      </w:r>
+      <w:r>
+        <w:rPr>
+          <w:rFonts w:ascii="Century Gothic" w:eastAsia="Century Gothic" w:hAnsi="Century Gothic" w:cs="Century Gothic"/>
+          <w:color w:val="000000"/>
+          <w:sz w:val="24"/>
+          <w:szCs w:val="24"/>
+        </w:rPr>
+        <w:t xml:space="preserve"> o potenciales </w:t>
+      </w:r>
+      <w:r>
+        <w:rPr>
+          <w:rFonts w:ascii="Century Gothic" w:eastAsia="Century Gothic" w:hAnsi="Century Gothic" w:cs="Century Gothic"/>
+          <w:sz w:val="24"/>
+          <w:szCs w:val="24"/>
+        </w:rPr>
+        <w:t>clientes</w:t>
+      </w:r>
+      <w:r>
+        <w:rPr>
+          <w:rFonts w:ascii="Century Gothic" w:eastAsia="Century Gothic" w:hAnsi="Century Gothic" w:cs="Century Gothic"/>
+          <w:color w:val="000000"/>
+          <w:sz w:val="24"/>
+          <w:szCs w:val="24"/>
+        </w:rPr>
+        <w:t xml:space="preserve"> de la </w:t>
+      </w:r>
+      <w:r>
+        <w:rPr>
+          <w:rFonts w:ascii="Century Gothic" w:eastAsia="Century Gothic" w:hAnsi="Century Gothic" w:cs="Century Gothic"/>
+          <w:b/>
+          <w:bCs/>
+          <w:color w:val="000000"/>
+          <w:sz w:val="24"/>
+          <w:szCs w:val="24"/>
+        </w:rPr>
+        <w:t>COMPA</w:t>
+      </w:r>
+      <w:r>
+        <w:rPr>
+          <w:rFonts w:ascii="Century Gothic" w:eastAsia="Century Gothic" w:hAnsi="Century Gothic" w:cs="Century Gothic"/>
+          <w:b/>
+          <w:bCs/>
+          <w:sz w:val="24"/>
+          <w:szCs w:val="24"/>
+        </w:rPr>
+        <w:t>ÑÍA</w:t>
       </w:r>
       <w:r>
         <w:rPr>
@@ -3490,175 +3843,115 @@
         </w:rPr>
         <w:t>.</w:t>
       </w:r>
-      <w:r>
-        <w:rPr>
-          <w:rFonts w:ascii="Century Gothic" w:eastAsia="Century Gothic" w:hAnsi="Century Gothic" w:cs="Century Gothic"/>
-          <w:sz w:val="24"/>
-          <w:szCs w:val="24"/>
-        </w:rPr>
-        <w:t>, como tampoco en contra de sus administradores, accionistas o colaboradores</w:t>
-      </w:r>
-      <w:r>
-        <w:rPr>
-          <w:rFonts w:ascii="Century Gothic" w:eastAsia="Century Gothic" w:hAnsi="Century Gothic" w:cs="Century Gothic"/>
-          <w:color w:val="000000"/>
-          <w:sz w:val="24"/>
-          <w:szCs w:val="24"/>
-        </w:rPr>
-        <w:t>. En con</w:t>
-      </w:r>
-      <w:r>
-        <w:rPr>
-          <w:rFonts w:ascii="Century Gothic" w:eastAsia="Century Gothic" w:hAnsi="Century Gothic" w:cs="Century Gothic"/>
-          <w:sz w:val="24"/>
-          <w:szCs w:val="24"/>
-        </w:rPr>
-        <w:t>secuencia, e</w:t>
-      </w:r>
-      <w:r>
-        <w:rPr>
-          <w:rFonts w:ascii="Century Gothic" w:eastAsia="Century Gothic" w:hAnsi="Century Gothic" w:cs="Century Gothic"/>
-          <w:color w:val="000000"/>
-          <w:sz w:val="24"/>
-          <w:szCs w:val="24"/>
-        </w:rPr>
-        <w:t>l(</w:t>
-      </w:r>
-      <w:r>
-        <w:rPr>
-          <w:rFonts w:ascii="Century Gothic" w:eastAsia="Century Gothic" w:hAnsi="Century Gothic" w:cs="Century Gothic"/>
-          <w:sz w:val="24"/>
-          <w:szCs w:val="24"/>
-        </w:rPr>
-        <w:t>l</w:t>
-      </w:r>
-      <w:r>
-        <w:rPr>
-          <w:rFonts w:ascii="Century Gothic" w:eastAsia="Century Gothic" w:hAnsi="Century Gothic" w:cs="Century Gothic"/>
-          <w:color w:val="000000"/>
-          <w:sz w:val="24"/>
-          <w:szCs w:val="24"/>
-        </w:rPr>
-        <w:t xml:space="preserve">a) </w:t>
-      </w:r>
-      <w:r>
-        <w:rPr>
-          <w:rFonts w:ascii="Century Gothic" w:eastAsia="Century Gothic" w:hAnsi="Century Gothic" w:cs="Century Gothic"/>
-          <w:b/>
-          <w:bCs/>
-          <w:color w:val="000000"/>
-          <w:sz w:val="24"/>
-          <w:szCs w:val="24"/>
-        </w:rPr>
-        <w:t xml:space="preserve">EMPLEADO(A) </w:t>
-      </w:r>
-      <w:r>
-        <w:rPr>
-          <w:rFonts w:ascii="Century Gothic" w:eastAsia="Century Gothic" w:hAnsi="Century Gothic" w:cs="Century Gothic"/>
-          <w:color w:val="000000"/>
-          <w:sz w:val="24"/>
-          <w:szCs w:val="24"/>
-        </w:rPr>
-        <w:t>declara que conoce y acepta ex</w:t>
-      </w:r>
-      <w:r>
-        <w:rPr>
-          <w:rFonts w:ascii="Century Gothic" w:eastAsia="Century Gothic" w:hAnsi="Century Gothic" w:cs="Century Gothic"/>
-          <w:sz w:val="24"/>
-          <w:szCs w:val="24"/>
-        </w:rPr>
-        <w:t xml:space="preserve">cluir a </w:t>
-      </w:r>
-      <w:r>
-        <w:rPr>
-          <w:rFonts w:ascii="Century Gothic" w:eastAsia="Century Gothic" w:hAnsi="Century Gothic" w:cs="Century Gothic"/>
-          <w:b/>
-          <w:bCs/>
-          <w:sz w:val="24"/>
-          <w:szCs w:val="24"/>
-        </w:rPr>
-        <w:t xml:space="preserve">ENGLISH-ON-ACADEMY S.A.S. </w:t>
-      </w:r>
-      <w:r>
-        <w:rPr>
-          <w:rFonts w:ascii="Century Gothic" w:eastAsia="Century Gothic" w:hAnsi="Century Gothic" w:cs="Century Gothic"/>
-          <w:sz w:val="24"/>
-          <w:szCs w:val="24"/>
-        </w:rPr>
-        <w:t>de toda denuncia o demanda laboral que no tenga relación o no se derive de un hipotético o eventual incumplimiento de la EMPRESA a lo dispuesto en el presente contrato.</w:t>
-      </w:r>
-    </w:p>
-    <w:p>
-      <w:pPr>
-        <w:pBdr>
-          <w:top w:val="nil"/>
-          <w:left w:val="nil"/>
-          <w:bottom w:val="nil"/>
-          <w:right w:val="nil"/>
-          <w:between w:val="nil"/>
-        </w:pBdr>
-        <w:spacing w:after="0" w:line="240" w:lineRule="auto"/>
-        <w:jc w:val="both"/>
-        <w:rPr>
-          <w:rFonts w:ascii="Century Gothic" w:eastAsia="Century Gothic" w:hAnsi="Century Gothic" w:cs="Century Gothic"/>
-          <w:color w:val="000000"/>
-          <w:sz w:val="24"/>
-          <w:szCs w:val="24"/>
-        </w:rPr>
-      </w:pPr>
-    </w:p>
-    <w:p>
-      <w:pPr>
-        <w:pBdr>
-          <w:top w:val="nil"/>
-          <w:left w:val="nil"/>
-          <w:bottom w:val="nil"/>
-          <w:right w:val="nil"/>
-          <w:between w:val="nil"/>
-        </w:pBdr>
-        <w:spacing w:after="0" w:line="240" w:lineRule="auto"/>
-        <w:jc w:val="both"/>
-        <w:rPr>
-          <w:rFonts w:ascii="Century Gothic" w:eastAsia="Century Gothic" w:hAnsi="Century Gothic" w:cs="Century Gothic"/>
-          <w:sz w:val="24"/>
-          <w:szCs w:val="24"/>
-        </w:rPr>
-      </w:pPr>
-      <w:r>
-        <w:rPr>
-          <w:rFonts w:ascii="Century Gothic" w:eastAsia="Century Gothic" w:hAnsi="Century Gothic" w:cs="Century Gothic"/>
-          <w:color w:val="000000"/>
-          <w:sz w:val="24"/>
-          <w:szCs w:val="24"/>
-        </w:rPr>
-        <w:t xml:space="preserve">La violación por parte </w:t>
-      </w:r>
-      <w:proofErr w:type="gramStart"/>
-      <w:r>
-        <w:rPr>
-          <w:rFonts w:ascii="Century Gothic" w:eastAsia="Century Gothic" w:hAnsi="Century Gothic" w:cs="Century Gothic"/>
-          <w:color w:val="000000"/>
-          <w:sz w:val="24"/>
-          <w:szCs w:val="24"/>
-        </w:rPr>
-        <w:t>del(</w:t>
-      </w:r>
-      <w:proofErr w:type="gramEnd"/>
-      <w:r>
-        <w:rPr>
-          <w:rFonts w:ascii="Century Gothic" w:eastAsia="Century Gothic" w:hAnsi="Century Gothic" w:cs="Century Gothic"/>
-          <w:color w:val="000000"/>
-          <w:sz w:val="24"/>
-          <w:szCs w:val="24"/>
-        </w:rPr>
-        <w:t xml:space="preserve">de la) </w:t>
-      </w:r>
-      <w:r>
-        <w:rPr>
-          <w:rFonts w:ascii="Century Gothic" w:eastAsia="Century Gothic" w:hAnsi="Century Gothic" w:cs="Century Gothic"/>
-          <w:b/>
-          <w:bCs/>
-          <w:color w:val="000000"/>
+    </w:p>
+    <w:p>
+      <w:pPr>
+        <w:pBdr>
+          <w:top w:val="nil"/>
+          <w:left w:val="nil"/>
+          <w:bottom w:val="nil"/>
+          <w:right w:val="nil"/>
+          <w:between w:val="nil"/>
+        </w:pBdr>
+        <w:spacing w:after="0" w:line="240" w:lineRule="auto"/>
+        <w:jc w:val="both"/>
+        <w:rPr>
+          <w:rFonts w:ascii="Century Gothic" w:eastAsia="Century Gothic" w:hAnsi="Century Gothic" w:cs="Century Gothic"/>
+          <w:color w:val="000000"/>
+          <w:sz w:val="24"/>
+          <w:szCs w:val="24"/>
+        </w:rPr>
+      </w:pPr>
+    </w:p>
+    <w:p>
+      <w:pPr>
+        <w:pBdr>
+          <w:top w:val="nil"/>
+          <w:left w:val="nil"/>
+          <w:bottom w:val="nil"/>
+          <w:right w:val="nil"/>
+          <w:between w:val="nil"/>
+        </w:pBdr>
+        <w:spacing w:after="0" w:line="240" w:lineRule="auto"/>
+        <w:jc w:val="both"/>
+        <w:rPr>
+          <w:rFonts w:ascii="Century Gothic" w:eastAsia="Century Gothic" w:hAnsi="Century Gothic" w:cs="Century Gothic"/>
+          <w:color w:val="000000"/>
+          <w:sz w:val="24"/>
+          <w:szCs w:val="24"/>
+        </w:rPr>
+      </w:pPr>
+      <w:r>
+        <w:rPr>
+          <w:rFonts w:ascii="Century Gothic" w:eastAsia="Century Gothic" w:hAnsi="Century Gothic" w:cs="Century Gothic"/>
+          <w:color w:val="000000"/>
+          <w:sz w:val="24"/>
+          <w:szCs w:val="24"/>
+        </w:rPr>
+        <w:t xml:space="preserve">El(La) </w:t>
+      </w:r>
+      <w:r>
+        <w:rPr>
+          <w:rFonts w:ascii="Century Gothic" w:eastAsia="Century Gothic" w:hAnsi="Century Gothic" w:cs="Century Gothic"/>
+          <w:b/>
+          <w:bCs/>
+          <w:color w:val="000000"/>
+          <w:sz w:val="24"/>
+          <w:szCs w:val="24"/>
+        </w:rPr>
+        <w:t>COLABORADOR(A)</w:t>
+      </w:r>
+      <w:r>
+        <w:rPr>
+          <w:rFonts w:ascii="Century Gothic" w:eastAsia="Century Gothic" w:hAnsi="Century Gothic" w:cs="Century Gothic"/>
+          <w:color w:val="000000"/>
+          <w:sz w:val="24"/>
+          <w:szCs w:val="24"/>
+        </w:rPr>
+        <w:t xml:space="preserve"> se compromete a mantener absoluta reserva con relación a la información que conozca u obtenga de la CONTRATANTE y los clientes o usuarias de los servicios de dicha EMPRESA.</w:t>
+      </w:r>
+    </w:p>
+    <w:p>
+      <w:pPr>
+        <w:pBdr>
+          <w:top w:val="nil"/>
+          <w:left w:val="nil"/>
+          <w:bottom w:val="nil"/>
+          <w:right w:val="nil"/>
+          <w:between w:val="nil"/>
+        </w:pBdr>
+        <w:spacing w:after="0" w:line="240" w:lineRule="auto"/>
+        <w:jc w:val="both"/>
+        <w:rPr>
+          <w:rFonts w:ascii="Century Gothic" w:eastAsia="Century Gothic" w:hAnsi="Century Gothic" w:cs="Century Gothic"/>
+          <w:sz w:val="24"/>
+          <w:szCs w:val="24"/>
+        </w:rPr>
+      </w:pPr>
+    </w:p>
+    <w:p>
+      <w:pPr>
+        <w:spacing w:after="0" w:line="240" w:lineRule="auto"/>
+        <w:jc w:val="both"/>
+        <w:rPr>
+          <w:rFonts w:ascii="Century Gothic" w:eastAsia="Century Gothic" w:hAnsi="Century Gothic" w:cs="Century Gothic"/>
+          <w:sz w:val="24"/>
+          <w:szCs w:val="24"/>
+        </w:rPr>
+      </w:pPr>
+      <w:r>
+        <w:rPr>
+          <w:rFonts w:ascii="Century Gothic" w:eastAsia="Century Gothic" w:hAnsi="Century Gothic" w:cs="Century Gothic"/>
+          <w:sz w:val="24"/>
+          <w:szCs w:val="24"/>
+        </w:rPr>
+        <w:t xml:space="preserve">El(La) </w:t>
+      </w:r>
+      <w:r>
+        <w:rPr>
+          <w:rFonts w:ascii="Century Gothic" w:eastAsia="Century Gothic" w:hAnsi="Century Gothic" w:cs="Century Gothic"/>
+          <w:b/>
+          <w:bCs/>
           <w:sz w:val="24"/>
           <w:szCs w:val="24"/>
         </w:rPr>
@@ -3667,64 +3960,88 @@
       <w:r>
         <w:rPr>
           <w:rFonts w:ascii="Century Gothic" w:eastAsia="Century Gothic" w:hAnsi="Century Gothic" w:cs="Century Gothic"/>
-          <w:color w:val="000000"/>
-          <w:sz w:val="24"/>
-          <w:szCs w:val="24"/>
-        </w:rPr>
-        <w:t xml:space="preserve"> a lo estipulado en la presente cláusula faculta a </w:t>
-      </w:r>
-      <w:r>
-        <w:rPr>
-          <w:rFonts w:ascii="Century Gothic" w:eastAsia="Century Gothic" w:hAnsi="Century Gothic" w:cs="Century Gothic"/>
-          <w:b/>
-          <w:bCs/>
-          <w:sz w:val="24"/>
-          <w:szCs w:val="24"/>
-        </w:rPr>
-        <w:t>ENGLISH-ON-ACADEMY</w:t>
-      </w:r>
-      <w:r>
-        <w:rPr>
-          <w:rFonts w:ascii="Century Gothic" w:eastAsia="Century Gothic" w:hAnsi="Century Gothic" w:cs="Century Gothic"/>
-          <w:b/>
-          <w:bCs/>
-          <w:color w:val="000000"/>
-          <w:sz w:val="24"/>
-          <w:szCs w:val="24"/>
-        </w:rPr>
-        <w:t xml:space="preserve"> S.A.S.</w:t>
-      </w:r>
-      <w:r>
-        <w:rPr>
-          <w:rFonts w:ascii="Century Gothic" w:eastAsia="Century Gothic" w:hAnsi="Century Gothic" w:cs="Century Gothic"/>
-          <w:color w:val="000000"/>
-          <w:sz w:val="24"/>
-          <w:szCs w:val="24"/>
-        </w:rPr>
-        <w:t xml:space="preserve">, a demandar el </w:t>
-      </w:r>
-      <w:r>
-        <w:rPr>
-          <w:rFonts w:ascii="Century Gothic" w:eastAsia="Century Gothic" w:hAnsi="Century Gothic" w:cs="Century Gothic"/>
-          <w:color w:val="000000"/>
+          <w:sz w:val="24"/>
+          <w:szCs w:val="24"/>
+        </w:rPr>
+        <w:t xml:space="preserve"> se compromete, durante o posteriormente a la relación laboral existente entre las partes, a no hacer competencia </w:t>
+      </w:r>
+      <w:r>
+        <w:rPr>
+          <w:rFonts w:ascii="Century Gothic" w:eastAsia="Century Gothic" w:hAnsi="Century Gothic" w:cs="Century Gothic"/>
           <w:sz w:val="24"/>
           <w:szCs w:val="24"/>
         </w:rPr>
         <w:lastRenderedPageBreak/>
-        <w:t xml:space="preserve">pago de los daños y perjuicios ocasionados </w:t>
-      </w:r>
-      <w:r>
-        <w:rPr>
-          <w:rFonts w:ascii="Century Gothic" w:eastAsia="Century Gothic" w:hAnsi="Century Gothic" w:cs="Century Gothic"/>
-          <w:sz w:val="24"/>
-          <w:szCs w:val="24"/>
-        </w:rPr>
-        <w:t>en contra de la mencionada CONTRATANTE</w:t>
-      </w:r>
-      <w:r>
-        <w:rPr>
-          <w:rFonts w:ascii="Century Gothic" w:eastAsia="Century Gothic" w:hAnsi="Century Gothic" w:cs="Century Gothic"/>
-          <w:color w:val="000000"/>
+        <w:t>desleal -o de cualquier índole- a la EMPRESA, ya sea en territorio ecuatoriano o fuera de éste.</w:t>
+      </w:r>
+    </w:p>
+    <w:p>
+      <w:pPr>
+        <w:spacing w:after="0" w:line="240" w:lineRule="auto"/>
+        <w:jc w:val="both"/>
+        <w:rPr>
+          <w:rFonts w:ascii="Century Gothic" w:eastAsia="Century Gothic" w:hAnsi="Century Gothic" w:cs="Century Gothic"/>
+          <w:sz w:val="24"/>
+          <w:szCs w:val="24"/>
+        </w:rPr>
+      </w:pPr>
+    </w:p>
+    <w:p>
+      <w:pPr>
+        <w:pBdr>
+          <w:top w:val="nil"/>
+          <w:left w:val="nil"/>
+          <w:bottom w:val="nil"/>
+          <w:right w:val="nil"/>
+          <w:between w:val="nil"/>
+        </w:pBdr>
+        <w:spacing w:after="0" w:line="240" w:lineRule="auto"/>
+        <w:jc w:val="both"/>
+        <w:rPr>
+          <w:rFonts w:ascii="Century Gothic" w:eastAsia="Century Gothic" w:hAnsi="Century Gothic" w:cs="Century Gothic"/>
+          <w:sz w:val="24"/>
+          <w:szCs w:val="24"/>
+        </w:rPr>
+      </w:pPr>
+      <w:r>
+        <w:rPr>
+          <w:rFonts w:ascii="Century Gothic" w:eastAsia="Century Gothic" w:hAnsi="Century Gothic" w:cs="Century Gothic"/>
+          <w:sz w:val="24"/>
+          <w:szCs w:val="24"/>
+        </w:rPr>
+        <w:t xml:space="preserve">Así mismo, el(la) </w:t>
+      </w:r>
+      <w:r>
+        <w:rPr>
+          <w:rFonts w:ascii="Century Gothic" w:eastAsia="Century Gothic" w:hAnsi="Century Gothic" w:cs="Century Gothic"/>
+          <w:b/>
+          <w:bCs/>
+          <w:sz w:val="24"/>
+          <w:szCs w:val="24"/>
+        </w:rPr>
+        <w:t>TRABAJADOR(A)</w:t>
+      </w:r>
+      <w:r>
+        <w:rPr>
+          <w:rFonts w:ascii="Century Gothic" w:eastAsia="Century Gothic" w:hAnsi="Century Gothic" w:cs="Century Gothic"/>
+          <w:sz w:val="24"/>
+          <w:szCs w:val="24"/>
+        </w:rPr>
+        <w:t xml:space="preserve"> se compromete a no reclamar o intentar reclamar, bajo circunstancia alguna, parcial o totalmente, la propiedad intelectual perteneciente, conferida o autorizada de/a la </w:t>
+      </w:r>
+      <w:r>
+        <w:rPr>
+          <w:rFonts w:ascii="Century Gothic" w:eastAsia="Century Gothic" w:hAnsi="Century Gothic" w:cs="Century Gothic"/>
+          <w:b/>
+          <w:bCs/>
+          <w:sz w:val="24"/>
+          <w:szCs w:val="24"/>
+        </w:rPr>
+        <w:t>EMPRESA</w:t>
+      </w:r>
+      <w:r>
+        <w:rPr>
+          <w:rFonts w:ascii="Century Gothic" w:eastAsia="Century Gothic" w:hAnsi="Century Gothic" w:cs="Century Gothic"/>
           <w:sz w:val="24"/>
           <w:szCs w:val="24"/>
         </w:rPr>
@@ -3741,70 +4058,186 @@
           <w:between w:val="nil"/>
         </w:pBdr>
         <w:spacing w:after="0" w:line="240" w:lineRule="auto"/>
-        <w:rPr>
-          <w:rFonts w:ascii="Century Gothic" w:eastAsia="Century Gothic" w:hAnsi="Century Gothic" w:cs="Century Gothic"/>
-          <w:sz w:val="24"/>
-          <w:szCs w:val="24"/>
-        </w:rPr>
-      </w:pPr>
-    </w:p>
-    <w:p>
-      <w:pPr>
-        <w:pBdr>
-          <w:top w:val="nil"/>
-          <w:left w:val="nil"/>
-          <w:bottom w:val="nil"/>
-          <w:right w:val="nil"/>
-          <w:between w:val="nil"/>
-        </w:pBdr>
-        <w:spacing w:after="0" w:line="240" w:lineRule="auto"/>
-        <w:jc w:val="both"/>
-        <w:rPr>
-          <w:rFonts w:ascii="Century Gothic" w:eastAsia="Century Gothic" w:hAnsi="Century Gothic" w:cs="Century Gothic"/>
-          <w:color w:val="000000"/>
-          <w:sz w:val="24"/>
-          <w:szCs w:val="24"/>
-        </w:rPr>
-      </w:pPr>
-      <w:r>
-        <w:rPr>
-          <w:rFonts w:ascii="Century Gothic" w:eastAsia="Century Gothic" w:hAnsi="Century Gothic" w:cs="Century Gothic"/>
-          <w:b/>
-          <w:bCs/>
-          <w:color w:val="000000"/>
-          <w:sz w:val="24"/>
-          <w:szCs w:val="24"/>
-        </w:rPr>
-        <w:t xml:space="preserve">CLÁUSULA NOVENA: DECLARACIÓN JURAMENTADA DE RESPONSABILIDAD.- </w:t>
-      </w:r>
-      <w:r>
-        <w:rPr>
-          <w:rFonts w:ascii="Century Gothic" w:eastAsia="Century Gothic" w:hAnsi="Century Gothic" w:cs="Century Gothic"/>
-          <w:color w:val="000000"/>
-          <w:sz w:val="24"/>
-          <w:szCs w:val="24"/>
-        </w:rPr>
-        <w:t>El(La)</w:t>
-      </w:r>
-      <w:r>
-        <w:rPr>
-          <w:rFonts w:ascii="Century Gothic" w:eastAsia="Century Gothic" w:hAnsi="Century Gothic" w:cs="Century Gothic"/>
-          <w:b/>
-          <w:bCs/>
-          <w:color w:val="000000"/>
-          <w:sz w:val="24"/>
-          <w:szCs w:val="24"/>
-        </w:rPr>
-        <w:t xml:space="preserve"> TRABAJADOR(A)</w:t>
-      </w:r>
-      <w:r>
-        <w:rPr>
-          <w:rFonts w:ascii="Century Gothic" w:eastAsia="Century Gothic" w:hAnsi="Century Gothic" w:cs="Century Gothic"/>
-          <w:color w:val="000000"/>
-          <w:sz w:val="24"/>
-          <w:szCs w:val="24"/>
-        </w:rPr>
-        <w:t xml:space="preserve"> tiene a bien en proceder a declarar bajo juramento que, en el cumplimiento cabal de las labores a él(ella) encomendadas, se responsabiliza solidariamente, respecto a sus funciones, acciones, comportamiento laboral, con la </w:t>
+        <w:jc w:val="both"/>
+        <w:rPr>
+          <w:rFonts w:ascii="Century Gothic" w:eastAsia="Century Gothic" w:hAnsi="Century Gothic" w:cs="Century Gothic"/>
+          <w:sz w:val="24"/>
+          <w:szCs w:val="24"/>
+        </w:rPr>
+      </w:pPr>
+    </w:p>
+    <w:p>
+      <w:pPr>
+        <w:pBdr>
+          <w:top w:val="nil"/>
+          <w:left w:val="nil"/>
+          <w:bottom w:val="nil"/>
+          <w:right w:val="nil"/>
+          <w:between w:val="nil"/>
+        </w:pBdr>
+        <w:spacing w:after="0" w:line="240" w:lineRule="auto"/>
+        <w:jc w:val="both"/>
+        <w:rPr>
+          <w:rFonts w:ascii="Century Gothic" w:eastAsia="Century Gothic" w:hAnsi="Century Gothic" w:cs="Century Gothic"/>
+          <w:color w:val="000000"/>
+          <w:sz w:val="24"/>
+          <w:szCs w:val="24"/>
+        </w:rPr>
+      </w:pPr>
+      <w:r>
+        <w:rPr>
+          <w:rFonts w:ascii="Century Gothic" w:eastAsia="Century Gothic" w:hAnsi="Century Gothic" w:cs="Century Gothic"/>
+          <w:color w:val="000000"/>
+          <w:sz w:val="24"/>
+          <w:szCs w:val="24"/>
+        </w:rPr>
+        <w:t xml:space="preserve">Todo impedimento para el(la) </w:t>
+      </w:r>
+      <w:r>
+        <w:rPr>
+          <w:rFonts w:ascii="Century Gothic" w:eastAsia="Century Gothic" w:hAnsi="Century Gothic" w:cs="Century Gothic"/>
+          <w:b/>
+          <w:bCs/>
+          <w:color w:val="000000"/>
+          <w:sz w:val="24"/>
+          <w:szCs w:val="24"/>
+        </w:rPr>
+        <w:t>TRABAJADOR(A)</w:t>
+      </w:r>
+      <w:r>
+        <w:rPr>
+          <w:rFonts w:ascii="Century Gothic" w:eastAsia="Century Gothic" w:hAnsi="Century Gothic" w:cs="Century Gothic"/>
+          <w:color w:val="000000"/>
+          <w:sz w:val="24"/>
+          <w:szCs w:val="24"/>
+        </w:rPr>
+        <w:t xml:space="preserve">, establecido o acordado en la presente cláusula, se extenderá por </w:t>
+      </w:r>
+      <w:r>
+        <w:rPr>
+          <w:rFonts w:ascii="Century Gothic" w:eastAsia="Century Gothic" w:hAnsi="Century Gothic" w:cs="Century Gothic"/>
+          <w:b/>
+          <w:bCs/>
+          <w:color w:val="000000"/>
+          <w:sz w:val="24"/>
+          <w:szCs w:val="24"/>
+        </w:rPr>
+        <w:t>TRES AÑOS</w:t>
+      </w:r>
+      <w:r>
+        <w:rPr>
+          <w:rFonts w:ascii="Century Gothic" w:eastAsia="Century Gothic" w:hAnsi="Century Gothic" w:cs="Century Gothic"/>
+          <w:color w:val="000000"/>
+          <w:sz w:val="24"/>
+          <w:szCs w:val="24"/>
+        </w:rPr>
+        <w:t xml:space="preserve">, contados a partir de la fecha en que terminaren las relaciones laborales entre dicho(a) </w:t>
+      </w:r>
+      <w:r>
+        <w:rPr>
+          <w:rFonts w:ascii="Century Gothic" w:eastAsia="Century Gothic" w:hAnsi="Century Gothic" w:cs="Century Gothic"/>
+          <w:b/>
+          <w:bCs/>
+          <w:color w:val="000000"/>
+          <w:sz w:val="24"/>
+          <w:szCs w:val="24"/>
+        </w:rPr>
+        <w:t>COLABORADOR(A)</w:t>
+      </w:r>
+      <w:r>
+        <w:rPr>
+          <w:rFonts w:ascii="Century Gothic" w:eastAsia="Century Gothic" w:hAnsi="Century Gothic" w:cs="Century Gothic"/>
+          <w:color w:val="000000"/>
+          <w:sz w:val="24"/>
+          <w:szCs w:val="24"/>
+        </w:rPr>
+        <w:t xml:space="preserve"> y la </w:t>
+      </w:r>
+      <w:r>
+        <w:rPr>
+          <w:rFonts w:ascii="Century Gothic" w:eastAsia="Century Gothic" w:hAnsi="Century Gothic" w:cs="Century Gothic"/>
+          <w:b/>
+          <w:bCs/>
+          <w:color w:val="000000"/>
+          <w:sz w:val="24"/>
+          <w:szCs w:val="24"/>
+        </w:rPr>
+        <w:t>EMPLEADORA</w:t>
+      </w:r>
+      <w:r>
+        <w:rPr>
+          <w:rFonts w:ascii="Century Gothic" w:eastAsia="Century Gothic" w:hAnsi="Century Gothic" w:cs="Century Gothic"/>
+          <w:color w:val="000000"/>
+          <w:sz w:val="24"/>
+          <w:szCs w:val="24"/>
+        </w:rPr>
+        <w:t>.</w:t>
+      </w:r>
+    </w:p>
+    <w:p>
+      <w:pPr>
+        <w:pBdr>
+          <w:top w:val="nil"/>
+          <w:left w:val="nil"/>
+          <w:bottom w:val="nil"/>
+          <w:right w:val="nil"/>
+          <w:between w:val="nil"/>
+        </w:pBdr>
+        <w:spacing w:after="0" w:line="240" w:lineRule="auto"/>
+        <w:rPr>
+          <w:rFonts w:ascii="Century Gothic" w:eastAsia="Century Gothic" w:hAnsi="Century Gothic" w:cs="Century Gothic"/>
+          <w:color w:val="000000"/>
+          <w:sz w:val="24"/>
+          <w:szCs w:val="24"/>
+        </w:rPr>
+      </w:pPr>
+    </w:p>
+    <w:p>
+      <w:pPr>
+        <w:pBdr>
+          <w:top w:val="nil"/>
+          <w:left w:val="nil"/>
+          <w:bottom w:val="nil"/>
+          <w:right w:val="nil"/>
+          <w:between w:val="nil"/>
+        </w:pBdr>
+        <w:spacing w:after="0" w:line="240" w:lineRule="auto"/>
+        <w:jc w:val="both"/>
+        <w:rPr>
+          <w:rFonts w:ascii="Century Gothic" w:eastAsia="Century Gothic" w:hAnsi="Century Gothic" w:cs="Century Gothic"/>
+          <w:color w:val="000000"/>
+          <w:sz w:val="24"/>
+          <w:szCs w:val="24"/>
+        </w:rPr>
+      </w:pPr>
+      <w:r>
+        <w:rPr>
+          <w:rFonts w:ascii="Century Gothic" w:eastAsia="Century Gothic" w:hAnsi="Century Gothic" w:cs="Century Gothic"/>
+          <w:color w:val="000000"/>
+          <w:sz w:val="24"/>
+          <w:szCs w:val="24"/>
+        </w:rPr>
+        <w:t xml:space="preserve">El incurrimiento, incursión, violación o desobediencia del(de la) </w:t>
+      </w:r>
+      <w:r>
+        <w:rPr>
+          <w:rFonts w:ascii="Century Gothic" w:eastAsia="Century Gothic" w:hAnsi="Century Gothic" w:cs="Century Gothic"/>
+          <w:b/>
+          <w:bCs/>
+          <w:color w:val="000000"/>
+          <w:sz w:val="24"/>
+          <w:szCs w:val="24"/>
+        </w:rPr>
+        <w:t>TRABAJADOR(A)</w:t>
+      </w:r>
+      <w:r>
+        <w:rPr>
+          <w:rFonts w:ascii="Century Gothic" w:eastAsia="Century Gothic" w:hAnsi="Century Gothic" w:cs="Century Gothic"/>
+          <w:color w:val="000000"/>
+          <w:sz w:val="24"/>
+          <w:szCs w:val="24"/>
+        </w:rPr>
+        <w:t xml:space="preserve"> a los impedimentos, causales o prohibiciones establecidas en la presente cláusula, dará derecho a la </w:t>
       </w:r>
       <w:r>
         <w:rPr>
@@ -3824,16 +4257,421 @@
           <w:sz w:val="24"/>
           <w:szCs w:val="24"/>
         </w:rPr>
-        <w:t>, así como en todos y cada uno de los actos y comportamientos afines a sus funciones, los secretos profesionales, financieros, de mercado, informáticos, didácticos, científicos, técnicos, de capacitación a todo nivel o de cualquier naturaleza, secretos industriales, marcas, pat</w:t>
-      </w:r>
-      <w:r>
-        <w:rPr>
-          <w:rFonts w:ascii="Century Gothic" w:eastAsia="Century Gothic" w:hAnsi="Century Gothic" w:cs="Century Gothic"/>
-          <w:color w:val="000000"/>
-          <w:sz w:val="24"/>
-          <w:szCs w:val="24"/>
-        </w:rPr>
-        <w:t xml:space="preserve">entes, técnicas de ventas y demás aspectos inherentes a los negocios de la </w:t>
+        <w:t xml:space="preserve"> a exigir legalmente al(a la) </w:t>
+      </w:r>
+      <w:r>
+        <w:rPr>
+          <w:rFonts w:ascii="Century Gothic" w:eastAsia="Century Gothic" w:hAnsi="Century Gothic" w:cs="Century Gothic"/>
+          <w:b/>
+          <w:bCs/>
+          <w:color w:val="000000"/>
+          <w:sz w:val="24"/>
+          <w:szCs w:val="24"/>
+        </w:rPr>
+        <w:t>COLABORADOR(A)</w:t>
+      </w:r>
+      <w:r>
+        <w:rPr>
+          <w:rFonts w:ascii="Century Gothic" w:eastAsia="Century Gothic" w:hAnsi="Century Gothic" w:cs="Century Gothic"/>
+          <w:color w:val="000000"/>
+          <w:sz w:val="24"/>
+          <w:szCs w:val="24"/>
+        </w:rPr>
+        <w:t xml:space="preserve"> una indemnización por la suma de </w:t>
+      </w:r>
+      <w:r>
+        <w:rPr>
+          <w:rFonts w:ascii="Century Gothic" w:eastAsia="Century Gothic" w:hAnsi="Century Gothic" w:cs="Century Gothic"/>
+          <w:b/>
+          <w:bCs/>
+          <w:color w:val="000000"/>
+          <w:sz w:val="24"/>
+          <w:szCs w:val="24"/>
+        </w:rPr>
+        <w:t>DIEZ MIL DÓLARES DE LOS ESTADOS UNIDOS DE AMÉRICA (US$ 10,000.00)</w:t>
+      </w:r>
+      <w:r>
+        <w:rPr>
+          <w:rFonts w:ascii="Century Gothic" w:eastAsia="Century Gothic" w:hAnsi="Century Gothic" w:cs="Century Gothic"/>
+          <w:color w:val="000000"/>
+          <w:sz w:val="24"/>
+          <w:szCs w:val="24"/>
+        </w:rPr>
+        <w:t xml:space="preserve">, sin perjuicio de exigir, adicionalmente, la devolución o restitución de los demás gastos en que la </w:t>
+      </w:r>
+      <w:r>
+        <w:rPr>
+          <w:rFonts w:ascii="Century Gothic" w:eastAsia="Century Gothic" w:hAnsi="Century Gothic" w:cs="Century Gothic"/>
+          <w:b/>
+          <w:bCs/>
+          <w:color w:val="000000"/>
+          <w:sz w:val="24"/>
+          <w:szCs w:val="24"/>
+        </w:rPr>
+        <w:t>EMPLEADORA</w:t>
+      </w:r>
+      <w:r>
+        <w:rPr>
+          <w:rFonts w:ascii="Century Gothic" w:eastAsia="Century Gothic" w:hAnsi="Century Gothic" w:cs="Century Gothic"/>
+          <w:color w:val="000000"/>
+          <w:sz w:val="24"/>
+          <w:szCs w:val="24"/>
+        </w:rPr>
+        <w:t xml:space="preserve"> deba o haya debido incurrir (administrativa o judicialmente) para obtener el pago o cumplimiento de dicha indemnización por parte del(de la) </w:t>
+      </w:r>
+      <w:r>
+        <w:rPr>
+          <w:rFonts w:ascii="Century Gothic" w:eastAsia="Century Gothic" w:hAnsi="Century Gothic" w:cs="Century Gothic"/>
+          <w:b/>
+          <w:bCs/>
+          <w:color w:val="000000"/>
+          <w:sz w:val="24"/>
+          <w:szCs w:val="24"/>
+        </w:rPr>
+        <w:t>TRABAJADOR(A)</w:t>
+      </w:r>
+      <w:r>
+        <w:rPr>
+          <w:rFonts w:ascii="Century Gothic" w:eastAsia="Century Gothic" w:hAnsi="Century Gothic" w:cs="Century Gothic"/>
+          <w:color w:val="000000"/>
+          <w:sz w:val="24"/>
+          <w:szCs w:val="24"/>
+        </w:rPr>
+        <w:t>.</w:t>
+      </w:r>
+    </w:p>
+    <w:p>
+      <w:pPr>
+        <w:pBdr>
+          <w:top w:val="nil"/>
+          <w:left w:val="nil"/>
+          <w:bottom w:val="nil"/>
+          <w:right w:val="nil"/>
+          <w:between w:val="nil"/>
+        </w:pBdr>
+        <w:spacing w:after="0" w:line="240" w:lineRule="auto"/>
+        <w:rPr>
+          <w:rFonts w:ascii="Century Gothic" w:eastAsia="Century Gothic" w:hAnsi="Century Gothic" w:cs="Century Gothic"/>
+          <w:color w:val="000000"/>
+          <w:sz w:val="24"/>
+          <w:szCs w:val="24"/>
+        </w:rPr>
+      </w:pPr>
+    </w:p>
+    <w:p>
+      <w:pPr>
+        <w:pBdr>
+          <w:top w:val="nil"/>
+          <w:left w:val="nil"/>
+          <w:bottom w:val="nil"/>
+          <w:right w:val="nil"/>
+          <w:between w:val="nil"/>
+        </w:pBdr>
+        <w:spacing w:after="0" w:line="240" w:lineRule="auto"/>
+        <w:jc w:val="both"/>
+        <w:rPr>
+          <w:rFonts w:ascii="Century Gothic" w:eastAsia="Century Gothic" w:hAnsi="Century Gothic" w:cs="Century Gothic"/>
+          <w:color w:val="000000"/>
+          <w:sz w:val="24"/>
+          <w:szCs w:val="24"/>
+        </w:rPr>
+      </w:pPr>
+      <w:r>
+        <w:rPr>
+          <w:rFonts w:ascii="Century Gothic" w:eastAsia="Century Gothic" w:hAnsi="Century Gothic" w:cs="Century Gothic"/>
+          <w:b/>
+          <w:bCs/>
+          <w:color w:val="000000"/>
+          <w:sz w:val="24"/>
+          <w:szCs w:val="24"/>
+        </w:rPr>
+        <w:t>CLÁUSULA DECIMOPRIMERA: ENTREGA DE BIENES Y UNIFORME(S).-</w:t>
+      </w:r>
+      <w:r>
+        <w:rPr>
+          <w:rFonts w:ascii="Century Gothic" w:eastAsia="Century Gothic" w:hAnsi="Century Gothic" w:cs="Century Gothic"/>
+          <w:color w:val="000000"/>
+          <w:sz w:val="24"/>
+          <w:szCs w:val="24"/>
+        </w:rPr>
+        <w:t xml:space="preserve"> En virtud de la suscripción del presente contrato, la </w:t>
+      </w:r>
+      <w:r>
+        <w:rPr>
+          <w:rFonts w:ascii="Century Gothic" w:eastAsia="Century Gothic" w:hAnsi="Century Gothic" w:cs="Century Gothic"/>
+          <w:b/>
+          <w:bCs/>
+          <w:color w:val="000000"/>
+          <w:sz w:val="24"/>
+          <w:szCs w:val="24"/>
+        </w:rPr>
+        <w:t>EMPLEADORA</w:t>
+      </w:r>
+      <w:r>
+        <w:rPr>
+          <w:rFonts w:ascii="Century Gothic" w:eastAsia="Century Gothic" w:hAnsi="Century Gothic" w:cs="Century Gothic"/>
+          <w:color w:val="000000"/>
+          <w:sz w:val="24"/>
+          <w:szCs w:val="24"/>
+        </w:rPr>
+        <w:t xml:space="preserve"> podrá entrega al(a la) </w:t>
+      </w:r>
+      <w:r>
+        <w:rPr>
+          <w:rFonts w:ascii="Century Gothic" w:eastAsia="Century Gothic" w:hAnsi="Century Gothic" w:cs="Century Gothic"/>
+          <w:b/>
+          <w:bCs/>
+          <w:color w:val="000000"/>
+          <w:sz w:val="24"/>
+          <w:szCs w:val="24"/>
+        </w:rPr>
+        <w:t>TRABAJADOR(A)</w:t>
+      </w:r>
+      <w:r>
+        <w:rPr>
+          <w:rFonts w:ascii="Century Gothic" w:eastAsia="Century Gothic" w:hAnsi="Century Gothic" w:cs="Century Gothic"/>
+          <w:color w:val="000000"/>
+          <w:sz w:val="24"/>
+          <w:szCs w:val="24"/>
+        </w:rPr>
+        <w:t xml:space="preserve"> bienes, equipos o artículos que puedan ser requeridos para el cumplimiento de sus labores; los cuales estarán bajo la responsabilidad absoluta del(de la) </w:t>
+      </w:r>
+      <w:r>
+        <w:rPr>
+          <w:rFonts w:ascii="Century Gothic" w:eastAsia="Century Gothic" w:hAnsi="Century Gothic" w:cs="Century Gothic"/>
+          <w:b/>
+          <w:bCs/>
+          <w:color w:val="000000"/>
+          <w:sz w:val="24"/>
+          <w:szCs w:val="24"/>
+        </w:rPr>
+        <w:t>EMPLEADO(A)</w:t>
+      </w:r>
+      <w:r>
+        <w:rPr>
+          <w:rFonts w:ascii="Century Gothic" w:eastAsia="Century Gothic" w:hAnsi="Century Gothic" w:cs="Century Gothic"/>
+          <w:color w:val="000000"/>
+          <w:sz w:val="24"/>
+          <w:szCs w:val="24"/>
+        </w:rPr>
+        <w:t>, debiendo responder por ellos o reponerlos en caso de daño o pérdida de los</w:t>
+      </w:r>
+    </w:p>
+    <w:p>
+      <w:pPr>
+        <w:pBdr>
+          <w:top w:val="nil"/>
+          <w:left w:val="nil"/>
+          <w:bottom w:val="nil"/>
+          <w:right w:val="nil"/>
+          <w:between w:val="nil"/>
+        </w:pBdr>
+        <w:spacing w:after="0" w:line="240" w:lineRule="auto"/>
+        <w:jc w:val="both"/>
+        <w:rPr>
+          <w:rFonts w:ascii="Century Gothic" w:eastAsia="Century Gothic" w:hAnsi="Century Gothic" w:cs="Century Gothic"/>
+          <w:color w:val="000000"/>
+          <w:sz w:val="24"/>
+          <w:szCs w:val="24"/>
+        </w:rPr>
+      </w:pPr>
+      <w:r>
+        <w:rPr>
+          <w:rFonts w:ascii="Century Gothic" w:eastAsia="Century Gothic" w:hAnsi="Century Gothic" w:cs="Century Gothic"/>
+          <w:color w:val="000000"/>
+          <w:sz w:val="24"/>
+          <w:szCs w:val="24"/>
+        </w:rPr>
+        <w:t>mismos.</w:t>
+      </w:r>
+    </w:p>
+    <w:p>
+      <w:pPr>
+        <w:pBdr>
+          <w:top w:val="nil"/>
+          <w:left w:val="nil"/>
+          <w:bottom w:val="nil"/>
+          <w:right w:val="nil"/>
+          <w:between w:val="nil"/>
+        </w:pBdr>
+        <w:spacing w:after="0" w:line="240" w:lineRule="auto"/>
+        <w:jc w:val="both"/>
+        <w:rPr>
+          <w:rFonts w:ascii="Century Gothic" w:eastAsia="Century Gothic" w:hAnsi="Century Gothic" w:cs="Century Gothic"/>
+          <w:sz w:val="24"/>
+          <w:szCs w:val="24"/>
+        </w:rPr>
+      </w:pPr>
+    </w:p>
+    <w:p>
+      <w:pPr>
+        <w:pBdr>
+          <w:top w:val="nil"/>
+          <w:left w:val="nil"/>
+          <w:bottom w:val="nil"/>
+          <w:right w:val="nil"/>
+          <w:between w:val="nil"/>
+        </w:pBdr>
+        <w:spacing w:after="0" w:line="240" w:lineRule="auto"/>
+        <w:jc w:val="both"/>
+        <w:rPr>
+          <w:rFonts w:ascii="Century Gothic" w:eastAsia="Century Gothic" w:hAnsi="Century Gothic" w:cs="Century Gothic"/>
+          <w:sz w:val="24"/>
+          <w:szCs w:val="24"/>
+        </w:rPr>
+      </w:pPr>
+      <w:r>
+        <w:rPr>
+          <w:rFonts w:ascii="Century Gothic" w:eastAsia="Century Gothic" w:hAnsi="Century Gothic" w:cs="Century Gothic"/>
+          <w:sz w:val="24"/>
+          <w:szCs w:val="24"/>
+        </w:rPr>
+        <w:t xml:space="preserve">La EMPRESA entrega al(a la) COLABORADOR(A), en el presente acto, el respectivo uniforme que deberá vestir durante su jornada de labores; mismo uniforme que deberá ser tratado con el debido cuidado y que el(la) TRABAJADOR(A), en caso de daño (parcial o total), se obligará a reponerlo a la EMPLEADORA. Así mismo, el(la) EMPLEADO(A) declara, reconoce y acepta que el referido uniforme, entregado por su CONTRATANTE, no puede ser utilizado por persona alguna además del(de la) mismo(a) </w:t>
+      </w:r>
+      <w:r>
+        <w:rPr>
+          <w:rFonts w:ascii="Century Gothic" w:eastAsia="Century Gothic" w:hAnsi="Century Gothic" w:cs="Century Gothic"/>
+          <w:b/>
+          <w:bCs/>
+          <w:sz w:val="24"/>
+          <w:szCs w:val="24"/>
+        </w:rPr>
+        <w:t>COLABORADOR(A)</w:t>
+      </w:r>
+      <w:r>
+        <w:rPr>
+          <w:rFonts w:ascii="Century Gothic" w:eastAsia="Century Gothic" w:hAnsi="Century Gothic" w:cs="Century Gothic"/>
+          <w:sz w:val="24"/>
+          <w:szCs w:val="24"/>
+        </w:rPr>
+        <w:t>; y que el uso del mismo puede ser dado, únicamente, para los fines laborales pertinentes.</w:t>
+      </w:r>
+    </w:p>
+    <w:p>
+      <w:pPr>
+        <w:pBdr>
+          <w:top w:val="nil"/>
+          <w:left w:val="nil"/>
+          <w:bottom w:val="nil"/>
+          <w:right w:val="nil"/>
+          <w:between w:val="nil"/>
+        </w:pBdr>
+        <w:spacing w:after="0" w:line="240" w:lineRule="auto"/>
+        <w:jc w:val="both"/>
+        <w:rPr>
+          <w:rFonts w:ascii="Century Gothic" w:eastAsia="Century Gothic" w:hAnsi="Century Gothic" w:cs="Century Gothic"/>
+          <w:sz w:val="24"/>
+          <w:szCs w:val="24"/>
+        </w:rPr>
+      </w:pPr>
+    </w:p>
+    <w:p>
+      <w:pPr>
+        <w:pBdr>
+          <w:top w:val="nil"/>
+          <w:left w:val="nil"/>
+          <w:bottom w:val="nil"/>
+          <w:right w:val="nil"/>
+          <w:between w:val="nil"/>
+        </w:pBdr>
+        <w:spacing w:after="0" w:line="240" w:lineRule="auto"/>
+        <w:jc w:val="both"/>
+        <w:rPr>
+          <w:rFonts w:ascii="Century Gothic" w:eastAsia="Century Gothic" w:hAnsi="Century Gothic" w:cs="Century Gothic"/>
+          <w:color w:val="000000"/>
+          <w:sz w:val="24"/>
+          <w:szCs w:val="24"/>
+        </w:rPr>
+      </w:pPr>
+      <w:r>
+        <w:rPr>
+          <w:rFonts w:ascii="Century Gothic" w:eastAsia="Century Gothic" w:hAnsi="Century Gothic" w:cs="Century Gothic"/>
+          <w:b/>
+          <w:bCs/>
+          <w:color w:val="000000"/>
+          <w:sz w:val="24"/>
+          <w:szCs w:val="24"/>
+        </w:rPr>
+        <w:t>CLÁUSULA DECIMOSEGUNDA: ENTREGA DE REGLAMENTO INTERNO DE TRABAJO.-</w:t>
+      </w:r>
+      <w:r>
+        <w:rPr>
+          <w:rFonts w:ascii="Century Gothic" w:eastAsia="Century Gothic" w:hAnsi="Century Gothic" w:cs="Century Gothic"/>
+          <w:color w:val="000000"/>
+          <w:sz w:val="24"/>
+          <w:szCs w:val="24"/>
+        </w:rPr>
+        <w:t xml:space="preserve"> En el presente acto, la </w:t>
+      </w:r>
+      <w:r>
+        <w:rPr>
+          <w:rFonts w:ascii="Century Gothic" w:eastAsia="Century Gothic" w:hAnsi="Century Gothic" w:cs="Century Gothic"/>
+          <w:b/>
+          <w:bCs/>
+          <w:color w:val="000000"/>
+          <w:sz w:val="24"/>
+          <w:szCs w:val="24"/>
+        </w:rPr>
+        <w:t>EMPLEADORA</w:t>
+      </w:r>
+      <w:r>
+        <w:rPr>
+          <w:rFonts w:ascii="Century Gothic" w:eastAsia="Century Gothic" w:hAnsi="Century Gothic" w:cs="Century Gothic"/>
+          <w:color w:val="000000"/>
+          <w:sz w:val="24"/>
+          <w:szCs w:val="24"/>
+        </w:rPr>
+        <w:t xml:space="preserve"> hace la entrega y </w:t>
+      </w:r>
+      <w:r>
+        <w:rPr>
+          <w:rFonts w:ascii="Century Gothic" w:eastAsia="Century Gothic" w:hAnsi="Century Gothic" w:cs="Century Gothic"/>
+          <w:color w:val="000000"/>
+          <w:sz w:val="24"/>
+          <w:szCs w:val="24"/>
+        </w:rPr>
+        <w:lastRenderedPageBreak/>
+        <w:t xml:space="preserve">socialización pertinente al(a la) </w:t>
+      </w:r>
+      <w:r>
+        <w:rPr>
+          <w:rFonts w:ascii="Century Gothic" w:eastAsia="Century Gothic" w:hAnsi="Century Gothic" w:cs="Century Gothic"/>
+          <w:b/>
+          <w:bCs/>
+          <w:color w:val="000000"/>
+          <w:sz w:val="24"/>
+          <w:szCs w:val="24"/>
+        </w:rPr>
+        <w:t>TRABAJADOR(A)</w:t>
+      </w:r>
+      <w:r>
+        <w:rPr>
+          <w:rFonts w:ascii="Century Gothic" w:eastAsia="Century Gothic" w:hAnsi="Century Gothic" w:cs="Century Gothic"/>
+          <w:color w:val="000000"/>
+          <w:sz w:val="24"/>
+          <w:szCs w:val="24"/>
+        </w:rPr>
+        <w:t xml:space="preserve"> del </w:t>
+      </w:r>
+      <w:r>
+        <w:rPr>
+          <w:rFonts w:ascii="Century Gothic" w:eastAsia="Century Gothic" w:hAnsi="Century Gothic" w:cs="Century Gothic"/>
+          <w:b/>
+          <w:bCs/>
+          <w:color w:val="000000"/>
+          <w:sz w:val="24"/>
+          <w:szCs w:val="24"/>
+        </w:rPr>
+        <w:t>REGLAMENTO INTERNO DE TRABAJO</w:t>
+      </w:r>
+      <w:r>
+        <w:rPr>
+          <w:rFonts w:ascii="Century Gothic" w:eastAsia="Century Gothic" w:hAnsi="Century Gothic" w:cs="Century Gothic"/>
+          <w:color w:val="000000"/>
+          <w:sz w:val="24"/>
+          <w:szCs w:val="24"/>
+        </w:rPr>
+        <w:t xml:space="preserve"> debidamente aprobado y/o registrado por la DIRECCIÓN REGIONAL DE TRABAJO Y SERVICIO PÚBLICO DE GUAYAQUIL, con que cuente dicha </w:t>
       </w:r>
       <w:r>
         <w:rPr>
@@ -3853,101 +4691,73 @@
           <w:sz w:val="24"/>
           <w:szCs w:val="24"/>
         </w:rPr>
-        <w:t xml:space="preserve"> y/o los CLIENTES de ésta, por lo cual deberá de guardar escrupulosamente los secretos técnicos, informáticos, financieros, técnicas de ventas, fórmulas y procedimientos que se empleen; al igual que mantener máxima reserva sobre asuntos administrativos y correspondencia, y a no divulgarlos ni a lucrar de ellos.</w:t>
-      </w:r>
-    </w:p>
-    <w:p>
-      <w:pPr>
-        <w:pBdr>
-          <w:top w:val="nil"/>
-          <w:left w:val="nil"/>
-          <w:bottom w:val="nil"/>
-          <w:right w:val="nil"/>
-          <w:between w:val="nil"/>
-        </w:pBdr>
-        <w:spacing w:after="0" w:line="240" w:lineRule="auto"/>
-        <w:rPr>
-          <w:rFonts w:ascii="Century Gothic" w:eastAsia="Century Gothic" w:hAnsi="Century Gothic" w:cs="Century Gothic"/>
-          <w:color w:val="000000"/>
-          <w:sz w:val="24"/>
-          <w:szCs w:val="24"/>
-        </w:rPr>
-      </w:pPr>
-    </w:p>
-    <w:p>
-      <w:pPr>
-        <w:pBdr>
-          <w:top w:val="nil"/>
-          <w:left w:val="nil"/>
-          <w:bottom w:val="nil"/>
-          <w:right w:val="nil"/>
-          <w:between w:val="nil"/>
-        </w:pBdr>
-        <w:spacing w:after="0" w:line="240" w:lineRule="auto"/>
-        <w:jc w:val="both"/>
-        <w:rPr>
-          <w:rFonts w:ascii="Century Gothic" w:eastAsia="Century Gothic" w:hAnsi="Century Gothic" w:cs="Century Gothic"/>
-          <w:color w:val="000000"/>
-          <w:sz w:val="24"/>
-          <w:szCs w:val="24"/>
-        </w:rPr>
-      </w:pPr>
-      <w:r>
-        <w:rPr>
-          <w:rFonts w:ascii="Century Gothic" w:eastAsia="Century Gothic" w:hAnsi="Century Gothic" w:cs="Century Gothic"/>
-          <w:b/>
-          <w:bCs/>
-          <w:color w:val="000000"/>
-          <w:sz w:val="24"/>
-          <w:szCs w:val="24"/>
-        </w:rPr>
-        <w:t>CLÁUSULA DÉCIMA: CONFIDENCIALIDAD.-</w:t>
-      </w:r>
-      <w:r>
-        <w:rPr>
-          <w:rFonts w:ascii="Century Gothic" w:eastAsia="Century Gothic" w:hAnsi="Century Gothic" w:cs="Century Gothic"/>
-          <w:color w:val="000000"/>
-          <w:sz w:val="24"/>
-          <w:szCs w:val="24"/>
-        </w:rPr>
-        <w:t xml:space="preserve"> Las partes reconocen que en virtud de la prestación de los servicios del(de la) </w:t>
-      </w:r>
-      <w:r>
-        <w:rPr>
-          <w:rFonts w:ascii="Century Gothic" w:eastAsia="Century Gothic" w:hAnsi="Century Gothic" w:cs="Century Gothic"/>
-          <w:b/>
-          <w:bCs/>
-          <w:color w:val="000000"/>
-          <w:sz w:val="24"/>
-          <w:szCs w:val="24"/>
-        </w:rPr>
-        <w:t>TRABAJADOR(A)</w:t>
-      </w:r>
-      <w:r>
-        <w:rPr>
-          <w:rFonts w:ascii="Century Gothic" w:eastAsia="Century Gothic" w:hAnsi="Century Gothic" w:cs="Century Gothic"/>
-          <w:color w:val="000000"/>
-          <w:sz w:val="24"/>
-          <w:szCs w:val="24"/>
-        </w:rPr>
-        <w:t>, éste(a) podr</w:t>
-      </w:r>
-      <w:r>
-        <w:rPr>
-          <w:rFonts w:ascii="Century Gothic" w:eastAsia="Century Gothic" w:hAnsi="Century Gothic" w:cs="Century Gothic"/>
-          <w:sz w:val="24"/>
-          <w:szCs w:val="24"/>
-        </w:rPr>
-        <w:t>á tener</w:t>
-      </w:r>
-      <w:r>
-        <w:rPr>
-          <w:rFonts w:ascii="Century Gothic" w:eastAsia="Century Gothic" w:hAnsi="Century Gothic" w:cs="Century Gothic"/>
-          <w:color w:val="000000"/>
-          <w:sz w:val="24"/>
-          <w:szCs w:val="24"/>
-        </w:rPr>
-        <w:t xml:space="preserve"> acceso a información de carácter confidencial o privada de la </w:t>
+        <w:t>.</w:t>
+      </w:r>
+    </w:p>
+    <w:p>
+      <w:pPr>
+        <w:pBdr>
+          <w:top w:val="nil"/>
+          <w:left w:val="nil"/>
+          <w:bottom w:val="nil"/>
+          <w:right w:val="nil"/>
+          <w:between w:val="nil"/>
+        </w:pBdr>
+        <w:spacing w:after="0" w:line="240" w:lineRule="auto"/>
+        <w:rPr>
+          <w:rFonts w:ascii="Century Gothic" w:eastAsia="Century Gothic" w:hAnsi="Century Gothic" w:cs="Century Gothic"/>
+          <w:color w:val="000000"/>
+          <w:sz w:val="24"/>
+          <w:szCs w:val="24"/>
+        </w:rPr>
+      </w:pPr>
+    </w:p>
+    <w:p>
+      <w:pPr>
+        <w:pBdr>
+          <w:top w:val="nil"/>
+          <w:left w:val="nil"/>
+          <w:bottom w:val="nil"/>
+          <w:right w:val="nil"/>
+          <w:between w:val="nil"/>
+        </w:pBdr>
+        <w:spacing w:after="0" w:line="240" w:lineRule="auto"/>
+        <w:jc w:val="both"/>
+        <w:rPr>
+          <w:rFonts w:ascii="Century Gothic" w:eastAsia="Century Gothic" w:hAnsi="Century Gothic" w:cs="Century Gothic"/>
+          <w:color w:val="000000"/>
+          <w:sz w:val="24"/>
+          <w:szCs w:val="24"/>
+        </w:rPr>
+      </w:pPr>
+      <w:r>
+        <w:rPr>
+          <w:rFonts w:ascii="Century Gothic" w:eastAsia="Century Gothic" w:hAnsi="Century Gothic" w:cs="Century Gothic"/>
+          <w:color w:val="000000"/>
+          <w:sz w:val="24"/>
+          <w:szCs w:val="24"/>
+        </w:rPr>
+        <w:t xml:space="preserve">Por su parte el(la) </w:t>
+      </w:r>
+      <w:r>
+        <w:rPr>
+          <w:rFonts w:ascii="Century Gothic" w:eastAsia="Century Gothic" w:hAnsi="Century Gothic" w:cs="Century Gothic"/>
+          <w:b/>
+          <w:bCs/>
+          <w:color w:val="000000"/>
+          <w:sz w:val="24"/>
+          <w:szCs w:val="24"/>
+        </w:rPr>
+        <w:t>EMPLEADA(A)</w:t>
+      </w:r>
+      <w:r>
+        <w:rPr>
+          <w:rFonts w:ascii="Century Gothic" w:eastAsia="Century Gothic" w:hAnsi="Century Gothic" w:cs="Century Gothic"/>
+          <w:color w:val="000000"/>
+          <w:sz w:val="24"/>
+          <w:szCs w:val="24"/>
+        </w:rPr>
+        <w:t xml:space="preserve"> declara haber recibido un ejemplar del referido reglamento interno de trabajo, y reconoce que el mismo ha sido debidamente socializado por la </w:t>
       </w:r>
       <w:r>
         <w:rPr>
@@ -3967,1515 +4777,6 @@
           <w:sz w:val="24"/>
           <w:szCs w:val="24"/>
         </w:rPr>
-        <w:t xml:space="preserve"> y/o de los clientes o usuarias de los servicios brindados por dicha </w:t>
-      </w:r>
-      <w:r>
-        <w:rPr>
-          <w:rFonts w:ascii="Century Gothic" w:eastAsia="Century Gothic" w:hAnsi="Century Gothic" w:cs="Century Gothic"/>
-          <w:b/>
-          <w:bCs/>
-          <w:color w:val="000000"/>
-          <w:sz w:val="24"/>
-          <w:szCs w:val="24"/>
-        </w:rPr>
-        <w:t>EMPRESA</w:t>
-      </w:r>
-      <w:r>
-        <w:rPr>
-          <w:rFonts w:ascii="Century Gothic" w:eastAsia="Century Gothic" w:hAnsi="Century Gothic" w:cs="Century Gothic"/>
-          <w:color w:val="000000"/>
-          <w:sz w:val="24"/>
-          <w:szCs w:val="24"/>
-        </w:rPr>
-        <w:t xml:space="preserve">; por lo que, mediante el presente instrumento, acuerdan expresamente que dicho(a) </w:t>
-      </w:r>
-      <w:r>
-        <w:rPr>
-          <w:rFonts w:ascii="Century Gothic" w:eastAsia="Century Gothic" w:hAnsi="Century Gothic" w:cs="Century Gothic"/>
-          <w:b/>
-          <w:bCs/>
-          <w:color w:val="000000"/>
-          <w:sz w:val="24"/>
-          <w:szCs w:val="24"/>
-        </w:rPr>
-        <w:t>COLABORADOR(A)</w:t>
-      </w:r>
-      <w:r>
-        <w:rPr>
-          <w:rFonts w:ascii="Century Gothic" w:eastAsia="Century Gothic" w:hAnsi="Century Gothic" w:cs="Century Gothic"/>
-          <w:color w:val="000000"/>
-          <w:sz w:val="24"/>
-          <w:szCs w:val="24"/>
-        </w:rPr>
-        <w:t xml:space="preserve"> no divulgará, ni revelará, la información confidencial, secreto(s) profesional(es), procesos, sistemas, datos, procedimientos o técnicas que la </w:t>
-      </w:r>
-      <w:r>
-        <w:rPr>
-          <w:rFonts w:ascii="Century Gothic" w:eastAsia="Century Gothic" w:hAnsi="Century Gothic" w:cs="Century Gothic"/>
-          <w:b/>
-          <w:bCs/>
-          <w:color w:val="000000"/>
-          <w:sz w:val="24"/>
-          <w:szCs w:val="24"/>
-        </w:rPr>
-        <w:t>CONTR</w:t>
-      </w:r>
-      <w:r>
-        <w:rPr>
-          <w:rFonts w:ascii="Century Gothic" w:eastAsia="Century Gothic" w:hAnsi="Century Gothic" w:cs="Century Gothic"/>
-          <w:b/>
-          <w:bCs/>
-          <w:color w:val="000000"/>
-          <w:sz w:val="24"/>
-          <w:szCs w:val="24"/>
-        </w:rPr>
-        <w:t>ATANTE</w:t>
-      </w:r>
-      <w:r>
-        <w:rPr>
-          <w:rFonts w:ascii="Century Gothic" w:eastAsia="Century Gothic" w:hAnsi="Century Gothic" w:cs="Century Gothic"/>
-          <w:color w:val="000000"/>
-          <w:sz w:val="24"/>
-          <w:szCs w:val="24"/>
-        </w:rPr>
-        <w:t xml:space="preserve"> utilice para el giro de su negocio o actividad económica.</w:t>
-      </w:r>
-    </w:p>
-    <w:p>
-      <w:pPr>
-        <w:pBdr>
-          <w:top w:val="nil"/>
-          <w:left w:val="nil"/>
-          <w:bottom w:val="nil"/>
-          <w:right w:val="nil"/>
-          <w:between w:val="nil"/>
-        </w:pBdr>
-        <w:spacing w:after="0" w:line="240" w:lineRule="auto"/>
-        <w:jc w:val="both"/>
-        <w:rPr>
-          <w:rFonts w:ascii="Century Gothic" w:eastAsia="Century Gothic" w:hAnsi="Century Gothic" w:cs="Century Gothic"/>
-          <w:color w:val="000000"/>
-          <w:sz w:val="24"/>
-          <w:szCs w:val="24"/>
-        </w:rPr>
-      </w:pPr>
-    </w:p>
-    <w:p>
-      <w:pPr>
-        <w:pBdr>
-          <w:top w:val="nil"/>
-          <w:left w:val="nil"/>
-          <w:bottom w:val="nil"/>
-          <w:right w:val="nil"/>
-          <w:between w:val="nil"/>
-        </w:pBdr>
-        <w:spacing w:after="0" w:line="240" w:lineRule="auto"/>
-        <w:jc w:val="both"/>
-        <w:rPr>
-          <w:rFonts w:ascii="Century Gothic" w:eastAsia="Century Gothic" w:hAnsi="Century Gothic" w:cs="Century Gothic"/>
-          <w:color w:val="000000"/>
-          <w:sz w:val="24"/>
-          <w:szCs w:val="24"/>
-        </w:rPr>
-      </w:pPr>
-      <w:r>
-        <w:rPr>
-          <w:rFonts w:ascii="Century Gothic" w:eastAsia="Century Gothic" w:hAnsi="Century Gothic" w:cs="Century Gothic"/>
-          <w:color w:val="000000"/>
-          <w:sz w:val="24"/>
-          <w:szCs w:val="24"/>
-        </w:rPr>
-        <w:t xml:space="preserve">Así mismo, las partes reconocen que la información confidencial o secreto(s) profesional(es) de la </w:t>
-      </w:r>
-      <w:r>
-        <w:rPr>
-          <w:rFonts w:ascii="Century Gothic" w:eastAsia="Century Gothic" w:hAnsi="Century Gothic" w:cs="Century Gothic"/>
-          <w:b/>
-          <w:bCs/>
-          <w:color w:val="000000"/>
-          <w:sz w:val="24"/>
-          <w:szCs w:val="24"/>
-        </w:rPr>
-        <w:t>EMPLEADORA</w:t>
-      </w:r>
-      <w:r>
-        <w:rPr>
-          <w:rFonts w:ascii="Century Gothic" w:eastAsia="Century Gothic" w:hAnsi="Century Gothic" w:cs="Century Gothic"/>
-          <w:color w:val="000000"/>
-          <w:sz w:val="24"/>
-          <w:szCs w:val="24"/>
-        </w:rPr>
-        <w:t xml:space="preserve"> también comprende: Estrategias, objetivos, políticas, proyectos, prioridades, usuarios y contraseñas de accesos a portales web o servicios en línea en general, códigos de acceso en general, información relacionada a toda cuenta bancaria que pertenezca a la </w:t>
-      </w:r>
-      <w:r>
-        <w:rPr>
-          <w:rFonts w:ascii="Century Gothic" w:eastAsia="Century Gothic" w:hAnsi="Century Gothic" w:cs="Century Gothic"/>
-          <w:b/>
-          <w:bCs/>
-          <w:color w:val="000000"/>
-          <w:sz w:val="24"/>
-          <w:szCs w:val="24"/>
-        </w:rPr>
-        <w:t>EMPLEADORA</w:t>
-      </w:r>
-      <w:r>
-        <w:rPr>
-          <w:rFonts w:ascii="Century Gothic" w:eastAsia="Century Gothic" w:hAnsi="Century Gothic" w:cs="Century Gothic"/>
-          <w:color w:val="000000"/>
-          <w:sz w:val="24"/>
-          <w:szCs w:val="24"/>
-        </w:rPr>
-        <w:t xml:space="preserve">, cronogramas de trabajo, reportes, contratos de cualquier naturaleza, sistemas tecnológicos, manuales, reglamentos y en general todos los aspectos y conceptos relacionados, utilizados o desarrollados por la </w:t>
-      </w:r>
-      <w:r>
-        <w:rPr>
-          <w:rFonts w:ascii="Century Gothic" w:eastAsia="Century Gothic" w:hAnsi="Century Gothic" w:cs="Century Gothic"/>
-          <w:b/>
-          <w:bCs/>
-          <w:color w:val="000000"/>
-          <w:sz w:val="24"/>
-          <w:szCs w:val="24"/>
-        </w:rPr>
-        <w:t>CONTRATANTE</w:t>
-      </w:r>
-      <w:r>
-        <w:rPr>
-          <w:rFonts w:ascii="Century Gothic" w:eastAsia="Century Gothic" w:hAnsi="Century Gothic" w:cs="Century Gothic"/>
-          <w:color w:val="000000"/>
-          <w:sz w:val="24"/>
-          <w:szCs w:val="24"/>
-        </w:rPr>
-        <w:t>.</w:t>
-      </w:r>
-    </w:p>
-    <w:p>
-      <w:pPr>
-        <w:pBdr>
-          <w:top w:val="nil"/>
-          <w:left w:val="nil"/>
-          <w:bottom w:val="nil"/>
-          <w:right w:val="nil"/>
-          <w:between w:val="nil"/>
-        </w:pBdr>
-        <w:spacing w:after="0" w:line="240" w:lineRule="auto"/>
-        <w:rPr>
-          <w:rFonts w:ascii="Century Gothic" w:eastAsia="Century Gothic" w:hAnsi="Century Gothic" w:cs="Century Gothic"/>
-          <w:color w:val="000000"/>
-          <w:sz w:val="24"/>
-          <w:szCs w:val="24"/>
-        </w:rPr>
-      </w:pPr>
-    </w:p>
-    <w:p>
-      <w:pPr>
-        <w:pBdr>
-          <w:top w:val="nil"/>
-          <w:left w:val="nil"/>
-          <w:bottom w:val="nil"/>
-          <w:right w:val="nil"/>
-          <w:between w:val="nil"/>
-        </w:pBdr>
-        <w:spacing w:after="0" w:line="240" w:lineRule="auto"/>
-        <w:jc w:val="both"/>
-        <w:rPr>
-          <w:rFonts w:ascii="Century Gothic" w:eastAsia="Century Gothic" w:hAnsi="Century Gothic" w:cs="Century Gothic"/>
-          <w:color w:val="000000"/>
-          <w:sz w:val="24"/>
-          <w:szCs w:val="24"/>
-        </w:rPr>
-      </w:pPr>
-      <w:r>
-        <w:rPr>
-          <w:rFonts w:ascii="Century Gothic" w:eastAsia="Century Gothic" w:hAnsi="Century Gothic" w:cs="Century Gothic"/>
-          <w:color w:val="000000"/>
-          <w:sz w:val="24"/>
-          <w:szCs w:val="24"/>
-        </w:rPr>
-        <w:t>Se consideran también como información confidencial</w:t>
-      </w:r>
-      <w:r>
-        <w:rPr>
-          <w:rFonts w:ascii="Century Gothic" w:eastAsia="Century Gothic" w:hAnsi="Century Gothic" w:cs="Century Gothic"/>
-          <w:sz w:val="24"/>
-          <w:szCs w:val="24"/>
-        </w:rPr>
-        <w:t>:</w:t>
-      </w:r>
-      <w:r>
-        <w:rPr>
-          <w:rFonts w:ascii="Century Gothic" w:eastAsia="Century Gothic" w:hAnsi="Century Gothic" w:cs="Century Gothic"/>
-          <w:color w:val="000000"/>
-          <w:sz w:val="24"/>
-          <w:szCs w:val="24"/>
-        </w:rPr>
-        <w:t xml:space="preserve"> </w:t>
-      </w:r>
-      <w:r>
-        <w:rPr>
-          <w:rFonts w:ascii="Century Gothic" w:eastAsia="Century Gothic" w:hAnsi="Century Gothic" w:cs="Century Gothic"/>
-          <w:b/>
-          <w:bCs/>
-          <w:color w:val="000000"/>
-          <w:sz w:val="24"/>
-          <w:szCs w:val="24"/>
-        </w:rPr>
-        <w:t>a)</w:t>
-      </w:r>
-      <w:r>
-        <w:rPr>
-          <w:rFonts w:ascii="Century Gothic" w:eastAsia="Century Gothic" w:hAnsi="Century Gothic" w:cs="Century Gothic"/>
-          <w:color w:val="000000"/>
-          <w:sz w:val="24"/>
-          <w:szCs w:val="24"/>
-        </w:rPr>
-        <w:t xml:space="preserve"> todas las técnicas aplicadas para la venta o comercialización de los diversos servicios o productos ofrecidos por la </w:t>
-      </w:r>
-      <w:r>
-        <w:rPr>
-          <w:rFonts w:ascii="Century Gothic" w:eastAsia="Century Gothic" w:hAnsi="Century Gothic" w:cs="Century Gothic"/>
-          <w:b/>
-          <w:bCs/>
-          <w:color w:val="000000"/>
-          <w:sz w:val="24"/>
-          <w:szCs w:val="24"/>
-        </w:rPr>
-        <w:t>EMPLEADORA</w:t>
-      </w:r>
-      <w:r>
-        <w:rPr>
-          <w:rFonts w:ascii="Century Gothic" w:eastAsia="Century Gothic" w:hAnsi="Century Gothic" w:cs="Century Gothic"/>
-          <w:sz w:val="24"/>
-          <w:szCs w:val="24"/>
-        </w:rPr>
-        <w:t xml:space="preserve">; y, </w:t>
-      </w:r>
-      <w:r>
-        <w:rPr>
-          <w:rFonts w:ascii="Century Gothic" w:eastAsia="Century Gothic" w:hAnsi="Century Gothic" w:cs="Century Gothic"/>
-          <w:b/>
-          <w:bCs/>
-          <w:sz w:val="24"/>
-          <w:szCs w:val="24"/>
-        </w:rPr>
-        <w:t>b)</w:t>
-      </w:r>
-      <w:r>
-        <w:rPr>
-          <w:rFonts w:ascii="Century Gothic" w:eastAsia="Century Gothic" w:hAnsi="Century Gothic" w:cs="Century Gothic"/>
-          <w:color w:val="000000"/>
-          <w:sz w:val="24"/>
-          <w:szCs w:val="24"/>
-        </w:rPr>
-        <w:t xml:space="preserve"> </w:t>
-      </w:r>
-      <w:r>
-        <w:rPr>
-          <w:rFonts w:ascii="Century Gothic" w:eastAsia="Century Gothic" w:hAnsi="Century Gothic" w:cs="Century Gothic"/>
-          <w:sz w:val="24"/>
-          <w:szCs w:val="24"/>
-        </w:rPr>
-        <w:t>toda</w:t>
-      </w:r>
-      <w:r>
-        <w:rPr>
-          <w:rFonts w:ascii="Century Gothic" w:eastAsia="Century Gothic" w:hAnsi="Century Gothic" w:cs="Century Gothic"/>
-          <w:color w:val="000000"/>
-          <w:sz w:val="24"/>
-          <w:szCs w:val="24"/>
-        </w:rPr>
-        <w:t xml:space="preserve"> </w:t>
-      </w:r>
-      <w:r>
-        <w:rPr>
-          <w:rFonts w:ascii="Century Gothic" w:eastAsia="Century Gothic" w:hAnsi="Century Gothic" w:cs="Century Gothic"/>
-          <w:sz w:val="24"/>
-          <w:szCs w:val="24"/>
-        </w:rPr>
-        <w:t>información</w:t>
-      </w:r>
-      <w:r>
-        <w:rPr>
-          <w:rFonts w:ascii="Century Gothic" w:eastAsia="Century Gothic" w:hAnsi="Century Gothic" w:cs="Century Gothic"/>
-          <w:color w:val="000000"/>
-          <w:sz w:val="24"/>
-          <w:szCs w:val="24"/>
-        </w:rPr>
-        <w:t xml:space="preserve"> (nombres, </w:t>
-      </w:r>
-      <w:r>
-        <w:rPr>
-          <w:rFonts w:ascii="Century Gothic" w:eastAsia="Century Gothic" w:hAnsi="Century Gothic" w:cs="Century Gothic"/>
-          <w:sz w:val="24"/>
-          <w:szCs w:val="24"/>
-        </w:rPr>
-        <w:t>domicilio</w:t>
-      </w:r>
-      <w:r>
-        <w:rPr>
-          <w:rFonts w:ascii="Century Gothic" w:eastAsia="Century Gothic" w:hAnsi="Century Gothic" w:cs="Century Gothic"/>
-          <w:color w:val="000000"/>
-          <w:sz w:val="24"/>
-          <w:szCs w:val="24"/>
-        </w:rPr>
-        <w:t xml:space="preserve"> y demás medios de contacto) de los </w:t>
-      </w:r>
-      <w:r>
-        <w:rPr>
-          <w:rFonts w:ascii="Century Gothic" w:eastAsia="Century Gothic" w:hAnsi="Century Gothic" w:cs="Century Gothic"/>
-          <w:sz w:val="24"/>
-          <w:szCs w:val="24"/>
-        </w:rPr>
-        <w:t>clientes</w:t>
-      </w:r>
-      <w:r>
-        <w:rPr>
-          <w:rFonts w:ascii="Century Gothic" w:eastAsia="Century Gothic" w:hAnsi="Century Gothic" w:cs="Century Gothic"/>
-          <w:color w:val="000000"/>
-          <w:sz w:val="24"/>
-          <w:szCs w:val="24"/>
-        </w:rPr>
-        <w:t xml:space="preserve"> o potenciales </w:t>
-      </w:r>
-      <w:r>
-        <w:rPr>
-          <w:rFonts w:ascii="Century Gothic" w:eastAsia="Century Gothic" w:hAnsi="Century Gothic" w:cs="Century Gothic"/>
-          <w:sz w:val="24"/>
-          <w:szCs w:val="24"/>
-        </w:rPr>
-        <w:t>clientes</w:t>
-      </w:r>
-      <w:r>
-        <w:rPr>
-          <w:rFonts w:ascii="Century Gothic" w:eastAsia="Century Gothic" w:hAnsi="Century Gothic" w:cs="Century Gothic"/>
-          <w:color w:val="000000"/>
-          <w:sz w:val="24"/>
-          <w:szCs w:val="24"/>
-        </w:rPr>
-        <w:t xml:space="preserve"> de la </w:t>
-      </w:r>
-      <w:r>
-        <w:rPr>
-          <w:rFonts w:ascii="Century Gothic" w:eastAsia="Century Gothic" w:hAnsi="Century Gothic" w:cs="Century Gothic"/>
-          <w:b/>
-          <w:bCs/>
-          <w:color w:val="000000"/>
-          <w:sz w:val="24"/>
-          <w:szCs w:val="24"/>
-        </w:rPr>
-        <w:t>COMPA</w:t>
-      </w:r>
-      <w:r>
-        <w:rPr>
-          <w:rFonts w:ascii="Century Gothic" w:eastAsia="Century Gothic" w:hAnsi="Century Gothic" w:cs="Century Gothic"/>
-          <w:b/>
-          <w:bCs/>
-          <w:sz w:val="24"/>
-          <w:szCs w:val="24"/>
-        </w:rPr>
-        <w:t>ÑÍA</w:t>
-      </w:r>
-      <w:r>
-        <w:rPr>
-          <w:rFonts w:ascii="Century Gothic" w:eastAsia="Century Gothic" w:hAnsi="Century Gothic" w:cs="Century Gothic"/>
-          <w:color w:val="000000"/>
-          <w:sz w:val="24"/>
-          <w:szCs w:val="24"/>
-        </w:rPr>
-        <w:t>.</w:t>
-      </w:r>
-    </w:p>
-    <w:p>
-      <w:pPr>
-        <w:pBdr>
-          <w:top w:val="nil"/>
-          <w:left w:val="nil"/>
-          <w:bottom w:val="nil"/>
-          <w:right w:val="nil"/>
-          <w:between w:val="nil"/>
-        </w:pBdr>
-        <w:spacing w:after="0" w:line="240" w:lineRule="auto"/>
-        <w:jc w:val="both"/>
-        <w:rPr>
-          <w:rFonts w:ascii="Century Gothic" w:eastAsia="Century Gothic" w:hAnsi="Century Gothic" w:cs="Century Gothic"/>
-          <w:color w:val="000000"/>
-          <w:sz w:val="24"/>
-          <w:szCs w:val="24"/>
-        </w:rPr>
-      </w:pPr>
-    </w:p>
-    <w:p>
-      <w:pPr>
-        <w:pBdr>
-          <w:top w:val="nil"/>
-          <w:left w:val="nil"/>
-          <w:bottom w:val="nil"/>
-          <w:right w:val="nil"/>
-          <w:between w:val="nil"/>
-        </w:pBdr>
-        <w:spacing w:after="0" w:line="240" w:lineRule="auto"/>
-        <w:jc w:val="both"/>
-        <w:rPr>
-          <w:rFonts w:ascii="Century Gothic" w:eastAsia="Century Gothic" w:hAnsi="Century Gothic" w:cs="Century Gothic"/>
-          <w:color w:val="000000"/>
-          <w:sz w:val="24"/>
-          <w:szCs w:val="24"/>
-        </w:rPr>
-      </w:pPr>
-      <w:proofErr w:type="gramStart"/>
-      <w:r>
-        <w:rPr>
-          <w:rFonts w:ascii="Century Gothic" w:eastAsia="Century Gothic" w:hAnsi="Century Gothic" w:cs="Century Gothic"/>
-          <w:color w:val="000000"/>
-          <w:sz w:val="24"/>
-          <w:szCs w:val="24"/>
-        </w:rPr>
-        <w:t>El(</w:t>
-      </w:r>
-      <w:proofErr w:type="gramEnd"/>
-      <w:r>
-        <w:rPr>
-          <w:rFonts w:ascii="Century Gothic" w:eastAsia="Century Gothic" w:hAnsi="Century Gothic" w:cs="Century Gothic"/>
-          <w:color w:val="000000"/>
-          <w:sz w:val="24"/>
-          <w:szCs w:val="24"/>
-        </w:rPr>
-        <w:t xml:space="preserve">La) </w:t>
-      </w:r>
-      <w:r>
-        <w:rPr>
-          <w:rFonts w:ascii="Century Gothic" w:eastAsia="Century Gothic" w:hAnsi="Century Gothic" w:cs="Century Gothic"/>
-          <w:b/>
-          <w:bCs/>
-          <w:color w:val="000000"/>
-          <w:sz w:val="24"/>
-          <w:szCs w:val="24"/>
-        </w:rPr>
-        <w:t>COLABORADOR(A)</w:t>
-      </w:r>
-      <w:r>
-        <w:rPr>
-          <w:rFonts w:ascii="Century Gothic" w:eastAsia="Century Gothic" w:hAnsi="Century Gothic" w:cs="Century Gothic"/>
-          <w:color w:val="000000"/>
-          <w:sz w:val="24"/>
-          <w:szCs w:val="24"/>
-        </w:rPr>
-        <w:t xml:space="preserve"> se compromete a mantener absoluta reserva con relación a la información que conozca u obtenga de la CONTRATANTE y los clientes o usuarias de los servicios de dicha EMPRESA.</w:t>
-      </w:r>
-    </w:p>
-    <w:p>
-      <w:pPr>
-        <w:pBdr>
-          <w:top w:val="nil"/>
-          <w:left w:val="nil"/>
-          <w:bottom w:val="nil"/>
-          <w:right w:val="nil"/>
-          <w:between w:val="nil"/>
-        </w:pBdr>
-        <w:spacing w:after="0" w:line="240" w:lineRule="auto"/>
-        <w:jc w:val="both"/>
-        <w:rPr>
-          <w:rFonts w:ascii="Century Gothic" w:eastAsia="Century Gothic" w:hAnsi="Century Gothic" w:cs="Century Gothic"/>
-          <w:sz w:val="24"/>
-          <w:szCs w:val="24"/>
-        </w:rPr>
-      </w:pPr>
-    </w:p>
-    <w:p>
-      <w:pPr>
-        <w:spacing w:after="0" w:line="240" w:lineRule="auto"/>
-        <w:jc w:val="both"/>
-        <w:rPr>
-          <w:rFonts w:ascii="Century Gothic" w:eastAsia="Century Gothic" w:hAnsi="Century Gothic" w:cs="Century Gothic"/>
-          <w:sz w:val="24"/>
-          <w:szCs w:val="24"/>
-        </w:rPr>
-      </w:pPr>
-      <w:proofErr w:type="gramStart"/>
-      <w:r>
-        <w:rPr>
-          <w:rFonts w:ascii="Century Gothic" w:eastAsia="Century Gothic" w:hAnsi="Century Gothic" w:cs="Century Gothic"/>
-          <w:sz w:val="24"/>
-          <w:szCs w:val="24"/>
-        </w:rPr>
-        <w:t>El(</w:t>
-      </w:r>
-      <w:proofErr w:type="gramEnd"/>
-      <w:r>
-        <w:rPr>
-          <w:rFonts w:ascii="Century Gothic" w:eastAsia="Century Gothic" w:hAnsi="Century Gothic" w:cs="Century Gothic"/>
-          <w:sz w:val="24"/>
-          <w:szCs w:val="24"/>
-        </w:rPr>
-        <w:t xml:space="preserve">La) </w:t>
-      </w:r>
-      <w:r>
-        <w:rPr>
-          <w:rFonts w:ascii="Century Gothic" w:eastAsia="Century Gothic" w:hAnsi="Century Gothic" w:cs="Century Gothic"/>
-          <w:b/>
-          <w:bCs/>
-          <w:sz w:val="24"/>
-          <w:szCs w:val="24"/>
-        </w:rPr>
-        <w:t>EMPLEADO(A)</w:t>
-      </w:r>
-      <w:r>
-        <w:rPr>
-          <w:rFonts w:ascii="Century Gothic" w:eastAsia="Century Gothic" w:hAnsi="Century Gothic" w:cs="Century Gothic"/>
-          <w:sz w:val="24"/>
-          <w:szCs w:val="24"/>
-        </w:rPr>
-        <w:t xml:space="preserve"> se compromete, durante o posteriormente a la relación laboral existente entre las partes, a no hacer competencia desleal -o de cualquier índole- a la EMPRESA, ya sea en territorio ecuatoriano o fuera de éste.</w:t>
-      </w:r>
-    </w:p>
-    <w:p>
-      <w:pPr>
-        <w:spacing w:after="0" w:line="240" w:lineRule="auto"/>
-        <w:jc w:val="both"/>
-        <w:rPr>
-          <w:rFonts w:ascii="Century Gothic" w:eastAsia="Century Gothic" w:hAnsi="Century Gothic" w:cs="Century Gothic"/>
-          <w:sz w:val="24"/>
-          <w:szCs w:val="24"/>
-        </w:rPr>
-      </w:pPr>
-    </w:p>
-    <w:p>
-      <w:pPr>
-        <w:pBdr>
-          <w:top w:val="nil"/>
-          <w:left w:val="nil"/>
-          <w:bottom w:val="nil"/>
-          <w:right w:val="nil"/>
-          <w:between w:val="nil"/>
-        </w:pBdr>
-        <w:spacing w:after="0" w:line="240" w:lineRule="auto"/>
-        <w:jc w:val="both"/>
-        <w:rPr>
-          <w:rFonts w:ascii="Century Gothic" w:eastAsia="Century Gothic" w:hAnsi="Century Gothic" w:cs="Century Gothic"/>
-          <w:sz w:val="24"/>
-          <w:szCs w:val="24"/>
-        </w:rPr>
-      </w:pPr>
-      <w:r>
-        <w:rPr>
-          <w:rFonts w:ascii="Century Gothic" w:eastAsia="Century Gothic" w:hAnsi="Century Gothic" w:cs="Century Gothic"/>
-          <w:sz w:val="24"/>
-          <w:szCs w:val="24"/>
-        </w:rPr>
-        <w:t xml:space="preserve">Así mismo, el(la) </w:t>
-      </w:r>
-      <w:r>
-        <w:rPr>
-          <w:rFonts w:ascii="Century Gothic" w:eastAsia="Century Gothic" w:hAnsi="Century Gothic" w:cs="Century Gothic"/>
-          <w:b/>
-          <w:bCs/>
-          <w:sz w:val="24"/>
-          <w:szCs w:val="24"/>
-        </w:rPr>
-        <w:t>TRABAJADOR(A)</w:t>
-      </w:r>
-      <w:r>
-        <w:rPr>
-          <w:rFonts w:ascii="Century Gothic" w:eastAsia="Century Gothic" w:hAnsi="Century Gothic" w:cs="Century Gothic"/>
-          <w:sz w:val="24"/>
-          <w:szCs w:val="24"/>
-        </w:rPr>
-        <w:t xml:space="preserve"> se compromete a no reclamar o intentar reclamar, bajo circunstancia alguna, parcial o totalmente, la propiedad intelectual perteneciente, conferida o autorizada de/a la </w:t>
-      </w:r>
-      <w:r>
-        <w:rPr>
-          <w:rFonts w:ascii="Century Gothic" w:eastAsia="Century Gothic" w:hAnsi="Century Gothic" w:cs="Century Gothic"/>
-          <w:b/>
-          <w:bCs/>
-          <w:sz w:val="24"/>
-          <w:szCs w:val="24"/>
-        </w:rPr>
-        <w:t>EMPRESA</w:t>
-      </w:r>
-      <w:r>
-        <w:rPr>
-          <w:rFonts w:ascii="Century Gothic" w:eastAsia="Century Gothic" w:hAnsi="Century Gothic" w:cs="Century Gothic"/>
-          <w:sz w:val="24"/>
-          <w:szCs w:val="24"/>
-        </w:rPr>
-        <w:t>.</w:t>
-      </w:r>
-    </w:p>
-    <w:p>
-      <w:pPr>
-        <w:pBdr>
-          <w:top w:val="nil"/>
-          <w:left w:val="nil"/>
-          <w:bottom w:val="nil"/>
-          <w:right w:val="nil"/>
-          <w:between w:val="nil"/>
-        </w:pBdr>
-        <w:spacing w:after="0" w:line="240" w:lineRule="auto"/>
-        <w:jc w:val="both"/>
-        <w:rPr>
-          <w:rFonts w:ascii="Century Gothic" w:eastAsia="Century Gothic" w:hAnsi="Century Gothic" w:cs="Century Gothic"/>
-          <w:sz w:val="24"/>
-          <w:szCs w:val="24"/>
-        </w:rPr>
-      </w:pPr>
-    </w:p>
-    <w:p>
-      <w:pPr>
-        <w:pBdr>
-          <w:top w:val="nil"/>
-          <w:left w:val="nil"/>
-          <w:bottom w:val="nil"/>
-          <w:right w:val="nil"/>
-          <w:between w:val="nil"/>
-        </w:pBdr>
-        <w:spacing w:after="0" w:line="240" w:lineRule="auto"/>
-        <w:jc w:val="both"/>
-        <w:rPr>
-          <w:rFonts w:ascii="Century Gothic" w:eastAsia="Century Gothic" w:hAnsi="Century Gothic" w:cs="Century Gothic"/>
-          <w:color w:val="000000"/>
-          <w:sz w:val="24"/>
-          <w:szCs w:val="24"/>
-        </w:rPr>
-      </w:pPr>
-      <w:r>
-        <w:rPr>
-          <w:rFonts w:ascii="Century Gothic" w:eastAsia="Century Gothic" w:hAnsi="Century Gothic" w:cs="Century Gothic"/>
-          <w:color w:val="000000"/>
-          <w:sz w:val="24"/>
-          <w:szCs w:val="24"/>
-        </w:rPr>
-        <w:t xml:space="preserve">Todo impedimento para el(la) </w:t>
-      </w:r>
-      <w:r>
-        <w:rPr>
-          <w:rFonts w:ascii="Century Gothic" w:eastAsia="Century Gothic" w:hAnsi="Century Gothic" w:cs="Century Gothic"/>
-          <w:b/>
-          <w:bCs/>
-          <w:color w:val="000000"/>
-          <w:sz w:val="24"/>
-          <w:szCs w:val="24"/>
-        </w:rPr>
-        <w:t>TRABAJADOR(A)</w:t>
-      </w:r>
-      <w:r>
-        <w:rPr>
-          <w:rFonts w:ascii="Century Gothic" w:eastAsia="Century Gothic" w:hAnsi="Century Gothic" w:cs="Century Gothic"/>
-          <w:color w:val="000000"/>
-          <w:sz w:val="24"/>
-          <w:szCs w:val="24"/>
-        </w:rPr>
-        <w:t xml:space="preserve">, establecido o acordado en la presente cláusula, se extenderá por </w:t>
-      </w:r>
-      <w:r>
-        <w:rPr>
-          <w:rFonts w:ascii="Century Gothic" w:eastAsia="Century Gothic" w:hAnsi="Century Gothic" w:cs="Century Gothic"/>
-          <w:b/>
-          <w:bCs/>
-          <w:color w:val="000000"/>
-          <w:sz w:val="24"/>
-          <w:szCs w:val="24"/>
-        </w:rPr>
-        <w:t>TRES AÑOS</w:t>
-      </w:r>
-      <w:r>
-        <w:rPr>
-          <w:rFonts w:ascii="Century Gothic" w:eastAsia="Century Gothic" w:hAnsi="Century Gothic" w:cs="Century Gothic"/>
-          <w:color w:val="000000"/>
-          <w:sz w:val="24"/>
-          <w:szCs w:val="24"/>
-        </w:rPr>
-        <w:t xml:space="preserve">, contados a partir de la fecha en que terminaren las relaciones laborales entre dicho(a) </w:t>
-      </w:r>
-      <w:r>
-        <w:rPr>
-          <w:rFonts w:ascii="Century Gothic" w:eastAsia="Century Gothic" w:hAnsi="Century Gothic" w:cs="Century Gothic"/>
-          <w:b/>
-          <w:bCs/>
-          <w:color w:val="000000"/>
-          <w:sz w:val="24"/>
-          <w:szCs w:val="24"/>
-        </w:rPr>
-        <w:t>COLABORADOR(A)</w:t>
-      </w:r>
-      <w:r>
-        <w:rPr>
-          <w:rFonts w:ascii="Century Gothic" w:eastAsia="Century Gothic" w:hAnsi="Century Gothic" w:cs="Century Gothic"/>
-          <w:color w:val="000000"/>
-          <w:sz w:val="24"/>
-          <w:szCs w:val="24"/>
-        </w:rPr>
-        <w:t xml:space="preserve"> y la </w:t>
-      </w:r>
-      <w:r>
-        <w:rPr>
-          <w:rFonts w:ascii="Century Gothic" w:eastAsia="Century Gothic" w:hAnsi="Century Gothic" w:cs="Century Gothic"/>
-          <w:b/>
-          <w:bCs/>
-          <w:color w:val="000000"/>
-          <w:sz w:val="24"/>
-          <w:szCs w:val="24"/>
-        </w:rPr>
-        <w:t>EMPLEADORA</w:t>
-      </w:r>
-      <w:r>
-        <w:rPr>
-          <w:rFonts w:ascii="Century Gothic" w:eastAsia="Century Gothic" w:hAnsi="Century Gothic" w:cs="Century Gothic"/>
-          <w:color w:val="000000"/>
-          <w:sz w:val="24"/>
-          <w:szCs w:val="24"/>
-        </w:rPr>
-        <w:t>.</w:t>
-      </w:r>
-    </w:p>
-    <w:p>
-      <w:pPr>
-        <w:pBdr>
-          <w:top w:val="nil"/>
-          <w:left w:val="nil"/>
-          <w:bottom w:val="nil"/>
-          <w:right w:val="nil"/>
-          <w:between w:val="nil"/>
-        </w:pBdr>
-        <w:spacing w:after="0" w:line="240" w:lineRule="auto"/>
-        <w:rPr>
-          <w:rFonts w:ascii="Century Gothic" w:eastAsia="Century Gothic" w:hAnsi="Century Gothic" w:cs="Century Gothic"/>
-          <w:color w:val="000000"/>
-          <w:sz w:val="24"/>
-          <w:szCs w:val="24"/>
-        </w:rPr>
-      </w:pPr>
-    </w:p>
-    <w:p>
-      <w:pPr>
-        <w:pBdr>
-          <w:top w:val="nil"/>
-          <w:left w:val="nil"/>
-          <w:bottom w:val="nil"/>
-          <w:right w:val="nil"/>
-          <w:between w:val="nil"/>
-        </w:pBdr>
-        <w:spacing w:after="0" w:line="240" w:lineRule="auto"/>
-        <w:jc w:val="both"/>
-        <w:rPr>
-          <w:rFonts w:ascii="Century Gothic" w:eastAsia="Century Gothic" w:hAnsi="Century Gothic" w:cs="Century Gothic"/>
-          <w:color w:val="000000"/>
-          <w:sz w:val="24"/>
-          <w:szCs w:val="24"/>
-        </w:rPr>
-      </w:pPr>
-      <w:r>
-        <w:rPr>
-          <w:rFonts w:ascii="Century Gothic" w:eastAsia="Century Gothic" w:hAnsi="Century Gothic" w:cs="Century Gothic"/>
-          <w:color w:val="000000"/>
-          <w:sz w:val="24"/>
-          <w:szCs w:val="24"/>
-        </w:rPr>
-        <w:t xml:space="preserve">El incurrimiento, incursión, violación o desobediencia del(de la) </w:t>
-      </w:r>
-      <w:r>
-        <w:rPr>
-          <w:rFonts w:ascii="Century Gothic" w:eastAsia="Century Gothic" w:hAnsi="Century Gothic" w:cs="Century Gothic"/>
-          <w:b/>
-          <w:bCs/>
-          <w:color w:val="000000"/>
-          <w:sz w:val="24"/>
-          <w:szCs w:val="24"/>
-        </w:rPr>
-        <w:t>TRABAJADOR(A)</w:t>
-      </w:r>
-      <w:r>
-        <w:rPr>
-          <w:rFonts w:ascii="Century Gothic" w:eastAsia="Century Gothic" w:hAnsi="Century Gothic" w:cs="Century Gothic"/>
-          <w:color w:val="000000"/>
-          <w:sz w:val="24"/>
-          <w:szCs w:val="24"/>
-        </w:rPr>
-        <w:t xml:space="preserve"> a los impedimentos, causales o prohibiciones establecidas en la presente cláusula, dará derecho a la </w:t>
-      </w:r>
-      <w:r>
-        <w:rPr>
-          <w:rFonts w:ascii="Century Gothic" w:eastAsia="Century Gothic" w:hAnsi="Century Gothic" w:cs="Century Gothic"/>
-          <w:b/>
-          <w:bCs/>
-          <w:color w:val="000000"/>
-          <w:sz w:val="24"/>
-          <w:szCs w:val="24"/>
-        </w:rPr>
-        <w:t>CONTRATANTE</w:t>
-      </w:r>
-      <w:r>
-        <w:rPr>
-          <w:rFonts w:ascii="Century Gothic" w:eastAsia="Century Gothic" w:hAnsi="Century Gothic" w:cs="Century Gothic"/>
-          <w:color w:val="000000"/>
-          <w:sz w:val="24"/>
-          <w:szCs w:val="24"/>
-        </w:rPr>
-        <w:t xml:space="preserve"> a exigir legalmente al(a la) </w:t>
-      </w:r>
-      <w:r>
-        <w:rPr>
-          <w:rFonts w:ascii="Century Gothic" w:eastAsia="Century Gothic" w:hAnsi="Century Gothic" w:cs="Century Gothic"/>
-          <w:b/>
-          <w:bCs/>
-          <w:color w:val="000000"/>
-          <w:sz w:val="24"/>
-          <w:szCs w:val="24"/>
-        </w:rPr>
-        <w:t>COLABORADOR(A)</w:t>
-      </w:r>
-      <w:r>
-        <w:rPr>
-          <w:rFonts w:ascii="Century Gothic" w:eastAsia="Century Gothic" w:hAnsi="Century Gothic" w:cs="Century Gothic"/>
-          <w:color w:val="000000"/>
-          <w:sz w:val="24"/>
-          <w:szCs w:val="24"/>
-        </w:rPr>
-        <w:t xml:space="preserve"> una indemnización por la suma de </w:t>
-      </w:r>
-      <w:r>
-        <w:rPr>
-          <w:rFonts w:ascii="Century Gothic" w:eastAsia="Century Gothic" w:hAnsi="Century Gothic" w:cs="Century Gothic"/>
-          <w:b/>
-          <w:bCs/>
-          <w:color w:val="000000"/>
-          <w:sz w:val="24"/>
-          <w:szCs w:val="24"/>
-        </w:rPr>
-        <w:t>DIEZ MIL DÓLARES DE LOS ESTADOS UNIDOS DE AMÉRICA (US$ 10,000.00)</w:t>
-      </w:r>
-      <w:r>
-        <w:rPr>
-          <w:rFonts w:ascii="Century Gothic" w:eastAsia="Century Gothic" w:hAnsi="Century Gothic" w:cs="Century Gothic"/>
-          <w:color w:val="000000"/>
-          <w:sz w:val="24"/>
-          <w:szCs w:val="24"/>
-        </w:rPr>
-        <w:t xml:space="preserve">, sin perjuicio de exigir, adicionalmente, la devolución o restitución de los demás gastos en que la </w:t>
-      </w:r>
-      <w:r>
-        <w:rPr>
-          <w:rFonts w:ascii="Century Gothic" w:eastAsia="Century Gothic" w:hAnsi="Century Gothic" w:cs="Century Gothic"/>
-          <w:b/>
-          <w:bCs/>
-          <w:color w:val="000000"/>
-          <w:sz w:val="24"/>
-          <w:szCs w:val="24"/>
-        </w:rPr>
-        <w:t>EMPLEADORA</w:t>
-      </w:r>
-      <w:r>
-        <w:rPr>
-          <w:rFonts w:ascii="Century Gothic" w:eastAsia="Century Gothic" w:hAnsi="Century Gothic" w:cs="Century Gothic"/>
-          <w:color w:val="000000"/>
-          <w:sz w:val="24"/>
-          <w:szCs w:val="24"/>
-        </w:rPr>
-        <w:t xml:space="preserve"> deba o haya debido incurrir (administrativa o judicialmente) para obtener el pago o cumplimiento de dicha indemnización por parte del(de la) </w:t>
-      </w:r>
-      <w:r>
-        <w:rPr>
-          <w:rFonts w:ascii="Century Gothic" w:eastAsia="Century Gothic" w:hAnsi="Century Gothic" w:cs="Century Gothic"/>
-          <w:b/>
-          <w:bCs/>
-          <w:color w:val="000000"/>
-          <w:sz w:val="24"/>
-          <w:szCs w:val="24"/>
-        </w:rPr>
-        <w:t>TRABAJADOR(A)</w:t>
-      </w:r>
-      <w:r>
-        <w:rPr>
-          <w:rFonts w:ascii="Century Gothic" w:eastAsia="Century Gothic" w:hAnsi="Century Gothic" w:cs="Century Gothic"/>
-          <w:color w:val="000000"/>
-          <w:sz w:val="24"/>
-          <w:szCs w:val="24"/>
-        </w:rPr>
-        <w:t>.</w:t>
-      </w:r>
-    </w:p>
-    <w:p>
-      <w:pPr>
-        <w:pBdr>
-          <w:top w:val="nil"/>
-          <w:left w:val="nil"/>
-          <w:bottom w:val="nil"/>
-          <w:right w:val="nil"/>
-          <w:between w:val="nil"/>
-        </w:pBdr>
-        <w:spacing w:after="0" w:line="240" w:lineRule="auto"/>
-        <w:rPr>
-          <w:rFonts w:ascii="Century Gothic" w:eastAsia="Century Gothic" w:hAnsi="Century Gothic" w:cs="Century Gothic"/>
-          <w:color w:val="000000"/>
-          <w:sz w:val="24"/>
-          <w:szCs w:val="24"/>
-        </w:rPr>
-      </w:pPr>
-    </w:p>
-    <w:p>
-      <w:pPr>
-        <w:pBdr>
-          <w:top w:val="nil"/>
-          <w:left w:val="nil"/>
-          <w:bottom w:val="nil"/>
-          <w:right w:val="nil"/>
-          <w:between w:val="nil"/>
-        </w:pBdr>
-        <w:spacing w:after="0" w:line="240" w:lineRule="auto"/>
-        <w:jc w:val="both"/>
-        <w:rPr>
-          <w:rFonts w:ascii="Century Gothic" w:eastAsia="Century Gothic" w:hAnsi="Century Gothic" w:cs="Century Gothic"/>
-          <w:color w:val="000000"/>
-          <w:sz w:val="24"/>
-          <w:szCs w:val="24"/>
-        </w:rPr>
-      </w:pPr>
-      <w:r>
-        <w:rPr>
-          <w:rFonts w:ascii="Century Gothic" w:eastAsia="Century Gothic" w:hAnsi="Century Gothic" w:cs="Century Gothic"/>
-          <w:b/>
-          <w:bCs/>
-          <w:color w:val="000000"/>
-          <w:sz w:val="24"/>
-          <w:szCs w:val="24"/>
-        </w:rPr>
-        <w:t>CLÁUSULA DECIMOPRIMERA: ENTREGA DE BIENES Y UNIFORME(S</w:t>
-      </w:r>
-      <w:proofErr w:type="gramStart"/>
-      <w:r>
-        <w:rPr>
-          <w:rFonts w:ascii="Century Gothic" w:eastAsia="Century Gothic" w:hAnsi="Century Gothic" w:cs="Century Gothic"/>
-          <w:b/>
-          <w:bCs/>
-          <w:color w:val="000000"/>
-          <w:sz w:val="24"/>
-          <w:szCs w:val="24"/>
-        </w:rPr>
-        <w:t>).-</w:t>
-      </w:r>
-      <w:proofErr w:type="gramEnd"/>
-      <w:r>
-        <w:rPr>
-          <w:rFonts w:ascii="Century Gothic" w:eastAsia="Century Gothic" w:hAnsi="Century Gothic" w:cs="Century Gothic"/>
-          <w:color w:val="000000"/>
-          <w:sz w:val="24"/>
-          <w:szCs w:val="24"/>
-        </w:rPr>
-        <w:t xml:space="preserve"> En virtud de la suscripción del presente contrato, la </w:t>
-      </w:r>
-      <w:r>
-        <w:rPr>
-          <w:rFonts w:ascii="Century Gothic" w:eastAsia="Century Gothic" w:hAnsi="Century Gothic" w:cs="Century Gothic"/>
-          <w:b/>
-          <w:bCs/>
-          <w:color w:val="000000"/>
-          <w:sz w:val="24"/>
-          <w:szCs w:val="24"/>
-        </w:rPr>
-        <w:t>EMPLEADORA</w:t>
-      </w:r>
-      <w:r>
-        <w:rPr>
-          <w:rFonts w:ascii="Century Gothic" w:eastAsia="Century Gothic" w:hAnsi="Century Gothic" w:cs="Century Gothic"/>
-          <w:color w:val="000000"/>
-          <w:sz w:val="24"/>
-          <w:szCs w:val="24"/>
-        </w:rPr>
-        <w:t xml:space="preserve"> podrá entrega </w:t>
-      </w:r>
-      <w:proofErr w:type="gramStart"/>
-      <w:r>
-        <w:rPr>
-          <w:rFonts w:ascii="Century Gothic" w:eastAsia="Century Gothic" w:hAnsi="Century Gothic" w:cs="Century Gothic"/>
-          <w:color w:val="000000"/>
-          <w:sz w:val="24"/>
-          <w:szCs w:val="24"/>
-        </w:rPr>
-        <w:t>al(</w:t>
-      </w:r>
-      <w:proofErr w:type="gramEnd"/>
-      <w:r>
-        <w:rPr>
-          <w:rFonts w:ascii="Century Gothic" w:eastAsia="Century Gothic" w:hAnsi="Century Gothic" w:cs="Century Gothic"/>
-          <w:color w:val="000000"/>
-          <w:sz w:val="24"/>
-          <w:szCs w:val="24"/>
-        </w:rPr>
-        <w:t xml:space="preserve">a la) </w:t>
-      </w:r>
-      <w:r>
-        <w:rPr>
-          <w:rFonts w:ascii="Century Gothic" w:eastAsia="Century Gothic" w:hAnsi="Century Gothic" w:cs="Century Gothic"/>
-          <w:b/>
-          <w:bCs/>
-          <w:color w:val="000000"/>
-          <w:sz w:val="24"/>
-          <w:szCs w:val="24"/>
-        </w:rPr>
-        <w:t>TRABAJADOR(A)</w:t>
-      </w:r>
-      <w:r>
-        <w:rPr>
-          <w:rFonts w:ascii="Century Gothic" w:eastAsia="Century Gothic" w:hAnsi="Century Gothic" w:cs="Century Gothic"/>
-          <w:color w:val="000000"/>
-          <w:sz w:val="24"/>
-          <w:szCs w:val="24"/>
-        </w:rPr>
-        <w:t xml:space="preserve"> bienes, equipos o artículos que puedan ser requeridos para el cumplimiento de sus labores; los cuales estarán bajo la responsabilidad absoluta </w:t>
-      </w:r>
-      <w:proofErr w:type="gramStart"/>
-      <w:r>
-        <w:rPr>
-          <w:rFonts w:ascii="Century Gothic" w:eastAsia="Century Gothic" w:hAnsi="Century Gothic" w:cs="Century Gothic"/>
-          <w:color w:val="000000"/>
-          <w:sz w:val="24"/>
-          <w:szCs w:val="24"/>
-        </w:rPr>
-        <w:t>del(</w:t>
-      </w:r>
-      <w:proofErr w:type="gramEnd"/>
-      <w:r>
-        <w:rPr>
-          <w:rFonts w:ascii="Century Gothic" w:eastAsia="Century Gothic" w:hAnsi="Century Gothic" w:cs="Century Gothic"/>
-          <w:color w:val="000000"/>
-          <w:sz w:val="24"/>
-          <w:szCs w:val="24"/>
-        </w:rPr>
-        <w:t xml:space="preserve">de la) </w:t>
-      </w:r>
-      <w:r>
-        <w:rPr>
-          <w:rFonts w:ascii="Century Gothic" w:eastAsia="Century Gothic" w:hAnsi="Century Gothic" w:cs="Century Gothic"/>
-          <w:b/>
-          <w:bCs/>
-          <w:color w:val="000000"/>
-          <w:sz w:val="24"/>
-          <w:szCs w:val="24"/>
-        </w:rPr>
-        <w:t>EMPLEADO(A)</w:t>
-      </w:r>
-      <w:r>
-        <w:rPr>
-          <w:rFonts w:ascii="Century Gothic" w:eastAsia="Century Gothic" w:hAnsi="Century Gothic" w:cs="Century Gothic"/>
-          <w:color w:val="000000"/>
-          <w:sz w:val="24"/>
-          <w:szCs w:val="24"/>
-        </w:rPr>
-        <w:t>, debiendo responder por ellos o reponerlos en caso de daño o pérdida de los</w:t>
-      </w:r>
-    </w:p>
-    <w:p>
-      <w:pPr>
-        <w:pBdr>
-          <w:top w:val="nil"/>
-          <w:left w:val="nil"/>
-          <w:bottom w:val="nil"/>
-          <w:right w:val="nil"/>
-          <w:between w:val="nil"/>
-        </w:pBdr>
-        <w:spacing w:after="0" w:line="240" w:lineRule="auto"/>
-        <w:jc w:val="both"/>
-        <w:rPr>
-          <w:rFonts w:ascii="Century Gothic" w:eastAsia="Century Gothic" w:hAnsi="Century Gothic" w:cs="Century Gothic"/>
-          <w:color w:val="000000"/>
-          <w:sz w:val="24"/>
-          <w:szCs w:val="24"/>
-        </w:rPr>
-      </w:pPr>
-      <w:r>
-        <w:rPr>
-          <w:rFonts w:ascii="Century Gothic" w:eastAsia="Century Gothic" w:hAnsi="Century Gothic" w:cs="Century Gothic"/>
-          <w:color w:val="000000"/>
-          <w:sz w:val="24"/>
-          <w:szCs w:val="24"/>
-        </w:rPr>
-        <w:t>mismos.</w:t>
-      </w:r>
-    </w:p>
-    <w:p>
-      <w:pPr>
-        <w:pBdr>
-          <w:top w:val="nil"/>
-          <w:left w:val="nil"/>
-          <w:bottom w:val="nil"/>
-          <w:right w:val="nil"/>
-          <w:between w:val="nil"/>
-        </w:pBdr>
-        <w:spacing w:after="0" w:line="240" w:lineRule="auto"/>
-        <w:jc w:val="both"/>
-        <w:rPr>
-          <w:rFonts w:ascii="Century Gothic" w:eastAsia="Century Gothic" w:hAnsi="Century Gothic" w:cs="Century Gothic"/>
-          <w:sz w:val="24"/>
-          <w:szCs w:val="24"/>
-        </w:rPr>
-      </w:pPr>
-    </w:p>
-    <w:p>
-      <w:pPr>
-        <w:pBdr>
-          <w:top w:val="nil"/>
-          <w:left w:val="nil"/>
-          <w:bottom w:val="nil"/>
-          <w:right w:val="nil"/>
-          <w:between w:val="nil"/>
-        </w:pBdr>
-        <w:spacing w:after="0" w:line="240" w:lineRule="auto"/>
-        <w:jc w:val="both"/>
-        <w:rPr>
-          <w:rFonts w:ascii="Century Gothic" w:eastAsia="Century Gothic" w:hAnsi="Century Gothic" w:cs="Century Gothic"/>
-          <w:sz w:val="24"/>
-          <w:szCs w:val="24"/>
-        </w:rPr>
-      </w:pPr>
-      <w:r>
-        <w:rPr>
-          <w:rFonts w:ascii="Century Gothic" w:eastAsia="Century Gothic" w:hAnsi="Century Gothic" w:cs="Century Gothic"/>
-          <w:sz w:val="24"/>
-          <w:szCs w:val="24"/>
-        </w:rPr>
-        <w:t xml:space="preserve">La EMPRESA entrega </w:t>
-      </w:r>
-      <w:proofErr w:type="gramStart"/>
-      <w:r>
-        <w:rPr>
-          <w:rFonts w:ascii="Century Gothic" w:eastAsia="Century Gothic" w:hAnsi="Century Gothic" w:cs="Century Gothic"/>
-          <w:sz w:val="24"/>
-          <w:szCs w:val="24"/>
-        </w:rPr>
-        <w:t>al(</w:t>
-      </w:r>
-      <w:proofErr w:type="gramEnd"/>
-      <w:r>
-        <w:rPr>
-          <w:rFonts w:ascii="Century Gothic" w:eastAsia="Century Gothic" w:hAnsi="Century Gothic" w:cs="Century Gothic"/>
-          <w:sz w:val="24"/>
-          <w:szCs w:val="24"/>
-        </w:rPr>
-        <w:t xml:space="preserve">a la) COLABORADOR(A), en el presente acto, el respectivo uniforme que deberá vestir durante su jornada de labores; mismo uniforme que deberá ser tratado con el debido cuidado y que el(la) TRABAJADOR(A), en caso de daño (parcial o total), se obligará a reponerlo a la EMPLEADORA. Así mismo, el(la) EMPLEADO(A) declara, reconoce y acepta que el referido uniforme, entregado por su </w:t>
-      </w:r>
-      <w:r>
-        <w:rPr>
-          <w:rFonts w:ascii="Century Gothic" w:eastAsia="Century Gothic" w:hAnsi="Century Gothic" w:cs="Century Gothic"/>
-          <w:sz w:val="24"/>
-          <w:szCs w:val="24"/>
-        </w:rPr>
-        <w:lastRenderedPageBreak/>
-        <w:t xml:space="preserve">CONTRATANTE, no puede ser utilizado por persona alguna además </w:t>
-      </w:r>
-      <w:proofErr w:type="gramStart"/>
-      <w:r>
-        <w:rPr>
-          <w:rFonts w:ascii="Century Gothic" w:eastAsia="Century Gothic" w:hAnsi="Century Gothic" w:cs="Century Gothic"/>
-          <w:sz w:val="24"/>
-          <w:szCs w:val="24"/>
-        </w:rPr>
-        <w:t>del(</w:t>
-      </w:r>
-      <w:proofErr w:type="gramEnd"/>
-      <w:r>
-        <w:rPr>
-          <w:rFonts w:ascii="Century Gothic" w:eastAsia="Century Gothic" w:hAnsi="Century Gothic" w:cs="Century Gothic"/>
-          <w:sz w:val="24"/>
-          <w:szCs w:val="24"/>
-        </w:rPr>
-        <w:t xml:space="preserve">de la) mismo(a) </w:t>
-      </w:r>
-      <w:r>
-        <w:rPr>
-          <w:rFonts w:ascii="Century Gothic" w:eastAsia="Century Gothic" w:hAnsi="Century Gothic" w:cs="Century Gothic"/>
-          <w:b/>
-          <w:bCs/>
-          <w:sz w:val="24"/>
-          <w:szCs w:val="24"/>
-        </w:rPr>
-        <w:t>COLABORADOR(A)</w:t>
-      </w:r>
-      <w:r>
-        <w:rPr>
-          <w:rFonts w:ascii="Century Gothic" w:eastAsia="Century Gothic" w:hAnsi="Century Gothic" w:cs="Century Gothic"/>
-          <w:sz w:val="24"/>
-          <w:szCs w:val="24"/>
-        </w:rPr>
-        <w:t xml:space="preserve">; y que el uso </w:t>
-      </w:r>
-      <w:proofErr w:type="gramStart"/>
-      <w:r>
-        <w:rPr>
-          <w:rFonts w:ascii="Century Gothic" w:eastAsia="Century Gothic" w:hAnsi="Century Gothic" w:cs="Century Gothic"/>
-          <w:sz w:val="24"/>
-          <w:szCs w:val="24"/>
-        </w:rPr>
-        <w:t>del mismo</w:t>
-      </w:r>
-      <w:proofErr w:type="gramEnd"/>
-      <w:r>
-        <w:rPr>
-          <w:rFonts w:ascii="Century Gothic" w:eastAsia="Century Gothic" w:hAnsi="Century Gothic" w:cs="Century Gothic"/>
-          <w:sz w:val="24"/>
-          <w:szCs w:val="24"/>
-        </w:rPr>
-        <w:t xml:space="preserve"> puede ser</w:t>
-      </w:r>
-      <w:r>
-        <w:rPr>
-          <w:rFonts w:ascii="Century Gothic" w:eastAsia="Century Gothic" w:hAnsi="Century Gothic" w:cs="Century Gothic"/>
-          <w:sz w:val="24"/>
-          <w:szCs w:val="24"/>
-        </w:rPr>
-        <w:t xml:space="preserve"> dado, únicamente, para los fines laborales pertinentes.</w:t>
-      </w:r>
-    </w:p>
-    <w:p>
-      <w:pPr>
-        <w:pBdr>
-          <w:top w:val="nil"/>
-          <w:left w:val="nil"/>
-          <w:bottom w:val="nil"/>
-          <w:right w:val="nil"/>
-          <w:between w:val="nil"/>
-        </w:pBdr>
-        <w:spacing w:after="0" w:line="240" w:lineRule="auto"/>
-        <w:jc w:val="both"/>
-        <w:rPr>
-          <w:rFonts w:ascii="Century Gothic" w:eastAsia="Century Gothic" w:hAnsi="Century Gothic" w:cs="Century Gothic"/>
-          <w:sz w:val="24"/>
-          <w:szCs w:val="24"/>
-        </w:rPr>
-      </w:pPr>
-    </w:p>
-    <w:p>
-      <w:pPr>
-        <w:pBdr>
-          <w:top w:val="nil"/>
-          <w:left w:val="nil"/>
-          <w:bottom w:val="nil"/>
-          <w:right w:val="nil"/>
-          <w:between w:val="nil"/>
-        </w:pBdr>
-        <w:spacing w:after="0" w:line="240" w:lineRule="auto"/>
-        <w:jc w:val="both"/>
-        <w:rPr>
-          <w:rFonts w:ascii="Century Gothic" w:eastAsia="Century Gothic" w:hAnsi="Century Gothic" w:cs="Century Gothic"/>
-          <w:color w:val="000000"/>
-          <w:sz w:val="24"/>
-          <w:szCs w:val="24"/>
-        </w:rPr>
-      </w:pPr>
-      <w:r>
-        <w:rPr>
-          <w:rFonts w:ascii="Century Gothic" w:eastAsia="Century Gothic" w:hAnsi="Century Gothic" w:cs="Century Gothic"/>
-          <w:b/>
-          <w:bCs/>
-          <w:color w:val="000000"/>
-          <w:sz w:val="24"/>
-          <w:szCs w:val="24"/>
-        </w:rPr>
-        <w:t xml:space="preserve">CLÁUSULA DECIMOSEGUNDA: ENTREGA DE REGLAMENTO INTERNO DE </w:t>
-      </w:r>
-      <w:proofErr w:type="gramStart"/>
-      <w:r>
-        <w:rPr>
-          <w:rFonts w:ascii="Century Gothic" w:eastAsia="Century Gothic" w:hAnsi="Century Gothic" w:cs="Century Gothic"/>
-          <w:b/>
-          <w:bCs/>
-          <w:color w:val="000000"/>
-          <w:sz w:val="24"/>
-          <w:szCs w:val="24"/>
-        </w:rPr>
-        <w:t>TRABAJO.-</w:t>
-      </w:r>
-      <w:proofErr w:type="gramEnd"/>
-      <w:r>
-        <w:rPr>
-          <w:rFonts w:ascii="Century Gothic" w:eastAsia="Century Gothic" w:hAnsi="Century Gothic" w:cs="Century Gothic"/>
-          <w:color w:val="000000"/>
-          <w:sz w:val="24"/>
-          <w:szCs w:val="24"/>
-        </w:rPr>
-        <w:t xml:space="preserve"> En el presente acto, la </w:t>
-      </w:r>
-      <w:r>
-        <w:rPr>
-          <w:rFonts w:ascii="Century Gothic" w:eastAsia="Century Gothic" w:hAnsi="Century Gothic" w:cs="Century Gothic"/>
-          <w:b/>
-          <w:bCs/>
-          <w:color w:val="000000"/>
-          <w:sz w:val="24"/>
-          <w:szCs w:val="24"/>
-        </w:rPr>
-        <w:t>EMPLEADORA</w:t>
-      </w:r>
-      <w:r>
-        <w:rPr>
-          <w:rFonts w:ascii="Century Gothic" w:eastAsia="Century Gothic" w:hAnsi="Century Gothic" w:cs="Century Gothic"/>
-          <w:color w:val="000000"/>
-          <w:sz w:val="24"/>
-          <w:szCs w:val="24"/>
-        </w:rPr>
-        <w:t xml:space="preserve"> hace la entrega y socialización pertinente </w:t>
-      </w:r>
-      <w:proofErr w:type="gramStart"/>
-      <w:r>
-        <w:rPr>
-          <w:rFonts w:ascii="Century Gothic" w:eastAsia="Century Gothic" w:hAnsi="Century Gothic" w:cs="Century Gothic"/>
-          <w:color w:val="000000"/>
-          <w:sz w:val="24"/>
-          <w:szCs w:val="24"/>
-        </w:rPr>
-        <w:t>al(</w:t>
-      </w:r>
-      <w:proofErr w:type="gramEnd"/>
-      <w:r>
-        <w:rPr>
-          <w:rFonts w:ascii="Century Gothic" w:eastAsia="Century Gothic" w:hAnsi="Century Gothic" w:cs="Century Gothic"/>
-          <w:color w:val="000000"/>
-          <w:sz w:val="24"/>
-          <w:szCs w:val="24"/>
-        </w:rPr>
-        <w:t xml:space="preserve">a la) </w:t>
-      </w:r>
-      <w:r>
-        <w:rPr>
-          <w:rFonts w:ascii="Century Gothic" w:eastAsia="Century Gothic" w:hAnsi="Century Gothic" w:cs="Century Gothic"/>
-          <w:b/>
-          <w:bCs/>
-          <w:color w:val="000000"/>
-          <w:sz w:val="24"/>
-          <w:szCs w:val="24"/>
-        </w:rPr>
-        <w:t>TRABAJADOR(A)</w:t>
-      </w:r>
-      <w:r>
-        <w:rPr>
-          <w:rFonts w:ascii="Century Gothic" w:eastAsia="Century Gothic" w:hAnsi="Century Gothic" w:cs="Century Gothic"/>
-          <w:color w:val="000000"/>
-          <w:sz w:val="24"/>
-          <w:szCs w:val="24"/>
-        </w:rPr>
-        <w:t xml:space="preserve"> del </w:t>
-      </w:r>
-      <w:r>
-        <w:rPr>
-          <w:rFonts w:ascii="Century Gothic" w:eastAsia="Century Gothic" w:hAnsi="Century Gothic" w:cs="Century Gothic"/>
-          <w:b/>
-          <w:bCs/>
-          <w:color w:val="000000"/>
-          <w:sz w:val="24"/>
-          <w:szCs w:val="24"/>
-        </w:rPr>
-        <w:t>REGLAMENTO INTERNO DE TRABAJO</w:t>
-      </w:r>
-      <w:r>
-        <w:rPr>
-          <w:rFonts w:ascii="Century Gothic" w:eastAsia="Century Gothic" w:hAnsi="Century Gothic" w:cs="Century Gothic"/>
-          <w:color w:val="000000"/>
-          <w:sz w:val="24"/>
-          <w:szCs w:val="24"/>
-        </w:rPr>
-        <w:t xml:space="preserve"> debidamente aprobado y/o registrado por la DIRECCIÓN REGIONAL DE TRABAJO Y SERVICIO PÚBLICO DE GUAYAQUIL, con que cuente dicha </w:t>
-      </w:r>
-      <w:r>
-        <w:rPr>
-          <w:rFonts w:ascii="Century Gothic" w:eastAsia="Century Gothic" w:hAnsi="Century Gothic" w:cs="Century Gothic"/>
-          <w:b/>
-          <w:bCs/>
-          <w:color w:val="000000"/>
-          <w:sz w:val="24"/>
-          <w:szCs w:val="24"/>
-        </w:rPr>
-        <w:t>EMPRESA</w:t>
-      </w:r>
-      <w:r>
-        <w:rPr>
-          <w:rFonts w:ascii="Century Gothic" w:eastAsia="Century Gothic" w:hAnsi="Century Gothic" w:cs="Century Gothic"/>
-          <w:color w:val="000000"/>
-          <w:sz w:val="24"/>
-          <w:szCs w:val="24"/>
-        </w:rPr>
-        <w:t>.</w:t>
-      </w:r>
-    </w:p>
-    <w:p>
-      <w:pPr>
-        <w:pBdr>
-          <w:top w:val="nil"/>
-          <w:left w:val="nil"/>
-          <w:bottom w:val="nil"/>
-          <w:right w:val="nil"/>
-          <w:between w:val="nil"/>
-        </w:pBdr>
-        <w:spacing w:after="0" w:line="240" w:lineRule="auto"/>
-        <w:rPr>
-          <w:rFonts w:ascii="Century Gothic" w:eastAsia="Century Gothic" w:hAnsi="Century Gothic" w:cs="Century Gothic"/>
-          <w:color w:val="000000"/>
-          <w:sz w:val="24"/>
-          <w:szCs w:val="24"/>
-        </w:rPr>
-      </w:pPr>
-    </w:p>
-    <w:p>
-      <w:pPr>
-        <w:pBdr>
-          <w:top w:val="nil"/>
-          <w:left w:val="nil"/>
-          <w:bottom w:val="nil"/>
-          <w:right w:val="nil"/>
-          <w:between w:val="nil"/>
-        </w:pBdr>
-        <w:spacing w:after="0" w:line="240" w:lineRule="auto"/>
-        <w:jc w:val="both"/>
-        <w:rPr>
-          <w:rFonts w:ascii="Century Gothic" w:eastAsia="Century Gothic" w:hAnsi="Century Gothic" w:cs="Century Gothic"/>
-          <w:color w:val="000000"/>
-          <w:sz w:val="24"/>
-          <w:szCs w:val="24"/>
-        </w:rPr>
-      </w:pPr>
-      <w:r>
-        <w:rPr>
-          <w:rFonts w:ascii="Century Gothic" w:eastAsia="Century Gothic" w:hAnsi="Century Gothic" w:cs="Century Gothic"/>
-          <w:color w:val="000000"/>
-          <w:sz w:val="24"/>
-          <w:szCs w:val="24"/>
-        </w:rPr>
-        <w:t xml:space="preserve">Por su parte el(la) </w:t>
-      </w:r>
-      <w:r>
-        <w:rPr>
-          <w:rFonts w:ascii="Century Gothic" w:eastAsia="Century Gothic" w:hAnsi="Century Gothic" w:cs="Century Gothic"/>
-          <w:b/>
-          <w:bCs/>
-          <w:color w:val="000000"/>
-          <w:sz w:val="24"/>
-          <w:szCs w:val="24"/>
-        </w:rPr>
-        <w:t>EMPLEADA(A)</w:t>
-      </w:r>
-      <w:r>
-        <w:rPr>
-          <w:rFonts w:ascii="Century Gothic" w:eastAsia="Century Gothic" w:hAnsi="Century Gothic" w:cs="Century Gothic"/>
-          <w:color w:val="000000"/>
-          <w:sz w:val="24"/>
-          <w:szCs w:val="24"/>
-        </w:rPr>
-        <w:t xml:space="preserve"> declara haber recibido un ejemplar del referido reglamento interno de trabajo, y reconoce que el mismo ha sido debidamente socializado por la </w:t>
-      </w:r>
-      <w:r>
-        <w:rPr>
-          <w:rFonts w:ascii="Century Gothic" w:eastAsia="Century Gothic" w:hAnsi="Century Gothic" w:cs="Century Gothic"/>
-          <w:b/>
-          <w:bCs/>
-          <w:color w:val="000000"/>
-          <w:sz w:val="24"/>
-          <w:szCs w:val="24"/>
-        </w:rPr>
-        <w:t>CONTRATANTE</w:t>
-      </w:r>
-      <w:r>
-        <w:rPr>
-          <w:rFonts w:ascii="Century Gothic" w:eastAsia="Century Gothic" w:hAnsi="Century Gothic" w:cs="Century Gothic"/>
-          <w:color w:val="000000"/>
-          <w:sz w:val="24"/>
-          <w:szCs w:val="24"/>
-        </w:rPr>
         <w:t>, a la firma del presente instrumento.</w:t>
       </w:r>
     </w:p>
@@ -5525,21 +4826,8 @@
           <w:sz w:val="24"/>
           <w:szCs w:val="24"/>
         </w:rPr>
-        <w:t xml:space="preserve">CLÁUSULA DECIMOTERCERA: </w:t>
-      </w:r>
-      <w:proofErr w:type="gramStart"/>
-      <w:r>
-        <w:rPr>
-          <w:rFonts w:ascii="Century Gothic" w:eastAsia="Century Gothic" w:hAnsi="Century Gothic" w:cs="Century Gothic"/>
-          <w:b/>
-          <w:bCs/>
-          <w:color w:val="000000"/>
-          <w:sz w:val="24"/>
-          <w:szCs w:val="24"/>
-        </w:rPr>
-        <w:t>CONTROVERSIAS.-</w:t>
-      </w:r>
-      <w:proofErr w:type="gramEnd"/>
+        <w:t>CLÁUSULA DECIMOTERCERA: CONTROVERSIAS.-</w:t>
+      </w:r>
       <w:r>
         <w:rPr>
           <w:rFonts w:ascii="Century Gothic" w:eastAsia="Century Gothic" w:hAnsi="Century Gothic" w:cs="Century Gothic"/>
@@ -5555,7 +4843,15 @@
           <w:sz w:val="24"/>
           <w:szCs w:val="24"/>
         </w:rPr>
-        <w:t>cantón {</w:t>
+        <w:t xml:space="preserve">cantón </w:t>
+      </w:r>
+      <w:r>
+        <w:rPr>
+          <w:rFonts w:ascii="Century Gothic" w:eastAsia="Century Gothic" w:hAnsi="Century Gothic" w:cs="Century Gothic"/>
+          <w:sz w:val="24"/>
+          <w:szCs w:val="24"/>
+        </w:rPr>
+        <w:t>{</w:t>
       </w:r>
       <w:proofErr w:type="spellStart"/>
       <w:r>
@@ -5666,21 +4962,8 @@
           <w:sz w:val="24"/>
           <w:szCs w:val="24"/>
         </w:rPr>
-        <w:t xml:space="preserve">CLÁUSULA DECIMOCUARTA: </w:t>
-      </w:r>
-      <w:proofErr w:type="gramStart"/>
-      <w:r>
-        <w:rPr>
-          <w:rFonts w:ascii="Century Gothic" w:eastAsia="Century Gothic" w:hAnsi="Century Gothic" w:cs="Century Gothic"/>
-          <w:b/>
-          <w:bCs/>
-          <w:color w:val="000000"/>
-          <w:sz w:val="24"/>
-          <w:szCs w:val="24"/>
-        </w:rPr>
-        <w:t>ACEPTACIÓN.-</w:t>
-      </w:r>
-      <w:proofErr w:type="gramEnd"/>
+        <w:t>CLÁUSULA DECIMOCUARTA: ACEPTACIÓN.-</w:t>
+      </w:r>
       <w:r>
         <w:rPr>
           <w:rFonts w:ascii="Century Gothic" w:eastAsia="Century Gothic" w:hAnsi="Century Gothic" w:cs="Century Gothic"/>
@@ -5690,6 +4973,25 @@
         </w:rPr>
         <w:t xml:space="preserve"> Las partes declaran que aceptan el contenido íntegro de todas y cada una de las cláusulas precedentes; por lo que, para constancia de su aceptación, suscriben el presente instrumento en dos ejemplares de igual tenor, para su debido registro ante la Inspectoría de Trabajo correspondiente, y/o mediante el procedimiento legalmente vigente o establecido.</w:t>
       </w:r>
+    </w:p>
+    <w:p>
+      <w:pPr>
+        <w:pBdr>
+          <w:top w:val="nil"/>
+          <w:left w:val="nil"/>
+          <w:bottom w:val="nil"/>
+          <w:right w:val="nil"/>
+          <w:between w:val="nil"/>
+        </w:pBdr>
+        <w:spacing w:after="0" w:line="240" w:lineRule="auto"/>
+        <w:jc w:val="both"/>
+        <w:rPr>
+          <w:rFonts w:ascii="Century Gothic" w:eastAsia="Century Gothic" w:hAnsi="Century Gothic" w:cs="Century Gothic"/>
+          <w:color w:val="000000"/>
+          <w:sz w:val="24"/>
+          <w:szCs w:val="24"/>
+        </w:rPr>
+      </w:pPr>
     </w:p>
     <w:p>
       <w:pPr>
@@ -5837,7 +5139,31 @@
           <w:szCs w:val="24"/>
           <w:lang w:val="en-US"/>
         </w:rPr>
-        <w:t>{name_worker}</w:t>
+        <w:t>{</w:t>
+      </w:r>
+      <w:proofErr w:type="spellStart"/>
+      <w:r>
+        <w:rPr>
+          <w:rFonts w:ascii="Century Gothic" w:eastAsia="Century Gothic" w:hAnsi="Century Gothic" w:cs="Century Gothic"/>
+          <w:b/>
+          <w:bCs/>
+          <w:sz w:val="24"/>
+          <w:szCs w:val="24"/>
+          <w:lang w:val="en-US"/>
+        </w:rPr>
+        <w:t>name_worker</w:t>
+      </w:r>
+      <w:proofErr w:type="spellEnd"/>
+      <w:r>
+        <w:rPr>
+          <w:rFonts w:ascii="Century Gothic" w:eastAsia="Century Gothic" w:hAnsi="Century Gothic" w:cs="Century Gothic"/>
+          <w:b/>
+          <w:bCs/>
+          <w:sz w:val="24"/>
+          <w:szCs w:val="24"/>
+          <w:lang w:val="en-US"/>
+        </w:rPr>
+        <w:t>}</w:t>
       </w:r>
     </w:p>
     <w:p>
@@ -5911,7 +5237,31 @@
           <w:szCs w:val="24"/>
           <w:lang w:val="en-US"/>
         </w:rPr>
-        <w:t>{id_worker}</w:t>
+        <w:t>{</w:t>
+      </w:r>
+      <w:proofErr w:type="spellStart"/>
+      <w:r>
+        <w:rPr>
+          <w:rFonts w:ascii="Century Gothic" w:eastAsia="Century Gothic" w:hAnsi="Century Gothic" w:cs="Century Gothic"/>
+          <w:b/>
+          <w:bCs/>
+          <w:sz w:val="24"/>
+          <w:szCs w:val="24"/>
+          <w:lang w:val="en-US"/>
+        </w:rPr>
+        <w:t>id_worker</w:t>
+      </w:r>
+      <w:proofErr w:type="spellEnd"/>
+      <w:r>
+        <w:rPr>
+          <w:rFonts w:ascii="Century Gothic" w:eastAsia="Century Gothic" w:hAnsi="Century Gothic" w:cs="Century Gothic"/>
+          <w:b/>
+          <w:bCs/>
+          <w:sz w:val="24"/>
+          <w:szCs w:val="24"/>
+          <w:lang w:val="en-US"/>
+        </w:rPr>
+        <w:t>}</w:t>
       </w:r>
     </w:p>
     <w:p>
@@ -6106,12 +5456,27 @@
       <w:spacing w:after="0" w:line="240" w:lineRule="auto"/>
       <w:rPr>
         <w:rFonts w:ascii="Century Gothic" w:eastAsia="Century Gothic" w:hAnsi="Century Gothic" w:cs="Century Gothic"/>
+        <w:color w:val="000000"/>
+      </w:rPr>
+    </w:pPr>
+  </w:p>
+  <w:p>
+    <w:pPr>
+      <w:pBdr>
+        <w:top w:val="nil"/>
+        <w:left w:val="nil"/>
+        <w:bottom w:val="nil"/>
+        <w:right w:val="nil"/>
+        <w:between w:val="nil"/>
+      </w:pBdr>
+      <w:spacing w:after="0" w:line="240" w:lineRule="auto"/>
+      <w:rPr>
+        <w:rFonts w:ascii="Century Gothic" w:eastAsia="Century Gothic" w:hAnsi="Century Gothic" w:cs="Century Gothic"/>
         <w:b/>
         <w:bCs/>
         <w:color w:val="000000"/>
       </w:rPr>
     </w:pPr>
-    <w:proofErr w:type="gramStart"/>
     <w:r>
       <w:rPr>
         <w:rFonts w:ascii="Century Gothic" w:eastAsia="Century Gothic" w:hAnsi="Century Gothic" w:cs="Century Gothic"/>
@@ -6119,17 +5484,7 @@
         <w:bCs/>
         <w:color w:val="000000"/>
       </w:rPr>
-      <w:t>f)_</w:t>
-    </w:r>
-    <w:proofErr w:type="gramEnd"/>
-    <w:r>
-      <w:rPr>
-        <w:rFonts w:ascii="Century Gothic" w:eastAsia="Century Gothic" w:hAnsi="Century Gothic" w:cs="Century Gothic"/>
-        <w:b/>
-        <w:bCs/>
-        <w:color w:val="000000"/>
-      </w:rPr>
-      <w:t>_______________________</w:t>
+      <w:t>f)________________________</w:t>
     </w:r>
     <w:r>
       <w:rPr>
@@ -6174,27 +5529,7 @@
         <w:color w:val="000000"/>
       </w:rPr>
       <w:tab/>
-      <w:t xml:space="preserve">        </w:t>
-    </w:r>
-    <w:proofErr w:type="gramStart"/>
-    <w:r>
-      <w:rPr>
-        <w:rFonts w:ascii="Century Gothic" w:eastAsia="Century Gothic" w:hAnsi="Century Gothic" w:cs="Century Gothic"/>
-        <w:b/>
-        <w:bCs/>
-        <w:color w:val="000000"/>
-      </w:rPr>
-      <w:t>f)_</w:t>
-    </w:r>
-    <w:proofErr w:type="gramEnd"/>
-    <w:r>
-      <w:rPr>
-        <w:rFonts w:ascii="Century Gothic" w:eastAsia="Century Gothic" w:hAnsi="Century Gothic" w:cs="Century Gothic"/>
-        <w:b/>
-        <w:bCs/>
-        <w:color w:val="000000"/>
-      </w:rPr>
-      <w:t>________________________</w:t>
+      <w:t xml:space="preserve">        f)_________________________</w:t>
     </w:r>
   </w:p>
   <w:p>
@@ -6382,9 +5717,9 @@
 <file path=word/numbering.xml><?xml version="1.0" encoding="utf-8"?>
 <w:numbering xmlns:wpc="http://schemas.microsoft.com/office/word/2010/wordprocessingCanvas" xmlns:cx="http://schemas.microsoft.com/office/drawing/2014/chartex" xmlns:cx1="http://schemas.microsoft.com/office/drawing/2015/9/8/chartex" xmlns:cx2="http://schemas.microsoft.com/office/drawing/2015/10/21/chartex" xmlns:cx3="http://schemas.microsoft.com/office/drawing/2016/5/9/chartex" xmlns:cx4="http://schemas.microsoft.com/office/drawing/2016/5/10/chartex" xmlns:cx5="http://schemas.microsoft.com/office/drawing/2016/5/11/chartex" xmlns:cx6="http://schemas.microsoft.com/office/drawing/2016/5/12/chartex" xmlns:cx7="http://schemas.microsoft.com/office/drawing/2016/5/13/chartex" xmlns:cx8="http://schemas.microsoft.com/office/drawing/2016/5/14/chartex" xmlns:mc="http://schemas.openxmlformats.org/markup-compatibility/2006" xmlns:aink="http://schemas.microsoft.com/office/drawing/2016/ink" xmlns:am3d="http://schemas.microsoft.com/office/drawing/2017/model3d" xmlns:o="urn:schemas-microsoft-com:office:office" xmlns:oel="http://schemas.microsoft.com/office/2019/extlst" xmlns:r="http://schemas.openxmlformats.org/officeDocument/2006/relationships" xmlns:m="http://schemas.openxmlformats.org/officeDocument/2006/math" xmlns:v="urn:schemas-microsoft-com:vml" xmlns:wp14="http://schemas.microsoft.com/office/word/2010/wordprocessingDrawing" xmlns:wp="http://schemas.openxmlformats.org/drawingml/2006/wordprocessingDrawing" xmlns:w10="urn:schemas-microsoft-com:office:word" xmlns:w="http://schemas.openxmlformats.org/wordprocessingml/2006/main" xmlns:w14="http://schemas.microsoft.com/office/word/2010/wordml" xmlns:w15="http://schemas.microsoft.com/office/word/2012/wordml" xmlns:w16cex="http://schemas.microsoft.com/office/word/2018/wordml/cex" xmlns:w16cid="http://schemas.microsoft.com/office/word/2016/wordml/cid" xmlns:w16="http://schemas.microsoft.com/office/word/2018/wordml" xmlns:w16du="http://schemas.microsoft.com/office/word/2023/wordml/word16du" xmlns:w16sdtdh="http://schemas.microsoft.com/office/word/2020/wordml/sdtdatahash" xmlns:w16sdtfl="http://schemas.microsoft.com/office/word/2024/wordml/sdtformatlock" xmlns:w16se="http://schemas.microsoft.com/office/word/2015/wordml/symex" xmlns:wpg="http://schemas.microsoft.com/office/word/2010/wordprocessingGroup" xmlns:wpi="http://schemas.microsoft.com/office/word/2010/wordprocessingInk" xmlns:wne="http://schemas.microsoft.com/office/word/2006/wordml" xmlns:wps="http://schemas.microsoft.com/office/word/2010/wordprocessingShape" mc:Ignorable="w14 w15 w16se w16cid w16 w16cex w16sdtdh w16sdtfl w16du wp14">
   <w:abstractNum w:abstractNumId="0" w15:restartNumberingAfterBreak="0">
-    <w:nsid w:val="0EE76040"/>
+    <w:nsid w:val="41232A62"/>
     <w:multiLevelType w:val="multilevel"/>
-    <w:tmpl w:val="A044FF54"/>
+    <w:tmpl w:val="BA76DC36"/>
     <w:lvl w:ilvl="0">
       <w:start w:val="1"/>
       <w:numFmt w:val="lowerLetter"/>
@@ -6472,22 +5807,22 @@
     </w:lvl>
   </w:abstractNum>
   <w:abstractNum w:abstractNumId="1" w15:restartNumberingAfterBreak="0">
-    <w:nsid w:val="66D544CA"/>
-    <w:multiLevelType w:val="multilevel"/>
-    <w:tmpl w:val="86C25A96"/>
-    <w:lvl w:ilvl="0">
+    <w:nsid w:val="678D5F21"/>
+    <w:multiLevelType w:val="hybridMultilevel"/>
+    <w:tmpl w:val="9CAAD302"/>
+    <w:lvl w:ilvl="0" w:tplc="04090001">
       <w:start w:val="1"/>
       <w:numFmt w:val="bullet"/>
-      <w:lvlText w:val="●"/>
+      <w:lvlText w:val=""/>
       <w:lvlJc w:val="left"/>
       <w:pPr>
         <w:ind w:left="720" w:hanging="360"/>
       </w:pPr>
       <w:rPr>
-        <w:rFonts w:ascii="Noto Sans Symbols" w:eastAsia="Noto Sans Symbols" w:hAnsi="Noto Sans Symbols" w:cs="Noto Sans Symbols"/>
+        <w:rFonts w:ascii="Symbol" w:hAnsi="Symbol" w:hint="default"/>
       </w:rPr>
     </w:lvl>
-    <w:lvl w:ilvl="1">
+    <w:lvl w:ilvl="1" w:tplc="04090003" w:tentative="1">
       <w:start w:val="1"/>
       <w:numFmt w:val="bullet"/>
       <w:lvlText w:val="o"/>
@@ -6496,34 +5831,34 @@
         <w:ind w:left="1440" w:hanging="360"/>
       </w:pPr>
       <w:rPr>
-        <w:rFonts w:ascii="Courier New" w:eastAsia="Courier New" w:hAnsi="Courier New" w:cs="Courier New"/>
+        <w:rFonts w:ascii="Courier New" w:hAnsi="Courier New" w:cs="Courier New" w:hint="default"/>
       </w:rPr>
     </w:lvl>
-    <w:lvl w:ilvl="2">
+    <w:lvl w:ilvl="2" w:tplc="04090005" w:tentative="1">
       <w:start w:val="1"/>
       <w:numFmt w:val="bullet"/>
-      <w:lvlText w:val="▪"/>
+      <w:lvlText w:val=""/>
       <w:lvlJc w:val="left"/>
       <w:pPr>
         <w:ind w:left="2160" w:hanging="360"/>
       </w:pPr>
       <w:rPr>
-        <w:rFonts w:ascii="Noto Sans Symbols" w:eastAsia="Noto Sans Symbols" w:hAnsi="Noto Sans Symbols" w:cs="Noto Sans Symbols"/>
+        <w:rFonts w:ascii="Wingdings" w:hAnsi="Wingdings" w:hint="default"/>
       </w:rPr>
     </w:lvl>
-    <w:lvl w:ilvl="3">
+    <w:lvl w:ilvl="3" w:tplc="04090001" w:tentative="1">
       <w:start w:val="1"/>
       <w:numFmt w:val="bullet"/>
-      <w:lvlText w:val="●"/>
+      <w:lvlText w:val=""/>
       <w:lvlJc w:val="left"/>
       <w:pPr>
         <w:ind w:left="2880" w:hanging="360"/>
       </w:pPr>
       <w:rPr>
-        <w:rFonts w:ascii="Noto Sans Symbols" w:eastAsia="Noto Sans Symbols" w:hAnsi="Noto Sans Symbols" w:cs="Noto Sans Symbols"/>
+        <w:rFonts w:ascii="Symbol" w:hAnsi="Symbol" w:hint="default"/>
       </w:rPr>
     </w:lvl>
-    <w:lvl w:ilvl="4">
+    <w:lvl w:ilvl="4" w:tplc="04090003" w:tentative="1">
       <w:start w:val="1"/>
       <w:numFmt w:val="bullet"/>
       <w:lvlText w:val="o"/>
@@ -6532,34 +5867,34 @@
         <w:ind w:left="3600" w:hanging="360"/>
       </w:pPr>
       <w:rPr>
-        <w:rFonts w:ascii="Courier New" w:eastAsia="Courier New" w:hAnsi="Courier New" w:cs="Courier New"/>
+        <w:rFonts w:ascii="Courier New" w:hAnsi="Courier New" w:cs="Courier New" w:hint="default"/>
       </w:rPr>
     </w:lvl>
-    <w:lvl w:ilvl="5">
+    <w:lvl w:ilvl="5" w:tplc="04090005" w:tentative="1">
       <w:start w:val="1"/>
       <w:numFmt w:val="bullet"/>
-      <w:lvlText w:val="▪"/>
+      <w:lvlText w:val=""/>
       <w:lvlJc w:val="left"/>
       <w:pPr>
         <w:ind w:left="4320" w:hanging="360"/>
       </w:pPr>
       <w:rPr>
-        <w:rFonts w:ascii="Noto Sans Symbols" w:eastAsia="Noto Sans Symbols" w:hAnsi="Noto Sans Symbols" w:cs="Noto Sans Symbols"/>
+        <w:rFonts w:ascii="Wingdings" w:hAnsi="Wingdings" w:hint="default"/>
       </w:rPr>
     </w:lvl>
-    <w:lvl w:ilvl="6">
+    <w:lvl w:ilvl="6" w:tplc="04090001" w:tentative="1">
       <w:start w:val="1"/>
       <w:numFmt w:val="bullet"/>
-      <w:lvlText w:val="●"/>
+      <w:lvlText w:val=""/>
       <w:lvlJc w:val="left"/>
       <w:pPr>
         <w:ind w:left="5040" w:hanging="360"/>
       </w:pPr>
       <w:rPr>
-        <w:rFonts w:ascii="Noto Sans Symbols" w:eastAsia="Noto Sans Symbols" w:hAnsi="Noto Sans Symbols" w:cs="Noto Sans Symbols"/>
+        <w:rFonts w:ascii="Symbol" w:hAnsi="Symbol" w:hint="default"/>
       </w:rPr>
     </w:lvl>
-    <w:lvl w:ilvl="7">
+    <w:lvl w:ilvl="7" w:tplc="04090003" w:tentative="1">
       <w:start w:val="1"/>
       <w:numFmt w:val="bullet"/>
       <w:lvlText w:val="o"/>
@@ -6568,26 +5903,26 @@
         <w:ind w:left="5760" w:hanging="360"/>
       </w:pPr>
       <w:rPr>
-        <w:rFonts w:ascii="Courier New" w:eastAsia="Courier New" w:hAnsi="Courier New" w:cs="Courier New"/>
+        <w:rFonts w:ascii="Courier New" w:hAnsi="Courier New" w:cs="Courier New" w:hint="default"/>
       </w:rPr>
     </w:lvl>
-    <w:lvl w:ilvl="8">
+    <w:lvl w:ilvl="8" w:tplc="04090005" w:tentative="1">
       <w:start w:val="1"/>
       <w:numFmt w:val="bullet"/>
-      <w:lvlText w:val="▪"/>
+      <w:lvlText w:val=""/>
       <w:lvlJc w:val="left"/>
       <w:pPr>
         <w:ind w:left="6480" w:hanging="360"/>
       </w:pPr>
       <w:rPr>
-        <w:rFonts w:ascii="Noto Sans Symbols" w:eastAsia="Noto Sans Symbols" w:hAnsi="Noto Sans Symbols" w:cs="Noto Sans Symbols"/>
+        <w:rFonts w:ascii="Wingdings" w:hAnsi="Wingdings" w:hint="default"/>
       </w:rPr>
     </w:lvl>
   </w:abstractNum>
-  <w:num w:numId="1" w16cid:durableId="1693917385">
+  <w:num w:numId="1" w16cid:durableId="560990012">
     <w:abstractNumId w:val="0"/>
   </w:num>
-  <w:num w:numId="2" w16cid:durableId="338506969">
+  <w:num w:numId="2" w16cid:durableId="439178431">
     <w:abstractNumId w:val="1"/>
   </w:num>
 </w:numbering>
@@ -7170,6 +6505,149 @@
       <w:szCs w:val="72"/>
     </w:rPr>
   </w:style>
+  <w:style w:type="table" w:customStyle="1" w:styleId="TableNormal1">
+    <w:name w:val="TableNormal"/>
+    <w:tblPr>
+      <w:tblCellMar>
+        <w:top w:w="100" w:type="dxa"/>
+        <w:left w:w="100" w:type="dxa"/>
+        <w:bottom w:w="100" w:type="dxa"/>
+        <w:right w:w="100" w:type="dxa"/>
+      </w:tblCellMar>
+    </w:tblPr>
+  </w:style>
+  <w:style w:type="table" w:customStyle="1" w:styleId="TableNormal2">
+    <w:name w:val="TableNormal"/>
+    <w:tblPr>
+      <w:tblCellMar>
+        <w:top w:w="100" w:type="dxa"/>
+        <w:left w:w="100" w:type="dxa"/>
+        <w:bottom w:w="100" w:type="dxa"/>
+        <w:right w:w="100" w:type="dxa"/>
+      </w:tblCellMar>
+    </w:tblPr>
+  </w:style>
+  <w:style w:type="table" w:customStyle="1" w:styleId="TableNormal3">
+    <w:name w:val="TableNormal"/>
+    <w:tblPr>
+      <w:tblCellMar>
+        <w:top w:w="100" w:type="dxa"/>
+        <w:left w:w="100" w:type="dxa"/>
+        <w:bottom w:w="100" w:type="dxa"/>
+        <w:right w:w="100" w:type="dxa"/>
+      </w:tblCellMar>
+    </w:tblPr>
+  </w:style>
+  <w:style w:type="table" w:customStyle="1" w:styleId="TableNormal4">
+    <w:name w:val="TableNormal"/>
+    <w:tblPr>
+      <w:tblCellMar>
+        <w:top w:w="100" w:type="dxa"/>
+        <w:left w:w="100" w:type="dxa"/>
+        <w:bottom w:w="100" w:type="dxa"/>
+        <w:right w:w="100" w:type="dxa"/>
+      </w:tblCellMar>
+    </w:tblPr>
+  </w:style>
+  <w:style w:type="table" w:customStyle="1" w:styleId="TableNormal5">
+    <w:name w:val="TableNormal"/>
+    <w:tblPr>
+      <w:tblCellMar>
+        <w:top w:w="100" w:type="dxa"/>
+        <w:left w:w="100" w:type="dxa"/>
+        <w:bottom w:w="100" w:type="dxa"/>
+        <w:right w:w="100" w:type="dxa"/>
+      </w:tblCellMar>
+    </w:tblPr>
+  </w:style>
+  <w:style w:type="table" w:customStyle="1" w:styleId="TableNormal6">
+    <w:name w:val="TableNormal"/>
+    <w:tblPr>
+      <w:tblCellMar>
+        <w:top w:w="100" w:type="dxa"/>
+        <w:left w:w="100" w:type="dxa"/>
+        <w:bottom w:w="100" w:type="dxa"/>
+        <w:right w:w="100" w:type="dxa"/>
+      </w:tblCellMar>
+    </w:tblPr>
+  </w:style>
+  <w:style w:type="table" w:customStyle="1" w:styleId="TableNormal7">
+    <w:name w:val="TableNormal"/>
+    <w:tblPr>
+      <w:tblCellMar>
+        <w:top w:w="0" w:type="dxa"/>
+        <w:left w:w="0" w:type="dxa"/>
+        <w:bottom w:w="0" w:type="dxa"/>
+        <w:right w:w="0" w:type="dxa"/>
+      </w:tblCellMar>
+    </w:tblPr>
+  </w:style>
+  <w:style w:type="table" w:customStyle="1" w:styleId="TableNormal8">
+    <w:name w:val="TableNormal"/>
+    <w:tblPr>
+      <w:tblCellMar>
+        <w:top w:w="0" w:type="dxa"/>
+        <w:left w:w="0" w:type="dxa"/>
+        <w:bottom w:w="0" w:type="dxa"/>
+        <w:right w:w="0" w:type="dxa"/>
+      </w:tblCellMar>
+    </w:tblPr>
+  </w:style>
+  <w:style w:type="table" w:customStyle="1" w:styleId="TableNormal9">
+    <w:name w:val="TableNormal"/>
+    <w:tblPr>
+      <w:tblCellMar>
+        <w:top w:w="0" w:type="dxa"/>
+        <w:left w:w="0" w:type="dxa"/>
+        <w:bottom w:w="0" w:type="dxa"/>
+        <w:right w:w="0" w:type="dxa"/>
+      </w:tblCellMar>
+    </w:tblPr>
+  </w:style>
+  <w:style w:type="paragraph" w:styleId="Header">
+    <w:name w:val="header"/>
+    <w:basedOn w:val="Normal"/>
+    <w:link w:val="HeaderChar"/>
+    <w:uiPriority w:val="99"/>
+    <w:unhideWhenUsed/>
+    <w:rsid w:val="009C2D09"/>
+    <w:pPr>
+      <w:tabs>
+        <w:tab w:val="center" w:pos="4680"/>
+        <w:tab w:val="right" w:pos="9360"/>
+      </w:tabs>
+      <w:spacing w:after="0" w:line="240" w:lineRule="auto"/>
+    </w:pPr>
+  </w:style>
+  <w:style w:type="character" w:customStyle="1" w:styleId="HeaderChar">
+    <w:name w:val="Header Char"/>
+    <w:basedOn w:val="DefaultParagraphFont"/>
+    <w:link w:val="Header"/>
+    <w:uiPriority w:val="99"/>
+    <w:rsid w:val="009C2D09"/>
+  </w:style>
+  <w:style w:type="paragraph" w:styleId="Footer">
+    <w:name w:val="footer"/>
+    <w:basedOn w:val="Normal"/>
+    <w:link w:val="FooterChar"/>
+    <w:uiPriority w:val="99"/>
+    <w:unhideWhenUsed/>
+    <w:rsid w:val="009C2D09"/>
+    <w:pPr>
+      <w:tabs>
+        <w:tab w:val="center" w:pos="4680"/>
+        <w:tab w:val="right" w:pos="9360"/>
+      </w:tabs>
+      <w:spacing w:after="0" w:line="240" w:lineRule="auto"/>
+    </w:pPr>
+  </w:style>
+  <w:style w:type="character" w:customStyle="1" w:styleId="FooterChar">
+    <w:name w:val="Footer Char"/>
+    <w:basedOn w:val="DefaultParagraphFont"/>
+    <w:link w:val="Footer"/>
+    <w:uiPriority w:val="99"/>
+    <w:rsid w:val="009C2D09"/>
+  </w:style>
   <w:style w:type="paragraph" w:styleId="Subtitle">
     <w:name w:val="Subtitle"/>
     <w:basedOn w:val="Normal"/>
@@ -7189,6 +6667,17 @@
       <w:sz w:val="48"/>
       <w:szCs w:val="48"/>
     </w:rPr>
+  </w:style>
+  <w:style w:type="paragraph" w:styleId="ListParagraph">
+    <w:name w:val="List Paragraph"/>
+    <w:basedOn w:val="Normal"/>
+    <w:uiPriority w:val="34"/>
+    <w:qFormat/>
+    <w:rsid w:val="001923D7"/>
+    <w:pPr>
+      <w:ind w:left="720"/>
+      <w:contextualSpacing/>
+    </w:pPr>
   </w:style>
 </w:styles>
 </file>
@@ -7515,7 +7004,7 @@
 
 <file path=customXml/item1.xml><?xml version="1.0" encoding="utf-8"?>
 <go:gDocsCustomXmlDataStorage xmlns:go="http://customooxmlschemas.google.com/" xmlns:r="http://schemas.openxmlformats.org/officeDocument/2006/relationships" uri="GoogleDocsCustomDataVersion2">
-  <go:docsCustomData xmlns:go="http://customooxmlschemas.google.com/" roundtripDataSignature="AMtx7mh79Uv0QKKwM3eyfWBhlzA4HOU7NQ==">CgMxLjAyCWguMzBqMHpsbDIJaC4xZm9iOXRlMghoLmdqZGd4czgAciExODdIXzFFRFctZ0Z1OUU0X3JwNlFuSWFhZmlPclF4d3Q=</go:docsCustomData>
+  <go:docsCustomData xmlns:go="http://customooxmlschemas.google.com/" roundtripDataSignature="AMtx7misYqxuC5epmX+S/GNaxa590uIwjA==">CgMxLjAyCWguMzBqMHpsbDIJaC4xZm9iOXRlMghoLmdqZGd4czgAciExQ1BjMXBLR09zRHZyTzFMVEdHdTRoQkxiazJvNE5UdFI=</go:docsCustomData>
 </go:gDocsCustomXmlDataStorage>
 </file>
 
